--- a/docs/backlogs/AnarBib-Backlog-2026-05-24-v16.docx
+++ b/docs/backlogs/AnarBib-Backlog-2026-05-24-v16.docx
@@ -6,9 +6,6 @@
       <w:pPr>
         <w:spacing w:before="1800" w:after="200"/>
         <w:jc w:val="center"/>
-        <w:rPr>
-          <w:lang w:val="en-US"/>
-        </w:rPr>
       </w:pPr>
       <w:r>
         <w:rPr>
@@ -17,7 +14,6 @@
           <w:color w:val="1E40AF"/>
           <w:sz w:val="64"/>
           <w:szCs w:val="64"/>
-          <w:lang w:val="en-US"/>
         </w:rPr>
         <w:t>AnarBib</w:t>
       </w:r>
@@ -26,16 +22,12 @@
       <w:pPr>
         <w:spacing w:after="120"/>
         <w:jc w:val="center"/>
-        <w:rPr>
-          <w:lang w:val="en-US"/>
-        </w:rPr>
       </w:pPr>
       <w:r>
         <w:rPr>
           <w:color w:val="4B5563"/>
           <w:sz w:val="36"/>
           <w:szCs w:val="36"/>
-          <w:lang w:val="en-US"/>
         </w:rPr>
         <w:t>Backlog technique v16</w:t>
       </w:r>
@@ -44,9 +36,6 @@
       <w:pPr>
         <w:spacing w:after="400"/>
         <w:jc w:val="center"/>
-        <w:rPr>
-          <w:lang w:val="en-US"/>
-        </w:rPr>
       </w:pPr>
       <w:r>
         <w:rPr>
@@ -55,7 +44,6 @@
           <w:color w:val="6B7280"/>
           <w:sz w:val="24"/>
           <w:szCs w:val="24"/>
-          <w:lang w:val="en-US"/>
         </w:rPr>
         <w:t>Version française</w:t>
       </w:r>
@@ -76,79 +64,6 @@
           <w:lang w:val="pt-BR"/>
         </w:rPr>
         <w:t>24/05/2026</w:t>
-      </w:r>
-    </w:p>
-    <w:p>
-      <w:pPr>
-        <w:spacing w:before="600" w:after="60"/>
-        <w:jc w:val="center"/>
-        <w:rPr>
-          <w:lang w:val="pt-BR"/>
-        </w:rPr>
-      </w:pPr>
-      <w:r>
-        <w:rPr>
-          <w:b/>
-          <w:bCs/>
-          <w:lang w:val="pt-BR"/>
-        </w:rPr>
-        <w:t>Document trilingue — Français · English · Português (Brasil)</w:t>
-      </w:r>
-    </w:p>
-    <w:p>
-      <w:pPr>
-        <w:spacing w:after="60"/>
-        <w:jc w:val="center"/>
-      </w:pPr>
-      <w:r>
-        <w:rPr>
-          <w:i/>
-          <w:iCs/>
-          <w:color w:val="6B7280"/>
-          <w:sz w:val="19"/>
-          <w:szCs w:val="19"/>
-        </w:rPr>
-        <w:t>Les trois versions sont identiques. La version française fait foi.</w:t>
-      </w:r>
-    </w:p>
-    <w:p>
-      <w:pPr>
-        <w:spacing w:after="60"/>
-        <w:jc w:val="center"/>
-        <w:rPr>
-          <w:lang w:val="en-US"/>
-        </w:rPr>
-      </w:pPr>
-      <w:r>
-        <w:rPr>
-          <w:i/>
-          <w:iCs/>
-          <w:color w:val="6B7280"/>
-          <w:sz w:val="19"/>
-          <w:szCs w:val="19"/>
-          <w:lang w:val="en-US"/>
-        </w:rPr>
-        <w:t>The three versions are identical. The French version is authoritative.</w:t>
-      </w:r>
-    </w:p>
-    <w:p>
-      <w:pPr>
-        <w:spacing w:after="60"/>
-        <w:jc w:val="center"/>
-        <w:rPr>
-          <w:lang w:val="pt-BR"/>
-        </w:rPr>
-      </w:pPr>
-      <w:r>
-        <w:rPr>
-          <w:i/>
-          <w:iCs/>
-          <w:color w:val="6B7280"/>
-          <w:sz w:val="19"/>
-          <w:szCs w:val="19"/>
-          <w:lang w:val="pt-BR"/>
-        </w:rPr>
-        <w:t>As três versões são idênticas. A versão francesa faz fé.</w:t>
       </w:r>
     </w:p>
     <w:p>
@@ -346,7 +261,9 @@
         <w:spacing w:after="120" w:line="276" w:lineRule="auto"/>
       </w:pPr>
       <w:r>
-        <w:t>Deuxième apport : les dix fonctionnalités compte lecteur du Cahier de chantier réutilisable rédigé avec la Bibliothèque de Dunkerque sont regroupées sous un méga-item #CL « chantier compte lecteur », décliné en dix sous-items #CL.1 à #CL.10. Le méga-item porte un score unique et une fiche-cadre ; les sous-items en reprennent la priorisation déjà faite par le cahier. Ce regroupement traduit la nature réelle du travail : conta.html doit devenir un poste d'observation personnel sur le catalogue vivant, ce qui est un chantier cohérent et non dix tâches éparses.</w:t>
+        <w:t xml:space="preserve">Deuxième apport : les dix fonctionnalités compte lecteur du Cahier de chantier réutilisable rédigé avec la Bibliothèque de Dunkerque sont regroupées sous un méga-item #CL « chantier compte lecteur », décliné en dix sous-items #CL.1 à #CL.10. Le méga-item porte un score unique et une fiche-cadre ; les sous-items en reprennent </w:t>
+        <w:lastRenderedPageBreak/>
+        <w:t>la priorisation déjà faite par le cahier. Ce regroupement traduit la nature réelle du travail : conta.html doit devenir un poste d'observation personnel sur le catalogue vivant, ce qui est un chantier cohérent et non dix tâches éparses.</w:t>
       </w:r>
     </w:p>
     <w:p>
@@ -370,9 +287,7 @@
         <w:spacing w:after="120" w:line="276" w:lineRule="auto"/>
       </w:pPr>
       <w:r>
-        <w:t xml:space="preserve">Le backlog v16 compte 89 lignes au tableau de la section C, dont l'item-chantier #BIBLIO et le méga-item #CL. Le v16 corrige d'abord une incohérence du v15 : ce dernier annonçait 80 lignes alors que son tableau en comptait 82, et quatre items datés du 24/05 — #E2E-infra, #DOC1, #DOC2, #DOC3 — figuraient dans les fiches détaillées sans avoir été portés au tableau ni aux décomptes. Le v16 remet ce décompte d'aplomb : ces quatre items sont désormais inscrits au tableau. À cette base réconciliée de 86 lignes s'ajoutent trois lignes : #TASKS (le module des tâches, désormais livré et inscrit comme résolu — il était annoncé dans le v15 mais absent de son tableau), #ACCOUNT-migration (chantier validation physique + migration de compte) et #TASKS-invitation-groupée (évolution de l'onglet des tâches internes). Aucune ligne ne sort : les items résolus restent au tableau, gardés pour mémoire. </w:t>
-        <w:lastRenderedPageBreak/>
-        <w:t xml:space="preserve">Le méga-item #CL se décline toujours en 10 sous-items #CL.1 à #CL.10 détaillés en section D. En ajoutant ces 10 sous-items au décompte, on obtient 99 unités de travail recensées. Les nouvelles lignes #TASKS, #ACCOUNT-migration et #TASKS-invitation-groupée sont insérées à leur rang de score dans le tableau.</w:t>
+        <w:t>Le backlog v16 compte 83 lignes au tableau de la section C, dont l'item-chantier #BIBLIO et le méga-item #CL. Le v16 a d'abord corrigé une incohérence du v15 : ce dernier annonçait 80 lignes alors que son tableau en comptait 82, et quatre items datés du 24/05 — #E2E-infra, #DOC1, #DOC2, #DOC3 — figuraient dans les fiches détaillées sans avoir été portés au tableau ni aux décomptes. Le v16 a remis ce décompte d'aplomb : ces quatre items ont été inscrits au tableau. Mise à jour du 24/05 (chantier partenaires de correspondance) : six lignes #ILL-lifecycle, #ILL-archive, #ILL-reports, #ILL-overdue, #ILL-rpc-anon et #ILL-digital sont sorties du tableau, absorbées comme sous-points de l'unique ligne-chantier #ILL ; une ligne #PARTNERS y est entrée, le chantier des partenaires de correspondance étant livré le 24/05. Le tableau passe ainsi de 88 lignes effectives à 83. Le méga-item #CL se décline toujours en 10 sous-items #CL.1 à #CL.10 détaillés en section D. En ajoutant ces 10 sous-items au décompte, on obtient 93 unités de travail recensées. Hors les six sous-items #ILL absorbés, aucune ligne ne sort : les items résolus restent au tableau, gardés pour mémoire.</w:t>
       </w:r>
     </w:p>
     <w:p>
@@ -434,7 +349,7 @@
           <w:bCs/>
           <w:color w:val="1E40AF"/>
         </w:rPr>
-        <w:t>Moyenne (12-14) : 17 items</w:t>
+        <w:t>Moyenne (12-14) : 15 items</w:t>
       </w:r>
     </w:p>
     <w:p>
@@ -450,7 +365,7 @@
         <w:rPr>
           <w:color w:val="6B7280"/>
         </w:rPr>
-        <w:t>Hygiène / dette (8-11) : 25 items</w:t>
+        <w:t>Hygiène / dette (8-11) : 22 items</w:t>
       </w:r>
     </w:p>
     <w:p>
@@ -466,7 +381,7 @@
         <w:rPr>
           <w:color w:val="6B7280"/>
         </w:rPr>
-        <w:t>Nice-to-have (≤ 7) : 35 items</w:t>
+        <w:t>Nice-to-have (≤ 7) : 34 items</w:t>
       </w:r>
     </w:p>
     <w:p>
@@ -526,7 +441,7 @@
         <w:spacing w:after="60" w:line="276" w:lineRule="auto"/>
       </w:pPr>
       <w:r>
-        <w:t>PEB / interbibliothèques : 7 items</w:t>
+        <w:t>PEB / interbibliothèques : 1 item (#ILL, chantier unique ; 6 sous-travaux livrés, 3 ouverts en sous-points)</w:t>
       </w:r>
     </w:p>
     <w:p>
@@ -604,6 +519,7 @@
         <w:spacing w:after="60" w:line="276" w:lineRule="auto"/>
       </w:pPr>
       <w:r>
+        <w:lastRenderedPageBreak/>
         <w:t>UX : 5 items</w:t>
       </w:r>
     </w:p>
@@ -812,7 +728,7 @@
         <w:spacing w:after="60" w:line="276" w:lineRule="auto"/>
       </w:pPr>
       <w:r>
-        <w:t>Réseau : 1 item</w:t>
+        <w:t>Réseau : 2 items (#64 ; #PARTNERS, partenaires de correspondance, livré)</w:t>
       </w:r>
     </w:p>
     <w:p>
@@ -833,7 +749,6 @@
         <w:pStyle w:val="Titre1"/>
       </w:pPr>
       <w:r>
-        <w:lastRenderedPageBreak/>
         <w:t>B. Convention de scoring et estimation</w:t>
       </w:r>
     </w:p>
@@ -970,20 +885,14 @@
         <w:tblLook w:val="04A0" w:firstRow="1" w:lastRow="0" w:firstColumn="1" w:lastColumn="0" w:noHBand="0" w:noVBand="1"/>
       </w:tblPr>
       <w:tblGrid>
-        <w:gridCol w:w="843"/>
-        <w:gridCol w:w="1298"/>
-        <w:gridCol w:w="3671"/>
-        <w:gridCol w:w="620"/>
-        <w:gridCol w:w="1694"/>
-        <w:gridCol w:w="1634"/>
+        <w:gridCol w:w="1022"/>
+        <w:gridCol w:w="1296"/>
+        <w:gridCol w:w="3591"/>
+        <w:gridCol w:w="617"/>
+        <w:gridCol w:w="1648"/>
+        <w:gridCol w:w="1586"/>
       </w:tblGrid>
       <w:tr>
-        <w:tblPrEx>
-          <w:tblCellMar>
-            <w:top w:w="0" w:type="dxa"/>
-            <w:bottom w:w="0" w:type="dxa"/>
-          </w:tblCellMar>
-        </w:tblPrEx>
         <w:trPr>
           <w:tblHeader/>
         </w:trPr>
@@ -1178,12 +1087,6 @@
         </w:tc>
       </w:tr>
       <w:tr>
-        <w:tblPrEx>
-          <w:tblCellMar>
-            <w:top w:w="0" w:type="dxa"/>
-            <w:bottom w:w="0" w:type="dxa"/>
-          </w:tblCellMar>
-        </w:tblPrEx>
         <w:tc>
           <w:tcPr>
             <w:tcW w:w="820" w:type="dxa"/>
@@ -1324,10 +1227,16 @@
             <w:vAlign w:val="center"/>
           </w:tcPr>
           <w:p>
+            <w:pPr>
+              <w:rPr>
+                <w:lang w:val="pt-BR"/>
+              </w:rPr>
+            </w:pPr>
             <w:r>
               <w:rPr>
                 <w:sz w:val="16"/>
                 <w:szCs w:val="16"/>
+                <w:lang w:val="pt-BR"/>
               </w:rPr>
               <w:t>Livré — chantier criar-conta clos (P1-P8)</w:t>
             </w:r>
@@ -1363,12 +1272,6 @@
         </w:tc>
       </w:tr>
       <w:tr>
-        <w:tblPrEx>
-          <w:tblCellMar>
-            <w:top w:w="0" w:type="dxa"/>
-            <w:bottom w:w="0" w:type="dxa"/>
-          </w:tblCellMar>
-        </w:tblPrEx>
         <w:tc>
           <w:tcPr>
             <w:tcW w:w="820" w:type="dxa"/>
@@ -1548,12 +1451,6 @@
         </w:tc>
       </w:tr>
       <w:tr>
-        <w:tblPrEx>
-          <w:tblCellMar>
-            <w:top w:w="0" w:type="dxa"/>
-            <w:bottom w:w="0" w:type="dxa"/>
-          </w:tblCellMar>
-        </w:tblPrEx>
         <w:tc>
           <w:tcPr>
             <w:tcW w:w="820" w:type="dxa"/>
@@ -1733,12 +1630,6 @@
         </w:tc>
       </w:tr>
       <w:tr>
-        <w:tblPrEx>
-          <w:tblCellMar>
-            <w:top w:w="0" w:type="dxa"/>
-            <w:bottom w:w="0" w:type="dxa"/>
-          </w:tblCellMar>
-        </w:tblPrEx>
         <w:tc>
           <w:tcPr>
             <w:tcW w:w="820" w:type="dxa"/>
@@ -1918,12 +1809,6 @@
         </w:tc>
       </w:tr>
       <w:tr>
-        <w:tblPrEx>
-          <w:tblCellMar>
-            <w:top w:w="0" w:type="dxa"/>
-            <w:bottom w:w="0" w:type="dxa"/>
-          </w:tblCellMar>
-        </w:tblPrEx>
         <w:tc>
           <w:tcPr>
             <w:tcW w:w="820" w:type="dxa"/>
@@ -2103,12 +1988,6 @@
         </w:tc>
       </w:tr>
       <w:tr>
-        <w:tblPrEx>
-          <w:tblCellMar>
-            <w:top w:w="0" w:type="dxa"/>
-            <w:bottom w:w="0" w:type="dxa"/>
-          </w:tblCellMar>
-        </w:tblPrEx>
         <w:tc>
           <w:tcPr>
             <w:tcW w:w="820" w:type="dxa"/>
@@ -2288,12 +2167,6 @@
         </w:tc>
       </w:tr>
       <w:tr>
-        <w:tblPrEx>
-          <w:tblCellMar>
-            <w:top w:w="0" w:type="dxa"/>
-            <w:bottom w:w="0" w:type="dxa"/>
-          </w:tblCellMar>
-        </w:tblPrEx>
         <w:tc>
           <w:tcPr>
             <w:tcW w:w="820" w:type="dxa"/>
@@ -2473,12 +2346,6 @@
         </w:tc>
       </w:tr>
       <w:tr>
-        <w:tblPrEx>
-          <w:tblCellMar>
-            <w:top w:w="0" w:type="dxa"/>
-            <w:bottom w:w="0" w:type="dxa"/>
-          </w:tblCellMar>
-        </w:tblPrEx>
         <w:tc>
           <w:tcPr>
             <w:tcW w:w="820" w:type="dxa"/>
@@ -2658,12 +2525,6 @@
         </w:tc>
       </w:tr>
       <w:tr>
-        <w:tblPrEx>
-          <w:tblCellMar>
-            <w:top w:w="0" w:type="dxa"/>
-            <w:bottom w:w="0" w:type="dxa"/>
-          </w:tblCellMar>
-        </w:tblPrEx>
         <w:tc>
           <w:tcPr>
             <w:tcW w:w="820" w:type="dxa"/>
@@ -2843,12 +2704,6 @@
         </w:tc>
       </w:tr>
       <w:tr>
-        <w:tblPrEx>
-          <w:tblCellMar>
-            <w:top w:w="0" w:type="dxa"/>
-            <w:bottom w:w="0" w:type="dxa"/>
-          </w:tblCellMar>
-        </w:tblPrEx>
         <w:tc>
           <w:tcPr>
             <w:tcW w:w="820" w:type="dxa"/>
@@ -3028,12 +2883,6 @@
         </w:tc>
       </w:tr>
       <w:tr>
-        <w:tblPrEx>
-          <w:tblCellMar>
-            <w:top w:w="0" w:type="dxa"/>
-            <w:bottom w:w="0" w:type="dxa"/>
-          </w:tblCellMar>
-        </w:tblPrEx>
         <w:tc>
           <w:tcPr>
             <w:tcW w:w="820" w:type="dxa"/>
@@ -3219,12 +3068,6 @@
         </w:tc>
       </w:tr>
       <w:tr>
-        <w:tblPrEx>
-          <w:tblCellMar>
-            <w:top w:w="0" w:type="dxa"/>
-            <w:bottom w:w="0" w:type="dxa"/>
-          </w:tblCellMar>
-        </w:tblPrEx>
         <w:tc>
           <w:tcPr>
             <w:tcW w:w="820" w:type="dxa"/>
@@ -3396,12 +3239,6 @@
         </w:tc>
       </w:tr>
       <w:tr>
-        <w:tblPrEx>
-          <w:tblCellMar>
-            <w:top w:w="0" w:type="dxa"/>
-            <w:bottom w:w="0" w:type="dxa"/>
-          </w:tblCellMar>
-        </w:tblPrEx>
         <w:tc>
           <w:tcPr>
             <w:tcW w:w="820" w:type="dxa"/>
@@ -3587,12 +3424,6 @@
         </w:tc>
       </w:tr>
       <w:tr>
-        <w:tblPrEx>
-          <w:tblCellMar>
-            <w:top w:w="0" w:type="dxa"/>
-            <w:bottom w:w="0" w:type="dxa"/>
-          </w:tblCellMar>
-        </w:tblPrEx>
         <w:tc>
           <w:tcPr>
             <w:tcW w:w="820" w:type="dxa"/>
@@ -3772,12 +3603,6 @@
         </w:tc>
       </w:tr>
       <w:tr>
-        <w:tblPrEx>
-          <w:tblCellMar>
-            <w:top w:w="0" w:type="dxa"/>
-            <w:bottom w:w="0" w:type="dxa"/>
-          </w:tblCellMar>
-        </w:tblPrEx>
         <w:tc>
           <w:tcPr>
             <w:tcW w:w="820" w:type="dxa"/>
@@ -3957,12 +3782,6 @@
         </w:tc>
       </w:tr>
       <w:tr>
-        <w:tblPrEx>
-          <w:tblCellMar>
-            <w:top w:w="0" w:type="dxa"/>
-            <w:bottom w:w="0" w:type="dxa"/>
-          </w:tblCellMar>
-        </w:tblPrEx>
         <w:tc>
           <w:tcPr>
             <w:tcW w:w="820" w:type="dxa"/>
@@ -4041,16 +3860,10 @@
             <w:vAlign w:val="center"/>
           </w:tcPr>
           <w:p>
-            <w:pPr>
-              <w:rPr>
-                <w:lang w:val="en-US"/>
-              </w:rPr>
-            </w:pPr>
-            <w:r>
-              <w:rPr>
-                <w:sz w:val="17"/>
-                <w:szCs w:val="17"/>
-                <w:lang w:val="en-US"/>
+            <w:r>
+              <w:rPr>
+                <w:sz w:val="17"/>
+                <w:szCs w:val="17"/>
               </w:rPr>
               <w:t>Chantier validation physique + migration de compte (2 specs cadrées, paire ordonnée)</w:t>
             </w:r>
@@ -4148,12 +3961,6 @@
         </w:tc>
       </w:tr>
       <w:tr>
-        <w:tblPrEx>
-          <w:tblCellMar>
-            <w:top w:w="0" w:type="dxa"/>
-            <w:bottom w:w="0" w:type="dxa"/>
-          </w:tblCellMar>
-        </w:tblPrEx>
         <w:tc>
           <w:tcPr>
             <w:tcW w:w="820" w:type="dxa"/>
@@ -4333,12 +4140,6 @@
         </w:tc>
       </w:tr>
       <w:tr>
-        <w:tblPrEx>
-          <w:tblCellMar>
-            <w:top w:w="0" w:type="dxa"/>
-            <w:bottom w:w="0" w:type="dxa"/>
-          </w:tblCellMar>
-        </w:tblPrEx>
         <w:tc>
           <w:tcPr>
             <w:tcW w:w="820" w:type="dxa"/>
@@ -4518,189 +4319,6 @@
         </w:tc>
       </w:tr>
       <w:tr>
-        <w:tblPrEx>
-          <w:tblCellMar>
-            <w:top w:w="0" w:type="dxa"/>
-            <w:bottom w:w="0" w:type="dxa"/>
-          </w:tblCellMar>
-        </w:tblPrEx>
-        <w:tc>
-          <w:tcPr>
-            <w:tcW w:w="820" w:type="dxa"/>
-            <w:tcBorders>
-              <w:top w:val="single" w:sz="1" w:space="0" w:color="D1D5DB"/>
-              <w:left w:val="single" w:sz="1" w:space="0" w:color="D1D5DB"/>
-              <w:bottom w:val="single" w:sz="1" w:space="0" w:color="D1D5DB"/>
-              <w:right w:val="single" w:sz="1" w:space="0" w:color="D1D5DB"/>
-            </w:tcBorders>
-            <w:shd w:val="clear" w:color="auto" w:fill="FCE7E7"/>
-            <w:tcMar>
-              <w:top w:w="60" w:type="dxa"/>
-              <w:left w:w="90" w:type="dxa"/>
-              <w:bottom w:w="60" w:type="dxa"/>
-              <w:right w:w="90" w:type="dxa"/>
-            </w:tcMar>
-            <w:vAlign w:val="center"/>
-          </w:tcPr>
-          <w:p>
-            <w:r>
-              <w:rPr>
-                <w:b/>
-                <w:sz w:val="17"/>
-                <w:szCs w:val="17"/>
-              </w:rPr>
-              <w:t>#ILL-lifecycle</w:t>
-            </w:r>
-          </w:p>
-        </w:tc>
-        <w:tc>
-          <w:tcPr>
-            <w:tcW w:w="1300" w:type="dxa"/>
-            <w:tcBorders>
-              <w:top w:val="single" w:sz="1" w:space="0" w:color="D1D5DB"/>
-              <w:left w:val="single" w:sz="1" w:space="0" w:color="D1D5DB"/>
-              <w:bottom w:val="single" w:sz="1" w:space="0" w:color="D1D5DB"/>
-              <w:right w:val="single" w:sz="1" w:space="0" w:color="D1D5DB"/>
-            </w:tcBorders>
-            <w:shd w:val="clear" w:color="auto" w:fill="FCE7E7"/>
-            <w:tcMar>
-              <w:top w:w="60" w:type="dxa"/>
-              <w:left w:w="90" w:type="dxa"/>
-              <w:bottom w:w="60" w:type="dxa"/>
-              <w:right w:w="90" w:type="dxa"/>
-            </w:tcMar>
-            <w:vAlign w:val="center"/>
-          </w:tcPr>
-          <w:p>
-            <w:r>
-              <w:rPr>
-                <w:sz w:val="17"/>
-                <w:szCs w:val="17"/>
-              </w:rPr>
-              <w:t>PEB</w:t>
-            </w:r>
-          </w:p>
-        </w:tc>
-        <w:tc>
-          <w:tcPr>
-            <w:tcW w:w="3680" w:type="dxa"/>
-            <w:tcBorders>
-              <w:top w:val="single" w:sz="1" w:space="0" w:color="D1D5DB"/>
-              <w:left w:val="single" w:sz="1" w:space="0" w:color="D1D5DB"/>
-              <w:bottom w:val="single" w:sz="1" w:space="0" w:color="D1D5DB"/>
-              <w:right w:val="single" w:sz="1" w:space="0" w:color="D1D5DB"/>
-            </w:tcBorders>
-            <w:shd w:val="clear" w:color="auto" w:fill="FCE7E7"/>
-            <w:tcMar>
-              <w:top w:w="60" w:type="dxa"/>
-              <w:left w:w="90" w:type="dxa"/>
-              <w:bottom w:w="60" w:type="dxa"/>
-              <w:right w:w="90" w:type="dxa"/>
-            </w:tcMar>
-            <w:vAlign w:val="center"/>
-          </w:tcPr>
-          <w:p>
-            <w:r>
-              <w:rPr>
-                <w:sz w:val="17"/>
-                <w:szCs w:val="17"/>
-              </w:rPr>
-              <w:t>Verrouiller la machine à états du prêt interbibliothèques</w:t>
-            </w:r>
-          </w:p>
-        </w:tc>
-        <w:tc>
-          <w:tcPr>
-            <w:tcW w:w="620" w:type="dxa"/>
-            <w:tcBorders>
-              <w:top w:val="single" w:sz="1" w:space="0" w:color="D1D5DB"/>
-              <w:left w:val="single" w:sz="1" w:space="0" w:color="D1D5DB"/>
-              <w:bottom w:val="single" w:sz="1" w:space="0" w:color="D1D5DB"/>
-              <w:right w:val="single" w:sz="1" w:space="0" w:color="D1D5DB"/>
-            </w:tcBorders>
-            <w:shd w:val="clear" w:color="auto" w:fill="FCE7E7"/>
-            <w:tcMar>
-              <w:top w:w="60" w:type="dxa"/>
-              <w:left w:w="90" w:type="dxa"/>
-              <w:bottom w:w="60" w:type="dxa"/>
-              <w:right w:w="90" w:type="dxa"/>
-            </w:tcMar>
-            <w:vAlign w:val="center"/>
-          </w:tcPr>
-          <w:p>
-            <w:r>
-              <w:rPr>
-                <w:sz w:val="17"/>
-                <w:szCs w:val="17"/>
-              </w:rPr>
-              <w:t>13</w:t>
-            </w:r>
-          </w:p>
-        </w:tc>
-        <w:tc>
-          <w:tcPr>
-            <w:tcW w:w="1700" w:type="dxa"/>
-            <w:tcBorders>
-              <w:top w:val="single" w:sz="1" w:space="0" w:color="D1D5DB"/>
-              <w:left w:val="single" w:sz="1" w:space="0" w:color="D1D5DB"/>
-              <w:bottom w:val="single" w:sz="1" w:space="0" w:color="D1D5DB"/>
-              <w:right w:val="single" w:sz="1" w:space="0" w:color="D1D5DB"/>
-            </w:tcBorders>
-            <w:shd w:val="clear" w:color="auto" w:fill="FCE7E7"/>
-            <w:tcMar>
-              <w:top w:w="60" w:type="dxa"/>
-              <w:left w:w="90" w:type="dxa"/>
-              <w:bottom w:w="60" w:type="dxa"/>
-              <w:right w:w="90" w:type="dxa"/>
-            </w:tcMar>
-            <w:vAlign w:val="center"/>
-          </w:tcPr>
-          <w:p>
-            <w:r>
-              <w:rPr>
-                <w:sz w:val="17"/>
-                <w:szCs w:val="17"/>
-              </w:rPr>
-              <w:t>2-3 sessions — spec + migration + frontend</w:t>
-            </w:r>
-          </w:p>
-        </w:tc>
-        <w:tc>
-          <w:tcPr>
-            <w:tcW w:w="1640" w:type="dxa"/>
-            <w:tcBorders>
-              <w:top w:val="single" w:sz="1" w:space="0" w:color="D1D5DB"/>
-              <w:left w:val="single" w:sz="1" w:space="0" w:color="D1D5DB"/>
-              <w:bottom w:val="single" w:sz="1" w:space="0" w:color="D1D5DB"/>
-              <w:right w:val="single" w:sz="1" w:space="0" w:color="D1D5DB"/>
-            </w:tcBorders>
-            <w:shd w:val="clear" w:color="auto" w:fill="FCE7E7"/>
-            <w:tcMar>
-              <w:top w:w="60" w:type="dxa"/>
-              <w:left w:w="90" w:type="dxa"/>
-              <w:bottom w:w="60" w:type="dxa"/>
-              <w:right w:w="90" w:type="dxa"/>
-            </w:tcMar>
-            <w:vAlign w:val="center"/>
-          </w:tcPr>
-          <w:p>
-            <w:r>
-              <w:rPr>
-                <w:sz w:val="17"/>
-                <w:szCs w:val="17"/>
-              </w:rPr>
-              <w:t>🟡 CADRÉ — à implémenter</w:t>
-            </w:r>
-          </w:p>
-        </w:tc>
-      </w:tr>
-      <w:tr>
-        <w:tblPrEx>
-          <w:tblCellMar>
-            <w:top w:w="0" w:type="dxa"/>
-            <w:bottom w:w="0" w:type="dxa"/>
-          </w:tblCellMar>
-        </w:tblPrEx>
         <w:tc>
           <w:tcPr>
             <w:tcW w:w="820" w:type="dxa"/>
@@ -4728,6 +4346,7 @@
                 <w:sz w:val="17"/>
                 <w:szCs w:val="17"/>
               </w:rPr>
+              <w:lastRenderedPageBreak/>
               <w:t>#TASKS</w:t>
             </w:r>
           </w:p>
@@ -4779,16 +4398,10 @@
             <w:vAlign w:val="center"/>
           </w:tcPr>
           <w:p>
-            <w:pPr>
-              <w:rPr>
-                <w:lang w:val="en-US"/>
-              </w:rPr>
-            </w:pPr>
-            <w:r>
-              <w:rPr>
-                <w:sz w:val="17"/>
-                <w:szCs w:val="17"/>
-                <w:lang w:val="en-US"/>
+            <w:r>
+              <w:rPr>
+                <w:sz w:val="17"/>
+                <w:szCs w:val="17"/>
               </w:rPr>
               <w:t>Module des tâches de la bibliothèque — tâches, modèles récurrents, catalogue de suggestions</w:t>
             </w:r>
@@ -4886,12 +4499,6 @@
         </w:tc>
       </w:tr>
       <w:tr>
-        <w:tblPrEx>
-          <w:tblCellMar>
-            <w:top w:w="0" w:type="dxa"/>
-            <w:bottom w:w="0" w:type="dxa"/>
-          </w:tblCellMar>
-        </w:tblPrEx>
         <w:tc>
           <w:tcPr>
             <w:tcW w:w="820" w:type="dxa"/>
@@ -4970,16 +4577,10 @@
             <w:vAlign w:val="center"/>
           </w:tcPr>
           <w:p>
-            <w:pPr>
-              <w:rPr>
-                <w:lang w:val="en-US"/>
-              </w:rPr>
-            </w:pPr>
-            <w:r>
-              <w:rPr>
-                <w:sz w:val="17"/>
-                <w:szCs w:val="17"/>
-                <w:lang w:val="en-US"/>
+            <w:r>
+              <w:rPr>
+                <w:sz w:val="17"/>
+                <w:szCs w:val="17"/>
               </w:rPr>
               <w:t>Mettre en place l’infrastructure de tests E2E (prérequis de #31/#32)</w:t>
             </w:r>
@@ -5077,12 +4678,6 @@
         </w:tc>
       </w:tr>
       <w:tr>
-        <w:tblPrEx>
-          <w:tblCellMar>
-            <w:top w:w="0" w:type="dxa"/>
-            <w:bottom w:w="0" w:type="dxa"/>
-          </w:tblCellMar>
-        </w:tblPrEx>
         <w:tc>
           <w:tcPr>
             <w:tcW w:w="820" w:type="dxa"/>
@@ -5262,12 +4857,6 @@
         </w:tc>
       </w:tr>
       <w:tr>
-        <w:tblPrEx>
-          <w:tblCellMar>
-            <w:top w:w="0" w:type="dxa"/>
-            <w:bottom w:w="0" w:type="dxa"/>
-          </w:tblCellMar>
-        </w:tblPrEx>
         <w:tc>
           <w:tcPr>
             <w:tcW w:w="820" w:type="dxa"/>
@@ -5453,12 +5042,6 @@
         </w:tc>
       </w:tr>
       <w:tr>
-        <w:tblPrEx>
-          <w:tblCellMar>
-            <w:top w:w="0" w:type="dxa"/>
-            <w:bottom w:w="0" w:type="dxa"/>
-          </w:tblCellMar>
-        </w:tblPrEx>
         <w:tc>
           <w:tcPr>
             <w:tcW w:w="820" w:type="dxa"/>
@@ -5638,12 +5221,6 @@
         </w:tc>
       </w:tr>
       <w:tr>
-        <w:tblPrEx>
-          <w:tblCellMar>
-            <w:top w:w="0" w:type="dxa"/>
-            <w:bottom w:w="0" w:type="dxa"/>
-          </w:tblCellMar>
-        </w:tblPrEx>
         <w:tc>
           <w:tcPr>
             <w:tcW w:w="820" w:type="dxa"/>
@@ -5823,12 +5400,6 @@
         </w:tc>
       </w:tr>
       <w:tr>
-        <w:tblPrEx>
-          <w:tblCellMar>
-            <w:top w:w="0" w:type="dxa"/>
-            <w:bottom w:w="0" w:type="dxa"/>
-          </w:tblCellMar>
-        </w:tblPrEx>
         <w:tc>
           <w:tcPr>
             <w:tcW w:w="820" w:type="dxa"/>
@@ -6008,12 +5579,6 @@
         </w:tc>
       </w:tr>
       <w:tr>
-        <w:tblPrEx>
-          <w:tblCellMar>
-            <w:top w:w="0" w:type="dxa"/>
-            <w:bottom w:w="0" w:type="dxa"/>
-          </w:tblCellMar>
-        </w:tblPrEx>
         <w:tc>
           <w:tcPr>
             <w:tcW w:w="820" w:type="dxa"/>
@@ -6193,12 +5758,6 @@
         </w:tc>
       </w:tr>
       <w:tr>
-        <w:tblPrEx>
-          <w:tblCellMar>
-            <w:top w:w="0" w:type="dxa"/>
-            <w:bottom w:w="0" w:type="dxa"/>
-          </w:tblCellMar>
-        </w:tblPrEx>
         <w:tc>
           <w:tcPr>
             <w:tcW w:w="820" w:type="dxa"/>
@@ -6378,189 +5937,6 @@
         </w:tc>
       </w:tr>
       <w:tr>
-        <w:tblPrEx>
-          <w:tblCellMar>
-            <w:top w:w="0" w:type="dxa"/>
-            <w:bottom w:w="0" w:type="dxa"/>
-          </w:tblCellMar>
-        </w:tblPrEx>
-        <w:tc>
-          <w:tcPr>
-            <w:tcW w:w="820" w:type="dxa"/>
-            <w:tcBorders>
-              <w:top w:val="single" w:sz="1" w:space="0" w:color="D1D5DB"/>
-              <w:left w:val="single" w:sz="1" w:space="0" w:color="D1D5DB"/>
-              <w:bottom w:val="single" w:sz="1" w:space="0" w:color="D1D5DB"/>
-              <w:right w:val="single" w:sz="1" w:space="0" w:color="D1D5DB"/>
-            </w:tcBorders>
-            <w:shd w:val="clear" w:color="auto" w:fill="FCE7E7"/>
-            <w:tcMar>
-              <w:top w:w="60" w:type="dxa"/>
-              <w:left w:w="90" w:type="dxa"/>
-              <w:bottom w:w="60" w:type="dxa"/>
-              <w:right w:w="90" w:type="dxa"/>
-            </w:tcMar>
-            <w:vAlign w:val="center"/>
-          </w:tcPr>
-          <w:p>
-            <w:r>
-              <w:rPr>
-                <w:b/>
-                <w:sz w:val="17"/>
-                <w:szCs w:val="17"/>
-              </w:rPr>
-              <w:t>#ILL-archive</w:t>
-            </w:r>
-          </w:p>
-        </w:tc>
-        <w:tc>
-          <w:tcPr>
-            <w:tcW w:w="1300" w:type="dxa"/>
-            <w:tcBorders>
-              <w:top w:val="single" w:sz="1" w:space="0" w:color="D1D5DB"/>
-              <w:left w:val="single" w:sz="1" w:space="0" w:color="D1D5DB"/>
-              <w:bottom w:val="single" w:sz="1" w:space="0" w:color="D1D5DB"/>
-              <w:right w:val="single" w:sz="1" w:space="0" w:color="D1D5DB"/>
-            </w:tcBorders>
-            <w:shd w:val="clear" w:color="auto" w:fill="FCE7E7"/>
-            <w:tcMar>
-              <w:top w:w="60" w:type="dxa"/>
-              <w:left w:w="90" w:type="dxa"/>
-              <w:bottom w:w="60" w:type="dxa"/>
-              <w:right w:w="90" w:type="dxa"/>
-            </w:tcMar>
-            <w:vAlign w:val="center"/>
-          </w:tcPr>
-          <w:p>
-            <w:r>
-              <w:rPr>
-                <w:sz w:val="17"/>
-                <w:szCs w:val="17"/>
-              </w:rPr>
-              <w:t>PEB</w:t>
-            </w:r>
-          </w:p>
-        </w:tc>
-        <w:tc>
-          <w:tcPr>
-            <w:tcW w:w="3680" w:type="dxa"/>
-            <w:tcBorders>
-              <w:top w:val="single" w:sz="1" w:space="0" w:color="D1D5DB"/>
-              <w:left w:val="single" w:sz="1" w:space="0" w:color="D1D5DB"/>
-              <w:bottom w:val="single" w:sz="1" w:space="0" w:color="D1D5DB"/>
-              <w:right w:val="single" w:sz="1" w:space="0" w:color="D1D5DB"/>
-            </w:tcBorders>
-            <w:shd w:val="clear" w:color="auto" w:fill="FCE7E7"/>
-            <w:tcMar>
-              <w:top w:w="60" w:type="dxa"/>
-              <w:left w:w="90" w:type="dxa"/>
-              <w:bottom w:w="60" w:type="dxa"/>
-              <w:right w:w="90" w:type="dxa"/>
-            </w:tcMar>
-            <w:vAlign w:val="center"/>
-          </w:tcPr>
-          <w:p>
-            <w:r>
-              <w:rPr>
-                <w:sz w:val="17"/>
-                <w:szCs w:val="17"/>
-              </w:rPr>
-              <w:t>Archivage des PEB terminés vers un historique consultable</w:t>
-            </w:r>
-          </w:p>
-        </w:tc>
-        <w:tc>
-          <w:tcPr>
-            <w:tcW w:w="620" w:type="dxa"/>
-            <w:tcBorders>
-              <w:top w:val="single" w:sz="1" w:space="0" w:color="D1D5DB"/>
-              <w:left w:val="single" w:sz="1" w:space="0" w:color="D1D5DB"/>
-              <w:bottom w:val="single" w:sz="1" w:space="0" w:color="D1D5DB"/>
-              <w:right w:val="single" w:sz="1" w:space="0" w:color="D1D5DB"/>
-            </w:tcBorders>
-            <w:shd w:val="clear" w:color="auto" w:fill="FCE7E7"/>
-            <w:tcMar>
-              <w:top w:w="60" w:type="dxa"/>
-              <w:left w:w="90" w:type="dxa"/>
-              <w:bottom w:w="60" w:type="dxa"/>
-              <w:right w:w="90" w:type="dxa"/>
-            </w:tcMar>
-            <w:vAlign w:val="center"/>
-          </w:tcPr>
-          <w:p>
-            <w:r>
-              <w:rPr>
-                <w:sz w:val="17"/>
-                <w:szCs w:val="17"/>
-              </w:rPr>
-              <w:t>12</w:t>
-            </w:r>
-          </w:p>
-        </w:tc>
-        <w:tc>
-          <w:tcPr>
-            <w:tcW w:w="1700" w:type="dxa"/>
-            <w:tcBorders>
-              <w:top w:val="single" w:sz="1" w:space="0" w:color="D1D5DB"/>
-              <w:left w:val="single" w:sz="1" w:space="0" w:color="D1D5DB"/>
-              <w:bottom w:val="single" w:sz="1" w:space="0" w:color="D1D5DB"/>
-              <w:right w:val="single" w:sz="1" w:space="0" w:color="D1D5DB"/>
-            </w:tcBorders>
-            <w:shd w:val="clear" w:color="auto" w:fill="FCE7E7"/>
-            <w:tcMar>
-              <w:top w:w="60" w:type="dxa"/>
-              <w:left w:w="90" w:type="dxa"/>
-              <w:bottom w:w="60" w:type="dxa"/>
-              <w:right w:w="90" w:type="dxa"/>
-            </w:tcMar>
-            <w:vAlign w:val="center"/>
-          </w:tcPr>
-          <w:p>
-            <w:r>
-              <w:rPr>
-                <w:sz w:val="17"/>
-                <w:szCs w:val="17"/>
-              </w:rPr>
-              <w:t>1-2 sessions</w:t>
-            </w:r>
-          </w:p>
-        </w:tc>
-        <w:tc>
-          <w:tcPr>
-            <w:tcW w:w="1640" w:type="dxa"/>
-            <w:tcBorders>
-              <w:top w:val="single" w:sz="1" w:space="0" w:color="D1D5DB"/>
-              <w:left w:val="single" w:sz="1" w:space="0" w:color="D1D5DB"/>
-              <w:bottom w:val="single" w:sz="1" w:space="0" w:color="D1D5DB"/>
-              <w:right w:val="single" w:sz="1" w:space="0" w:color="D1D5DB"/>
-            </w:tcBorders>
-            <w:shd w:val="clear" w:color="auto" w:fill="FCE7E7"/>
-            <w:tcMar>
-              <w:top w:w="60" w:type="dxa"/>
-              <w:left w:w="90" w:type="dxa"/>
-              <w:bottom w:w="60" w:type="dxa"/>
-              <w:right w:w="90" w:type="dxa"/>
-            </w:tcMar>
-            <w:vAlign w:val="center"/>
-          </w:tcPr>
-          <w:p>
-            <w:r>
-              <w:rPr>
-                <w:sz w:val="17"/>
-                <w:szCs w:val="17"/>
-              </w:rPr>
-              <w:t>🟠 OUVERT</w:t>
-            </w:r>
-          </w:p>
-        </w:tc>
-      </w:tr>
-      <w:tr>
-        <w:tblPrEx>
-          <w:tblCellMar>
-            <w:top w:w="0" w:type="dxa"/>
-            <w:bottom w:w="0" w:type="dxa"/>
-          </w:tblCellMar>
-        </w:tblPrEx>
         <w:tc>
           <w:tcPr>
             <w:tcW w:w="820" w:type="dxa"/>
@@ -6588,7 +5964,6 @@
                 <w:sz w:val="17"/>
                 <w:szCs w:val="17"/>
               </w:rPr>
-              <w:lastRenderedPageBreak/>
               <w:t>#138</w:t>
             </w:r>
           </w:p>
@@ -6741,12 +6116,6 @@
         </w:tc>
       </w:tr>
       <w:tr>
-        <w:tblPrEx>
-          <w:tblCellMar>
-            <w:top w:w="0" w:type="dxa"/>
-            <w:bottom w:w="0" w:type="dxa"/>
-          </w:tblCellMar>
-        </w:tblPrEx>
         <w:tc>
           <w:tcPr>
             <w:tcW w:w="820" w:type="dxa"/>
@@ -6926,12 +6295,6 @@
         </w:tc>
       </w:tr>
       <w:tr>
-        <w:tblPrEx>
-          <w:tblCellMar>
-            <w:top w:w="0" w:type="dxa"/>
-            <w:bottom w:w="0" w:type="dxa"/>
-          </w:tblCellMar>
-        </w:tblPrEx>
         <w:tc>
           <w:tcPr>
             <w:tcW w:w="820" w:type="dxa"/>
@@ -7111,12 +6474,6 @@
         </w:tc>
       </w:tr>
       <w:tr>
-        <w:tblPrEx>
-          <w:tblCellMar>
-            <w:top w:w="0" w:type="dxa"/>
-            <w:bottom w:w="0" w:type="dxa"/>
-          </w:tblCellMar>
-        </w:tblPrEx>
         <w:tc>
           <w:tcPr>
             <w:tcW w:w="820" w:type="dxa"/>
@@ -7144,7 +6501,6 @@
                 <w:sz w:val="17"/>
                 <w:szCs w:val="17"/>
               </w:rPr>
-              <w:lastRenderedPageBreak/>
               <w:t>#DOC1</w:t>
             </w:r>
           </w:p>
@@ -7297,12 +6653,6 @@
         </w:tc>
       </w:tr>
       <w:tr>
-        <w:tblPrEx>
-          <w:tblCellMar>
-            <w:top w:w="0" w:type="dxa"/>
-            <w:bottom w:w="0" w:type="dxa"/>
-          </w:tblCellMar>
-        </w:tblPrEx>
         <w:tc>
           <w:tcPr>
             <w:tcW w:w="820" w:type="dxa"/>
@@ -7482,12 +6832,6 @@
         </w:tc>
       </w:tr>
       <w:tr>
-        <w:tblPrEx>
-          <w:tblCellMar>
-            <w:top w:w="0" w:type="dxa"/>
-            <w:bottom w:w="0" w:type="dxa"/>
-          </w:tblCellMar>
-        </w:tblPrEx>
         <w:tc>
           <w:tcPr>
             <w:tcW w:w="820" w:type="dxa"/>
@@ -7667,190 +7011,6 @@
         </w:tc>
       </w:tr>
       <w:tr>
-        <w:tblPrEx>
-          <w:tblCellMar>
-            <w:top w:w="0" w:type="dxa"/>
-            <w:bottom w:w="0" w:type="dxa"/>
-          </w:tblCellMar>
-        </w:tblPrEx>
-        <w:tc>
-          <w:tcPr>
-            <w:tcW w:w="820" w:type="dxa"/>
-            <w:tcBorders>
-              <w:top w:val="single" w:sz="1" w:space="0" w:color="D1D5DB"/>
-              <w:left w:val="single" w:sz="1" w:space="0" w:color="D1D5DB"/>
-              <w:bottom w:val="single" w:sz="1" w:space="0" w:color="D1D5DB"/>
-              <w:right w:val="single" w:sz="1" w:space="0" w:color="D1D5DB"/>
-            </w:tcBorders>
-            <w:shd w:val="clear" w:color="auto" w:fill="F1F3F5"/>
-            <w:tcMar>
-              <w:top w:w="60" w:type="dxa"/>
-              <w:left w:w="90" w:type="dxa"/>
-              <w:bottom w:w="60" w:type="dxa"/>
-              <w:right w:w="90" w:type="dxa"/>
-            </w:tcMar>
-            <w:vAlign w:val="center"/>
-          </w:tcPr>
-          <w:p>
-            <w:r>
-              <w:rPr>
-                <w:b/>
-                <w:sz w:val="17"/>
-                <w:szCs w:val="17"/>
-              </w:rPr>
-              <w:lastRenderedPageBreak/>
-              <w:t>#ILL-reports</w:t>
-            </w:r>
-          </w:p>
-        </w:tc>
-        <w:tc>
-          <w:tcPr>
-            <w:tcW w:w="1300" w:type="dxa"/>
-            <w:tcBorders>
-              <w:top w:val="single" w:sz="1" w:space="0" w:color="D1D5DB"/>
-              <w:left w:val="single" w:sz="1" w:space="0" w:color="D1D5DB"/>
-              <w:bottom w:val="single" w:sz="1" w:space="0" w:color="D1D5DB"/>
-              <w:right w:val="single" w:sz="1" w:space="0" w:color="D1D5DB"/>
-            </w:tcBorders>
-            <w:shd w:val="clear" w:color="auto" w:fill="F1F3F5"/>
-            <w:tcMar>
-              <w:top w:w="60" w:type="dxa"/>
-              <w:left w:w="90" w:type="dxa"/>
-              <w:bottom w:w="60" w:type="dxa"/>
-              <w:right w:w="90" w:type="dxa"/>
-            </w:tcMar>
-            <w:vAlign w:val="center"/>
-          </w:tcPr>
-          <w:p>
-            <w:r>
-              <w:rPr>
-                <w:sz w:val="17"/>
-                <w:szCs w:val="17"/>
-              </w:rPr>
-              <w:t>PEB</w:t>
-            </w:r>
-          </w:p>
-        </w:tc>
-        <w:tc>
-          <w:tcPr>
-            <w:tcW w:w="3680" w:type="dxa"/>
-            <w:tcBorders>
-              <w:top w:val="single" w:sz="1" w:space="0" w:color="D1D5DB"/>
-              <w:left w:val="single" w:sz="1" w:space="0" w:color="D1D5DB"/>
-              <w:bottom w:val="single" w:sz="1" w:space="0" w:color="D1D5DB"/>
-              <w:right w:val="single" w:sz="1" w:space="0" w:color="D1D5DB"/>
-            </w:tcBorders>
-            <w:shd w:val="clear" w:color="auto" w:fill="F1F3F5"/>
-            <w:tcMar>
-              <w:top w:w="60" w:type="dxa"/>
-              <w:left w:w="90" w:type="dxa"/>
-              <w:bottom w:w="60" w:type="dxa"/>
-              <w:right w:w="90" w:type="dxa"/>
-            </w:tcMar>
-            <w:vAlign w:val="center"/>
-          </w:tcPr>
-          <w:p>
-            <w:r>
-              <w:rPr>
-                <w:sz w:val="17"/>
-                <w:szCs w:val="17"/>
-              </w:rPr>
-              <w:t>Comptes-rendus hebdomadaires enrichis de l'activité PEB</w:t>
-            </w:r>
-          </w:p>
-        </w:tc>
-        <w:tc>
-          <w:tcPr>
-            <w:tcW w:w="620" w:type="dxa"/>
-            <w:tcBorders>
-              <w:top w:val="single" w:sz="1" w:space="0" w:color="D1D5DB"/>
-              <w:left w:val="single" w:sz="1" w:space="0" w:color="D1D5DB"/>
-              <w:bottom w:val="single" w:sz="1" w:space="0" w:color="D1D5DB"/>
-              <w:right w:val="single" w:sz="1" w:space="0" w:color="D1D5DB"/>
-            </w:tcBorders>
-            <w:shd w:val="clear" w:color="auto" w:fill="F1F3F5"/>
-            <w:tcMar>
-              <w:top w:w="60" w:type="dxa"/>
-              <w:left w:w="90" w:type="dxa"/>
-              <w:bottom w:w="60" w:type="dxa"/>
-              <w:right w:w="90" w:type="dxa"/>
-            </w:tcMar>
-            <w:vAlign w:val="center"/>
-          </w:tcPr>
-          <w:p>
-            <w:r>
-              <w:rPr>
-                <w:sz w:val="17"/>
-                <w:szCs w:val="17"/>
-              </w:rPr>
-              <w:t>10</w:t>
-            </w:r>
-          </w:p>
-        </w:tc>
-        <w:tc>
-          <w:tcPr>
-            <w:tcW w:w="1700" w:type="dxa"/>
-            <w:tcBorders>
-              <w:top w:val="single" w:sz="1" w:space="0" w:color="D1D5DB"/>
-              <w:left w:val="single" w:sz="1" w:space="0" w:color="D1D5DB"/>
-              <w:bottom w:val="single" w:sz="1" w:space="0" w:color="D1D5DB"/>
-              <w:right w:val="single" w:sz="1" w:space="0" w:color="D1D5DB"/>
-            </w:tcBorders>
-            <w:shd w:val="clear" w:color="auto" w:fill="F1F3F5"/>
-            <w:tcMar>
-              <w:top w:w="60" w:type="dxa"/>
-              <w:left w:w="90" w:type="dxa"/>
-              <w:bottom w:w="60" w:type="dxa"/>
-              <w:right w:w="90" w:type="dxa"/>
-            </w:tcMar>
-            <w:vAlign w:val="center"/>
-          </w:tcPr>
-          <w:p>
-            <w:r>
-              <w:rPr>
-                <w:sz w:val="17"/>
-                <w:szCs w:val="17"/>
-              </w:rPr>
-              <w:t>1-2h</w:t>
-            </w:r>
-          </w:p>
-        </w:tc>
-        <w:tc>
-          <w:tcPr>
-            <w:tcW w:w="1640" w:type="dxa"/>
-            <w:tcBorders>
-              <w:top w:val="single" w:sz="1" w:space="0" w:color="D1D5DB"/>
-              <w:left w:val="single" w:sz="1" w:space="0" w:color="D1D5DB"/>
-              <w:bottom w:val="single" w:sz="1" w:space="0" w:color="D1D5DB"/>
-              <w:right w:val="single" w:sz="1" w:space="0" w:color="D1D5DB"/>
-            </w:tcBorders>
-            <w:shd w:val="clear" w:color="auto" w:fill="F1F3F5"/>
-            <w:tcMar>
-              <w:top w:w="60" w:type="dxa"/>
-              <w:left w:w="90" w:type="dxa"/>
-              <w:bottom w:w="60" w:type="dxa"/>
-              <w:right w:w="90" w:type="dxa"/>
-            </w:tcMar>
-            <w:vAlign w:val="center"/>
-          </w:tcPr>
-          <w:p>
-            <w:r>
-              <w:rPr>
-                <w:sz w:val="17"/>
-                <w:szCs w:val="17"/>
-              </w:rPr>
-              <w:t>🟠 OUVERT</w:t>
-            </w:r>
-          </w:p>
-        </w:tc>
-      </w:tr>
-      <w:tr>
-        <w:tblPrEx>
-          <w:tblCellMar>
-            <w:top w:w="0" w:type="dxa"/>
-            <w:bottom w:w="0" w:type="dxa"/>
-          </w:tblCellMar>
-        </w:tblPrEx>
         <w:tc>
           <w:tcPr>
             <w:tcW w:w="820" w:type="dxa"/>
@@ -8030,12 +7190,6 @@
         </w:tc>
       </w:tr>
       <w:tr>
-        <w:tblPrEx>
-          <w:tblCellMar>
-            <w:top w:w="0" w:type="dxa"/>
-            <w:bottom w:w="0" w:type="dxa"/>
-          </w:tblCellMar>
-        </w:tblPrEx>
         <w:tc>
           <w:tcPr>
             <w:tcW w:w="820" w:type="dxa"/>
@@ -8215,12 +7369,6 @@
         </w:tc>
       </w:tr>
       <w:tr>
-        <w:tblPrEx>
-          <w:tblCellMar>
-            <w:top w:w="0" w:type="dxa"/>
-            <w:bottom w:w="0" w:type="dxa"/>
-          </w:tblCellMar>
-        </w:tblPrEx>
         <w:tc>
           <w:tcPr>
             <w:tcW w:w="820" w:type="dxa"/>
@@ -8406,12 +7554,6 @@
         </w:tc>
       </w:tr>
       <w:tr>
-        <w:tblPrEx>
-          <w:tblCellMar>
-            <w:top w:w="0" w:type="dxa"/>
-            <w:bottom w:w="0" w:type="dxa"/>
-          </w:tblCellMar>
-        </w:tblPrEx>
         <w:tc>
           <w:tcPr>
             <w:tcW w:w="820" w:type="dxa"/>
@@ -8591,12 +7733,6 @@
         </w:tc>
       </w:tr>
       <w:tr>
-        <w:tblPrEx>
-          <w:tblCellMar>
-            <w:top w:w="0" w:type="dxa"/>
-            <w:bottom w:w="0" w:type="dxa"/>
-          </w:tblCellMar>
-        </w:tblPrEx>
         <w:tc>
           <w:tcPr>
             <w:tcW w:w="820" w:type="dxa"/>
@@ -8776,12 +7912,6 @@
         </w:tc>
       </w:tr>
       <w:tr>
-        <w:tblPrEx>
-          <w:tblCellMar>
-            <w:top w:w="0" w:type="dxa"/>
-            <w:bottom w:w="0" w:type="dxa"/>
-          </w:tblCellMar>
-        </w:tblPrEx>
         <w:tc>
           <w:tcPr>
             <w:tcW w:w="820" w:type="dxa"/>
@@ -8961,189 +8091,6 @@
         </w:tc>
       </w:tr>
       <w:tr>
-        <w:tblPrEx>
-          <w:tblCellMar>
-            <w:top w:w="0" w:type="dxa"/>
-            <w:bottom w:w="0" w:type="dxa"/>
-          </w:tblCellMar>
-        </w:tblPrEx>
-        <w:tc>
-          <w:tcPr>
-            <w:tcW w:w="820" w:type="dxa"/>
-            <w:tcBorders>
-              <w:top w:val="single" w:sz="1" w:space="0" w:color="D1D5DB"/>
-              <w:left w:val="single" w:sz="1" w:space="0" w:color="D1D5DB"/>
-              <w:bottom w:val="single" w:sz="1" w:space="0" w:color="D1D5DB"/>
-              <w:right w:val="single" w:sz="1" w:space="0" w:color="D1D5DB"/>
-            </w:tcBorders>
-            <w:shd w:val="clear" w:color="auto" w:fill="F1F3F5"/>
-            <w:tcMar>
-              <w:top w:w="60" w:type="dxa"/>
-              <w:left w:w="90" w:type="dxa"/>
-              <w:bottom w:w="60" w:type="dxa"/>
-              <w:right w:w="90" w:type="dxa"/>
-            </w:tcMar>
-            <w:vAlign w:val="center"/>
-          </w:tcPr>
-          <w:p>
-            <w:r>
-              <w:rPr>
-                <w:b/>
-                <w:sz w:val="17"/>
-                <w:szCs w:val="17"/>
-              </w:rPr>
-              <w:t>#ILL-overdue</w:t>
-            </w:r>
-          </w:p>
-        </w:tc>
-        <w:tc>
-          <w:tcPr>
-            <w:tcW w:w="1300" w:type="dxa"/>
-            <w:tcBorders>
-              <w:top w:val="single" w:sz="1" w:space="0" w:color="D1D5DB"/>
-              <w:left w:val="single" w:sz="1" w:space="0" w:color="D1D5DB"/>
-              <w:bottom w:val="single" w:sz="1" w:space="0" w:color="D1D5DB"/>
-              <w:right w:val="single" w:sz="1" w:space="0" w:color="D1D5DB"/>
-            </w:tcBorders>
-            <w:shd w:val="clear" w:color="auto" w:fill="F1F3F5"/>
-            <w:tcMar>
-              <w:top w:w="60" w:type="dxa"/>
-              <w:left w:w="90" w:type="dxa"/>
-              <w:bottom w:w="60" w:type="dxa"/>
-              <w:right w:w="90" w:type="dxa"/>
-            </w:tcMar>
-            <w:vAlign w:val="center"/>
-          </w:tcPr>
-          <w:p>
-            <w:r>
-              <w:rPr>
-                <w:sz w:val="17"/>
-                <w:szCs w:val="17"/>
-              </w:rPr>
-              <w:t>PEB</w:t>
-            </w:r>
-          </w:p>
-        </w:tc>
-        <w:tc>
-          <w:tcPr>
-            <w:tcW w:w="3680" w:type="dxa"/>
-            <w:tcBorders>
-              <w:top w:val="single" w:sz="1" w:space="0" w:color="D1D5DB"/>
-              <w:left w:val="single" w:sz="1" w:space="0" w:color="D1D5DB"/>
-              <w:bottom w:val="single" w:sz="1" w:space="0" w:color="D1D5DB"/>
-              <w:right w:val="single" w:sz="1" w:space="0" w:color="D1D5DB"/>
-            </w:tcBorders>
-            <w:shd w:val="clear" w:color="auto" w:fill="F1F3F5"/>
-            <w:tcMar>
-              <w:top w:w="60" w:type="dxa"/>
-              <w:left w:w="90" w:type="dxa"/>
-              <w:bottom w:w="60" w:type="dxa"/>
-              <w:right w:w="90" w:type="dxa"/>
-            </w:tcMar>
-            <w:vAlign w:val="center"/>
-          </w:tcPr>
-          <w:p>
-            <w:r>
-              <w:rPr>
-                <w:sz w:val="17"/>
-                <w:szCs w:val="17"/>
-              </w:rPr>
-              <w:t>Calcul automatique du retard d'un PEB (statut atrasado)</w:t>
-            </w:r>
-          </w:p>
-        </w:tc>
-        <w:tc>
-          <w:tcPr>
-            <w:tcW w:w="620" w:type="dxa"/>
-            <w:tcBorders>
-              <w:top w:val="single" w:sz="1" w:space="0" w:color="D1D5DB"/>
-              <w:left w:val="single" w:sz="1" w:space="0" w:color="D1D5DB"/>
-              <w:bottom w:val="single" w:sz="1" w:space="0" w:color="D1D5DB"/>
-              <w:right w:val="single" w:sz="1" w:space="0" w:color="D1D5DB"/>
-            </w:tcBorders>
-            <w:shd w:val="clear" w:color="auto" w:fill="F1F3F5"/>
-            <w:tcMar>
-              <w:top w:w="60" w:type="dxa"/>
-              <w:left w:w="90" w:type="dxa"/>
-              <w:bottom w:w="60" w:type="dxa"/>
-              <w:right w:w="90" w:type="dxa"/>
-            </w:tcMar>
-            <w:vAlign w:val="center"/>
-          </w:tcPr>
-          <w:p>
-            <w:r>
-              <w:rPr>
-                <w:sz w:val="17"/>
-                <w:szCs w:val="17"/>
-              </w:rPr>
-              <w:t>9</w:t>
-            </w:r>
-          </w:p>
-        </w:tc>
-        <w:tc>
-          <w:tcPr>
-            <w:tcW w:w="1700" w:type="dxa"/>
-            <w:tcBorders>
-              <w:top w:val="single" w:sz="1" w:space="0" w:color="D1D5DB"/>
-              <w:left w:val="single" w:sz="1" w:space="0" w:color="D1D5DB"/>
-              <w:bottom w:val="single" w:sz="1" w:space="0" w:color="D1D5DB"/>
-              <w:right w:val="single" w:sz="1" w:space="0" w:color="D1D5DB"/>
-            </w:tcBorders>
-            <w:shd w:val="clear" w:color="auto" w:fill="F1F3F5"/>
-            <w:tcMar>
-              <w:top w:w="60" w:type="dxa"/>
-              <w:left w:w="90" w:type="dxa"/>
-              <w:bottom w:w="60" w:type="dxa"/>
-              <w:right w:w="90" w:type="dxa"/>
-            </w:tcMar>
-            <w:vAlign w:val="center"/>
-          </w:tcPr>
-          <w:p>
-            <w:r>
-              <w:rPr>
-                <w:sz w:val="17"/>
-                <w:szCs w:val="17"/>
-              </w:rPr>
-              <w:t>1 session — à cadrer</w:t>
-            </w:r>
-          </w:p>
-        </w:tc>
-        <w:tc>
-          <w:tcPr>
-            <w:tcW w:w="1640" w:type="dxa"/>
-            <w:tcBorders>
-              <w:top w:val="single" w:sz="1" w:space="0" w:color="D1D5DB"/>
-              <w:left w:val="single" w:sz="1" w:space="0" w:color="D1D5DB"/>
-              <w:bottom w:val="single" w:sz="1" w:space="0" w:color="D1D5DB"/>
-              <w:right w:val="single" w:sz="1" w:space="0" w:color="D1D5DB"/>
-            </w:tcBorders>
-            <w:shd w:val="clear" w:color="auto" w:fill="F1F3F5"/>
-            <w:tcMar>
-              <w:top w:w="60" w:type="dxa"/>
-              <w:left w:w="90" w:type="dxa"/>
-              <w:bottom w:w="60" w:type="dxa"/>
-              <w:right w:w="90" w:type="dxa"/>
-            </w:tcMar>
-            <w:vAlign w:val="center"/>
-          </w:tcPr>
-          <w:p>
-            <w:r>
-              <w:rPr>
-                <w:sz w:val="17"/>
-                <w:szCs w:val="17"/>
-              </w:rPr>
-              <w:t>🟡 À CADRER</w:t>
-            </w:r>
-          </w:p>
-        </w:tc>
-      </w:tr>
-      <w:tr>
-        <w:tblPrEx>
-          <w:tblCellMar>
-            <w:top w:w="0" w:type="dxa"/>
-            <w:bottom w:w="0" w:type="dxa"/>
-          </w:tblCellMar>
-        </w:tblPrEx>
         <w:tc>
           <w:tcPr>
             <w:tcW w:w="820" w:type="dxa"/>
@@ -9171,7 +8118,6 @@
                 <w:sz w:val="17"/>
                 <w:szCs w:val="17"/>
               </w:rPr>
-              <w:lastRenderedPageBreak/>
               <w:t>#DOC2</w:t>
             </w:r>
           </w:p>
@@ -9324,12 +8270,6 @@
         </w:tc>
       </w:tr>
       <w:tr>
-        <w:tblPrEx>
-          <w:tblCellMar>
-            <w:top w:w="0" w:type="dxa"/>
-            <w:bottom w:w="0" w:type="dxa"/>
-          </w:tblCellMar>
-        </w:tblPrEx>
         <w:tc>
           <w:tcPr>
             <w:tcW w:w="820" w:type="dxa"/>
@@ -9357,6 +8297,7 @@
                 <w:sz w:val="17"/>
                 <w:szCs w:val="17"/>
               </w:rPr>
+              <w:lastRenderedPageBreak/>
               <w:t>#115</w:t>
             </w:r>
           </w:p>
@@ -9509,12 +8450,6 @@
         </w:tc>
       </w:tr>
       <w:tr>
-        <w:tblPrEx>
-          <w:tblCellMar>
-            <w:top w:w="0" w:type="dxa"/>
-            <w:bottom w:w="0" w:type="dxa"/>
-          </w:tblCellMar>
-        </w:tblPrEx>
         <w:tc>
           <w:tcPr>
             <w:tcW w:w="820" w:type="dxa"/>
@@ -9700,12 +8635,6 @@
         </w:tc>
       </w:tr>
       <w:tr>
-        <w:tblPrEx>
-          <w:tblCellMar>
-            <w:top w:w="0" w:type="dxa"/>
-            <w:bottom w:w="0" w:type="dxa"/>
-          </w:tblCellMar>
-        </w:tblPrEx>
         <w:tc>
           <w:tcPr>
             <w:tcW w:w="820" w:type="dxa"/>
@@ -9885,12 +8814,6 @@
         </w:tc>
       </w:tr>
       <w:tr>
-        <w:tblPrEx>
-          <w:tblCellMar>
-            <w:top w:w="0" w:type="dxa"/>
-            <w:bottom w:w="0" w:type="dxa"/>
-          </w:tblCellMar>
-        </w:tblPrEx>
         <w:tc>
           <w:tcPr>
             <w:tcW w:w="820" w:type="dxa"/>
@@ -10070,12 +8993,6 @@
         </w:tc>
       </w:tr>
       <w:tr>
-        <w:tblPrEx>
-          <w:tblCellMar>
-            <w:top w:w="0" w:type="dxa"/>
-            <w:bottom w:w="0" w:type="dxa"/>
-          </w:tblCellMar>
-        </w:tblPrEx>
         <w:tc>
           <w:tcPr>
             <w:tcW w:w="820" w:type="dxa"/>
@@ -10255,12 +9172,6 @@
         </w:tc>
       </w:tr>
       <w:tr>
-        <w:tblPrEx>
-          <w:tblCellMar>
-            <w:top w:w="0" w:type="dxa"/>
-            <w:bottom w:w="0" w:type="dxa"/>
-          </w:tblCellMar>
-        </w:tblPrEx>
         <w:tc>
           <w:tcPr>
             <w:tcW w:w="820" w:type="dxa"/>
@@ -10440,12 +9351,6 @@
         </w:tc>
       </w:tr>
       <w:tr>
-        <w:tblPrEx>
-          <w:tblCellMar>
-            <w:top w:w="0" w:type="dxa"/>
-            <w:bottom w:w="0" w:type="dxa"/>
-          </w:tblCellMar>
-        </w:tblPrEx>
         <w:tc>
           <w:tcPr>
             <w:tcW w:w="820" w:type="dxa"/>
@@ -10625,12 +9530,6 @@
         </w:tc>
       </w:tr>
       <w:tr>
-        <w:tblPrEx>
-          <w:tblCellMar>
-            <w:top w:w="0" w:type="dxa"/>
-            <w:bottom w:w="0" w:type="dxa"/>
-          </w:tblCellMar>
-        </w:tblPrEx>
         <w:tc>
           <w:tcPr>
             <w:tcW w:w="820" w:type="dxa"/>
@@ -10810,12 +9709,6 @@
         </w:tc>
       </w:tr>
       <w:tr>
-        <w:tblPrEx>
-          <w:tblCellMar>
-            <w:top w:w="0" w:type="dxa"/>
-            <w:bottom w:w="0" w:type="dxa"/>
-          </w:tblCellMar>
-        </w:tblPrEx>
         <w:tc>
           <w:tcPr>
             <w:tcW w:w="820" w:type="dxa"/>
@@ -10995,189 +9888,6 @@
         </w:tc>
       </w:tr>
       <w:tr>
-        <w:tblPrEx>
-          <w:tblCellMar>
-            <w:top w:w="0" w:type="dxa"/>
-            <w:bottom w:w="0" w:type="dxa"/>
-          </w:tblCellMar>
-        </w:tblPrEx>
-        <w:tc>
-          <w:tcPr>
-            <w:tcW w:w="820" w:type="dxa"/>
-            <w:tcBorders>
-              <w:top w:val="single" w:sz="1" w:space="0" w:color="D1D5DB"/>
-              <w:left w:val="single" w:sz="1" w:space="0" w:color="D1D5DB"/>
-              <w:bottom w:val="single" w:sz="1" w:space="0" w:color="D1D5DB"/>
-              <w:right w:val="single" w:sz="1" w:space="0" w:color="D1D5DB"/>
-            </w:tcBorders>
-            <w:shd w:val="clear" w:color="auto" w:fill="F1F3F5"/>
-            <w:tcMar>
-              <w:top w:w="60" w:type="dxa"/>
-              <w:left w:w="90" w:type="dxa"/>
-              <w:bottom w:w="60" w:type="dxa"/>
-              <w:right w:w="90" w:type="dxa"/>
-            </w:tcMar>
-            <w:vAlign w:val="center"/>
-          </w:tcPr>
-          <w:p>
-            <w:r>
-              <w:rPr>
-                <w:b/>
-                <w:sz w:val="17"/>
-                <w:szCs w:val="17"/>
-              </w:rPr>
-              <w:t>#ILL-rpc-anon</w:t>
-            </w:r>
-          </w:p>
-        </w:tc>
-        <w:tc>
-          <w:tcPr>
-            <w:tcW w:w="1300" w:type="dxa"/>
-            <w:tcBorders>
-              <w:top w:val="single" w:sz="1" w:space="0" w:color="D1D5DB"/>
-              <w:left w:val="single" w:sz="1" w:space="0" w:color="D1D5DB"/>
-              <w:bottom w:val="single" w:sz="1" w:space="0" w:color="D1D5DB"/>
-              <w:right w:val="single" w:sz="1" w:space="0" w:color="D1D5DB"/>
-            </w:tcBorders>
-            <w:shd w:val="clear" w:color="auto" w:fill="F1F3F5"/>
-            <w:tcMar>
-              <w:top w:w="60" w:type="dxa"/>
-              <w:left w:w="90" w:type="dxa"/>
-              <w:bottom w:w="60" w:type="dxa"/>
-              <w:right w:w="90" w:type="dxa"/>
-            </w:tcMar>
-            <w:vAlign w:val="center"/>
-          </w:tcPr>
-          <w:p>
-            <w:r>
-              <w:rPr>
-                <w:sz w:val="17"/>
-                <w:szCs w:val="17"/>
-              </w:rPr>
-              <w:t>PEB</w:t>
-            </w:r>
-          </w:p>
-        </w:tc>
-        <w:tc>
-          <w:tcPr>
-            <w:tcW w:w="3680" w:type="dxa"/>
-            <w:tcBorders>
-              <w:top w:val="single" w:sz="1" w:space="0" w:color="D1D5DB"/>
-              <w:left w:val="single" w:sz="1" w:space="0" w:color="D1D5DB"/>
-              <w:bottom w:val="single" w:sz="1" w:space="0" w:color="D1D5DB"/>
-              <w:right w:val="single" w:sz="1" w:space="0" w:color="D1D5DB"/>
-            </w:tcBorders>
-            <w:shd w:val="clear" w:color="auto" w:fill="F1F3F5"/>
-            <w:tcMar>
-              <w:top w:w="60" w:type="dxa"/>
-              <w:left w:w="90" w:type="dxa"/>
-              <w:bottom w:w="60" w:type="dxa"/>
-              <w:right w:w="90" w:type="dxa"/>
-            </w:tcMar>
-            <w:vAlign w:val="center"/>
-          </w:tcPr>
-          <w:p>
-            <w:r>
-              <w:rPr>
-                <w:sz w:val="17"/>
-                <w:szCs w:val="17"/>
-              </w:rPr>
-              <w:t>Retirer le GRANT anon hérité des RPC du PEB (alignement #150)</w:t>
-            </w:r>
-          </w:p>
-        </w:tc>
-        <w:tc>
-          <w:tcPr>
-            <w:tcW w:w="620" w:type="dxa"/>
-            <w:tcBorders>
-              <w:top w:val="single" w:sz="1" w:space="0" w:color="D1D5DB"/>
-              <w:left w:val="single" w:sz="1" w:space="0" w:color="D1D5DB"/>
-              <w:bottom w:val="single" w:sz="1" w:space="0" w:color="D1D5DB"/>
-              <w:right w:val="single" w:sz="1" w:space="0" w:color="D1D5DB"/>
-            </w:tcBorders>
-            <w:shd w:val="clear" w:color="auto" w:fill="F1F3F5"/>
-            <w:tcMar>
-              <w:top w:w="60" w:type="dxa"/>
-              <w:left w:w="90" w:type="dxa"/>
-              <w:bottom w:w="60" w:type="dxa"/>
-              <w:right w:w="90" w:type="dxa"/>
-            </w:tcMar>
-            <w:vAlign w:val="center"/>
-          </w:tcPr>
-          <w:p>
-            <w:r>
-              <w:rPr>
-                <w:sz w:val="17"/>
-                <w:szCs w:val="17"/>
-              </w:rPr>
-              <w:t>8</w:t>
-            </w:r>
-          </w:p>
-        </w:tc>
-        <w:tc>
-          <w:tcPr>
-            <w:tcW w:w="1700" w:type="dxa"/>
-            <w:tcBorders>
-              <w:top w:val="single" w:sz="1" w:space="0" w:color="D1D5DB"/>
-              <w:left w:val="single" w:sz="1" w:space="0" w:color="D1D5DB"/>
-              <w:bottom w:val="single" w:sz="1" w:space="0" w:color="D1D5DB"/>
-              <w:right w:val="single" w:sz="1" w:space="0" w:color="D1D5DB"/>
-            </w:tcBorders>
-            <w:shd w:val="clear" w:color="auto" w:fill="F1F3F5"/>
-            <w:tcMar>
-              <w:top w:w="60" w:type="dxa"/>
-              <w:left w:w="90" w:type="dxa"/>
-              <w:bottom w:w="60" w:type="dxa"/>
-              <w:right w:w="90" w:type="dxa"/>
-            </w:tcMar>
-            <w:vAlign w:val="center"/>
-          </w:tcPr>
-          <w:p>
-            <w:r>
-              <w:rPr>
-                <w:sz w:val="17"/>
-                <w:szCs w:val="17"/>
-              </w:rPr>
-              <w:t>30 min</w:t>
-            </w:r>
-          </w:p>
-        </w:tc>
-        <w:tc>
-          <w:tcPr>
-            <w:tcW w:w="1640" w:type="dxa"/>
-            <w:tcBorders>
-              <w:top w:val="single" w:sz="1" w:space="0" w:color="D1D5DB"/>
-              <w:left w:val="single" w:sz="1" w:space="0" w:color="D1D5DB"/>
-              <w:bottom w:val="single" w:sz="1" w:space="0" w:color="D1D5DB"/>
-              <w:right w:val="single" w:sz="1" w:space="0" w:color="D1D5DB"/>
-            </w:tcBorders>
-            <w:shd w:val="clear" w:color="auto" w:fill="F1F3F5"/>
-            <w:tcMar>
-              <w:top w:w="60" w:type="dxa"/>
-              <w:left w:w="90" w:type="dxa"/>
-              <w:bottom w:w="60" w:type="dxa"/>
-              <w:right w:w="90" w:type="dxa"/>
-            </w:tcMar>
-            <w:vAlign w:val="center"/>
-          </w:tcPr>
-          <w:p>
-            <w:r>
-              <w:rPr>
-                <w:sz w:val="17"/>
-                <w:szCs w:val="17"/>
-              </w:rPr>
-              <w:t>🟠 OUVERT</w:t>
-            </w:r>
-          </w:p>
-        </w:tc>
-      </w:tr>
-      <w:tr>
-        <w:tblPrEx>
-          <w:tblCellMar>
-            <w:top w:w="0" w:type="dxa"/>
-            <w:bottom w:w="0" w:type="dxa"/>
-          </w:tblCellMar>
-        </w:tblPrEx>
         <w:tc>
           <w:tcPr>
             <w:tcW w:w="820" w:type="dxa"/>
@@ -11357,12 +10067,6 @@
         </w:tc>
       </w:tr>
       <w:tr>
-        <w:tblPrEx>
-          <w:tblCellMar>
-            <w:top w:w="0" w:type="dxa"/>
-            <w:bottom w:w="0" w:type="dxa"/>
-          </w:tblCellMar>
-        </w:tblPrEx>
         <w:tc>
           <w:tcPr>
             <w:tcW w:w="820" w:type="dxa"/>
@@ -11542,12 +10246,6 @@
         </w:tc>
       </w:tr>
       <w:tr>
-        <w:tblPrEx>
-          <w:tblCellMar>
-            <w:top w:w="0" w:type="dxa"/>
-            <w:bottom w:w="0" w:type="dxa"/>
-          </w:tblCellMar>
-        </w:tblPrEx>
         <w:tc>
           <w:tcPr>
             <w:tcW w:w="820" w:type="dxa"/>
@@ -11727,12 +10425,6 @@
         </w:tc>
       </w:tr>
       <w:tr>
-        <w:tblPrEx>
-          <w:tblCellMar>
-            <w:top w:w="0" w:type="dxa"/>
-            <w:bottom w:w="0" w:type="dxa"/>
-          </w:tblCellMar>
-        </w:tblPrEx>
         <w:tc>
           <w:tcPr>
             <w:tcW w:w="820" w:type="dxa"/>
@@ -11912,12 +10604,6 @@
         </w:tc>
       </w:tr>
       <w:tr>
-        <w:tblPrEx>
-          <w:tblCellMar>
-            <w:top w:w="0" w:type="dxa"/>
-            <w:bottom w:w="0" w:type="dxa"/>
-          </w:tblCellMar>
-        </w:tblPrEx>
         <w:tc>
           <w:tcPr>
             <w:tcW w:w="820" w:type="dxa"/>
@@ -12097,12 +10783,6 @@
         </w:tc>
       </w:tr>
       <w:tr>
-        <w:tblPrEx>
-          <w:tblCellMar>
-            <w:top w:w="0" w:type="dxa"/>
-            <w:bottom w:w="0" w:type="dxa"/>
-          </w:tblCellMar>
-        </w:tblPrEx>
         <w:tc>
           <w:tcPr>
             <w:tcW w:w="820" w:type="dxa"/>
@@ -12282,12 +10962,6 @@
         </w:tc>
       </w:tr>
       <w:tr>
-        <w:tblPrEx>
-          <w:tblCellMar>
-            <w:top w:w="0" w:type="dxa"/>
-            <w:bottom w:w="0" w:type="dxa"/>
-          </w:tblCellMar>
-        </w:tblPrEx>
         <w:tc>
           <w:tcPr>
             <w:tcW w:w="820" w:type="dxa"/>
@@ -12467,12 +11141,6 @@
         </w:tc>
       </w:tr>
       <w:tr>
-        <w:tblPrEx>
-          <w:tblCellMar>
-            <w:top w:w="0" w:type="dxa"/>
-            <w:bottom w:w="0" w:type="dxa"/>
-          </w:tblCellMar>
-        </w:tblPrEx>
         <w:tc>
           <w:tcPr>
             <w:tcW w:w="820" w:type="dxa"/>
@@ -12500,7 +11168,6 @@
                 <w:sz w:val="17"/>
                 <w:szCs w:val="17"/>
               </w:rPr>
-              <w:lastRenderedPageBreak/>
               <w:t>#75</w:t>
             </w:r>
           </w:p>
@@ -12653,12 +11320,6 @@
         </w:tc>
       </w:tr>
       <w:tr>
-        <w:tblPrEx>
-          <w:tblCellMar>
-            <w:top w:w="0" w:type="dxa"/>
-            <w:bottom w:w="0" w:type="dxa"/>
-          </w:tblCellMar>
-        </w:tblPrEx>
         <w:tc>
           <w:tcPr>
             <w:tcW w:w="820" w:type="dxa"/>
@@ -12838,12 +11499,6 @@
         </w:tc>
       </w:tr>
       <w:tr>
-        <w:tblPrEx>
-          <w:tblCellMar>
-            <w:top w:w="0" w:type="dxa"/>
-            <w:bottom w:w="0" w:type="dxa"/>
-          </w:tblCellMar>
-        </w:tblPrEx>
         <w:tc>
           <w:tcPr>
             <w:tcW w:w="820" w:type="dxa"/>
@@ -13023,12 +11678,6 @@
         </w:tc>
       </w:tr>
       <w:tr>
-        <w:tblPrEx>
-          <w:tblCellMar>
-            <w:top w:w="0" w:type="dxa"/>
-            <w:bottom w:w="0" w:type="dxa"/>
-          </w:tblCellMar>
-        </w:tblPrEx>
         <w:tc>
           <w:tcPr>
             <w:tcW w:w="820" w:type="dxa"/>
@@ -13208,12 +11857,6 @@
         </w:tc>
       </w:tr>
       <w:tr>
-        <w:tblPrEx>
-          <w:tblCellMar>
-            <w:top w:w="0" w:type="dxa"/>
-            <w:bottom w:w="0" w:type="dxa"/>
-          </w:tblCellMar>
-        </w:tblPrEx>
         <w:tc>
           <w:tcPr>
             <w:tcW w:w="820" w:type="dxa"/>
@@ -13393,12 +12036,6 @@
         </w:tc>
       </w:tr>
       <w:tr>
-        <w:tblPrEx>
-          <w:tblCellMar>
-            <w:top w:w="0" w:type="dxa"/>
-            <w:bottom w:w="0" w:type="dxa"/>
-          </w:tblCellMar>
-        </w:tblPrEx>
         <w:tc>
           <w:tcPr>
             <w:tcW w:w="820" w:type="dxa"/>
@@ -13578,12 +12215,6 @@
         </w:tc>
       </w:tr>
       <w:tr>
-        <w:tblPrEx>
-          <w:tblCellMar>
-            <w:top w:w="0" w:type="dxa"/>
-            <w:bottom w:w="0" w:type="dxa"/>
-          </w:tblCellMar>
-        </w:tblPrEx>
         <w:tc>
           <w:tcPr>
             <w:tcW w:w="820" w:type="dxa"/>
@@ -13763,12 +12394,6 @@
         </w:tc>
       </w:tr>
       <w:tr>
-        <w:tblPrEx>
-          <w:tblCellMar>
-            <w:top w:w="0" w:type="dxa"/>
-            <w:bottom w:w="0" w:type="dxa"/>
-          </w:tblCellMar>
-        </w:tblPrEx>
         <w:tc>
           <w:tcPr>
             <w:tcW w:w="820" w:type="dxa"/>
@@ -13948,189 +12573,6 @@
         </w:tc>
       </w:tr>
       <w:tr>
-        <w:tblPrEx>
-          <w:tblCellMar>
-            <w:top w:w="0" w:type="dxa"/>
-            <w:bottom w:w="0" w:type="dxa"/>
-          </w:tblCellMar>
-        </w:tblPrEx>
-        <w:tc>
-          <w:tcPr>
-            <w:tcW w:w="820" w:type="dxa"/>
-            <w:tcBorders>
-              <w:top w:val="single" w:sz="1" w:space="0" w:color="D1D5DB"/>
-              <w:left w:val="single" w:sz="1" w:space="0" w:color="D1D5DB"/>
-              <w:bottom w:val="single" w:sz="1" w:space="0" w:color="D1D5DB"/>
-              <w:right w:val="single" w:sz="1" w:space="0" w:color="D1D5DB"/>
-            </w:tcBorders>
-            <w:shd w:val="clear" w:color="auto" w:fill="F9FAFB"/>
-            <w:tcMar>
-              <w:top w:w="60" w:type="dxa"/>
-              <w:left w:w="90" w:type="dxa"/>
-              <w:bottom w:w="60" w:type="dxa"/>
-              <w:right w:w="90" w:type="dxa"/>
-            </w:tcMar>
-            <w:vAlign w:val="center"/>
-          </w:tcPr>
-          <w:p>
-            <w:r>
-              <w:rPr>
-                <w:b/>
-                <w:sz w:val="17"/>
-                <w:szCs w:val="17"/>
-              </w:rPr>
-              <w:t>#ILL-digital</w:t>
-            </w:r>
-          </w:p>
-        </w:tc>
-        <w:tc>
-          <w:tcPr>
-            <w:tcW w:w="1300" w:type="dxa"/>
-            <w:tcBorders>
-              <w:top w:val="single" w:sz="1" w:space="0" w:color="D1D5DB"/>
-              <w:left w:val="single" w:sz="1" w:space="0" w:color="D1D5DB"/>
-              <w:bottom w:val="single" w:sz="1" w:space="0" w:color="D1D5DB"/>
-              <w:right w:val="single" w:sz="1" w:space="0" w:color="D1D5DB"/>
-            </w:tcBorders>
-            <w:shd w:val="clear" w:color="auto" w:fill="F9FAFB"/>
-            <w:tcMar>
-              <w:top w:w="60" w:type="dxa"/>
-              <w:left w:w="90" w:type="dxa"/>
-              <w:bottom w:w="60" w:type="dxa"/>
-              <w:right w:w="90" w:type="dxa"/>
-            </w:tcMar>
-            <w:vAlign w:val="center"/>
-          </w:tcPr>
-          <w:p>
-            <w:r>
-              <w:rPr>
-                <w:sz w:val="17"/>
-                <w:szCs w:val="17"/>
-              </w:rPr>
-              <w:t>PEB</w:t>
-            </w:r>
-          </w:p>
-        </w:tc>
-        <w:tc>
-          <w:tcPr>
-            <w:tcW w:w="3680" w:type="dxa"/>
-            <w:tcBorders>
-              <w:top w:val="single" w:sz="1" w:space="0" w:color="D1D5DB"/>
-              <w:left w:val="single" w:sz="1" w:space="0" w:color="D1D5DB"/>
-              <w:bottom w:val="single" w:sz="1" w:space="0" w:color="D1D5DB"/>
-              <w:right w:val="single" w:sz="1" w:space="0" w:color="D1D5DB"/>
-            </w:tcBorders>
-            <w:shd w:val="clear" w:color="auto" w:fill="F9FAFB"/>
-            <w:tcMar>
-              <w:top w:w="60" w:type="dxa"/>
-              <w:left w:w="90" w:type="dxa"/>
-              <w:bottom w:w="60" w:type="dxa"/>
-              <w:right w:w="90" w:type="dxa"/>
-            </w:tcMar>
-            <w:vAlign w:val="center"/>
-          </w:tcPr>
-          <w:p>
-            <w:r>
-              <w:rPr>
-                <w:sz w:val="17"/>
-                <w:szCs w:val="17"/>
-              </w:rPr>
-              <w:t>Circulation par partage numérique (scan/PDF/impression locale)</w:t>
-            </w:r>
-          </w:p>
-        </w:tc>
-        <w:tc>
-          <w:tcPr>
-            <w:tcW w:w="620" w:type="dxa"/>
-            <w:tcBorders>
-              <w:top w:val="single" w:sz="1" w:space="0" w:color="D1D5DB"/>
-              <w:left w:val="single" w:sz="1" w:space="0" w:color="D1D5DB"/>
-              <w:bottom w:val="single" w:sz="1" w:space="0" w:color="D1D5DB"/>
-              <w:right w:val="single" w:sz="1" w:space="0" w:color="D1D5DB"/>
-            </w:tcBorders>
-            <w:shd w:val="clear" w:color="auto" w:fill="F9FAFB"/>
-            <w:tcMar>
-              <w:top w:w="60" w:type="dxa"/>
-              <w:left w:w="90" w:type="dxa"/>
-              <w:bottom w:w="60" w:type="dxa"/>
-              <w:right w:w="90" w:type="dxa"/>
-            </w:tcMar>
-            <w:vAlign w:val="center"/>
-          </w:tcPr>
-          <w:p>
-            <w:r>
-              <w:rPr>
-                <w:sz w:val="17"/>
-                <w:szCs w:val="17"/>
-              </w:rPr>
-              <w:t>5</w:t>
-            </w:r>
-          </w:p>
-        </w:tc>
-        <w:tc>
-          <w:tcPr>
-            <w:tcW w:w="1700" w:type="dxa"/>
-            <w:tcBorders>
-              <w:top w:val="single" w:sz="1" w:space="0" w:color="D1D5DB"/>
-              <w:left w:val="single" w:sz="1" w:space="0" w:color="D1D5DB"/>
-              <w:bottom w:val="single" w:sz="1" w:space="0" w:color="D1D5DB"/>
-              <w:right w:val="single" w:sz="1" w:space="0" w:color="D1D5DB"/>
-            </w:tcBorders>
-            <w:shd w:val="clear" w:color="auto" w:fill="F9FAFB"/>
-            <w:tcMar>
-              <w:top w:w="60" w:type="dxa"/>
-              <w:left w:w="90" w:type="dxa"/>
-              <w:bottom w:w="60" w:type="dxa"/>
-              <w:right w:w="90" w:type="dxa"/>
-            </w:tcMar>
-            <w:vAlign w:val="center"/>
-          </w:tcPr>
-          <w:p>
-            <w:r>
-              <w:rPr>
-                <w:sz w:val="17"/>
-                <w:szCs w:val="17"/>
-              </w:rPr>
-              <w:t>À cadrer — chantier émergent</w:t>
-            </w:r>
-          </w:p>
-        </w:tc>
-        <w:tc>
-          <w:tcPr>
-            <w:tcW w:w="1640" w:type="dxa"/>
-            <w:tcBorders>
-              <w:top w:val="single" w:sz="1" w:space="0" w:color="D1D5DB"/>
-              <w:left w:val="single" w:sz="1" w:space="0" w:color="D1D5DB"/>
-              <w:bottom w:val="single" w:sz="1" w:space="0" w:color="D1D5DB"/>
-              <w:right w:val="single" w:sz="1" w:space="0" w:color="D1D5DB"/>
-            </w:tcBorders>
-            <w:shd w:val="clear" w:color="auto" w:fill="F9FAFB"/>
-            <w:tcMar>
-              <w:top w:w="60" w:type="dxa"/>
-              <w:left w:w="90" w:type="dxa"/>
-              <w:bottom w:w="60" w:type="dxa"/>
-              <w:right w:w="90" w:type="dxa"/>
-            </w:tcMar>
-            <w:vAlign w:val="center"/>
-          </w:tcPr>
-          <w:p>
-            <w:r>
-              <w:rPr>
-                <w:sz w:val="17"/>
-                <w:szCs w:val="17"/>
-              </w:rPr>
-              <w:t>🟡 RÉFLEXION</w:t>
-            </w:r>
-          </w:p>
-        </w:tc>
-      </w:tr>
-      <w:tr>
-        <w:tblPrEx>
-          <w:tblCellMar>
-            <w:top w:w="0" w:type="dxa"/>
-            <w:bottom w:w="0" w:type="dxa"/>
-          </w:tblCellMar>
-        </w:tblPrEx>
         <w:tc>
           <w:tcPr>
             <w:tcW w:w="820" w:type="dxa"/>
@@ -14158,6 +12600,7 @@
                 <w:sz w:val="17"/>
                 <w:szCs w:val="17"/>
               </w:rPr>
+              <w:lastRenderedPageBreak/>
               <w:t>#49</w:t>
             </w:r>
           </w:p>
@@ -14310,12 +12753,6 @@
         </w:tc>
       </w:tr>
       <w:tr>
-        <w:tblPrEx>
-          <w:tblCellMar>
-            <w:top w:w="0" w:type="dxa"/>
-            <w:bottom w:w="0" w:type="dxa"/>
-          </w:tblCellMar>
-        </w:tblPrEx>
         <w:tc>
           <w:tcPr>
             <w:tcW w:w="820" w:type="dxa"/>
@@ -14495,12 +12932,6 @@
         </w:tc>
       </w:tr>
       <w:tr>
-        <w:tblPrEx>
-          <w:tblCellMar>
-            <w:top w:w="0" w:type="dxa"/>
-            <w:bottom w:w="0" w:type="dxa"/>
-          </w:tblCellMar>
-        </w:tblPrEx>
         <w:tc>
           <w:tcPr>
             <w:tcW w:w="820" w:type="dxa"/>
@@ -14680,12 +13111,6 @@
         </w:tc>
       </w:tr>
       <w:tr>
-        <w:tblPrEx>
-          <w:tblCellMar>
-            <w:top w:w="0" w:type="dxa"/>
-            <w:bottom w:w="0" w:type="dxa"/>
-          </w:tblCellMar>
-        </w:tblPrEx>
         <w:tc>
           <w:tcPr>
             <w:tcW w:w="820" w:type="dxa"/>
@@ -14865,12 +13290,6 @@
         </w:tc>
       </w:tr>
       <w:tr>
-        <w:tblPrEx>
-          <w:tblCellMar>
-            <w:top w:w="0" w:type="dxa"/>
-            <w:bottom w:w="0" w:type="dxa"/>
-          </w:tblCellMar>
-        </w:tblPrEx>
         <w:tc>
           <w:tcPr>
             <w:tcW w:w="820" w:type="dxa"/>
@@ -15050,12 +13469,6 @@
         </w:tc>
       </w:tr>
       <w:tr>
-        <w:tblPrEx>
-          <w:tblCellMar>
-            <w:top w:w="0" w:type="dxa"/>
-            <w:bottom w:w="0" w:type="dxa"/>
-          </w:tblCellMar>
-        </w:tblPrEx>
         <w:tc>
           <w:tcPr>
             <w:tcW w:w="820" w:type="dxa"/>
@@ -15241,12 +13654,6 @@
         </w:tc>
       </w:tr>
       <w:tr>
-        <w:tblPrEx>
-          <w:tblCellMar>
-            <w:top w:w="0" w:type="dxa"/>
-            <w:bottom w:w="0" w:type="dxa"/>
-          </w:tblCellMar>
-        </w:tblPrEx>
         <w:tc>
           <w:tcPr>
             <w:tcW w:w="820" w:type="dxa"/>
@@ -15426,12 +13833,6 @@
         </w:tc>
       </w:tr>
       <w:tr>
-        <w:tblPrEx>
-          <w:tblCellMar>
-            <w:top w:w="0" w:type="dxa"/>
-            <w:bottom w:w="0" w:type="dxa"/>
-          </w:tblCellMar>
-        </w:tblPrEx>
         <w:tc>
           <w:tcPr>
             <w:tcW w:w="820" w:type="dxa"/>
@@ -15611,12 +14012,6 @@
         </w:tc>
       </w:tr>
       <w:tr>
-        <w:tblPrEx>
-          <w:tblCellMar>
-            <w:top w:w="0" w:type="dxa"/>
-            <w:bottom w:w="0" w:type="dxa"/>
-          </w:tblCellMar>
-        </w:tblPrEx>
         <w:tc>
           <w:tcPr>
             <w:tcW w:w="820" w:type="dxa"/>
@@ -15796,12 +14191,6 @@
         </w:tc>
       </w:tr>
       <w:tr>
-        <w:tblPrEx>
-          <w:tblCellMar>
-            <w:top w:w="0" w:type="dxa"/>
-            <w:bottom w:w="0" w:type="dxa"/>
-          </w:tblCellMar>
-        </w:tblPrEx>
         <w:tc>
           <w:tcPr>
             <w:tcW w:w="820" w:type="dxa"/>
@@ -15981,12 +14370,6 @@
         </w:tc>
       </w:tr>
       <w:tr>
-        <w:tblPrEx>
-          <w:tblCellMar>
-            <w:top w:w="0" w:type="dxa"/>
-            <w:bottom w:w="0" w:type="dxa"/>
-          </w:tblCellMar>
-        </w:tblPrEx>
         <w:tc>
           <w:tcPr>
             <w:tcW w:w="820" w:type="dxa"/>
@@ -16158,12 +14541,6 @@
         </w:tc>
       </w:tr>
       <w:tr>
-        <w:tblPrEx>
-          <w:tblCellMar>
-            <w:top w:w="0" w:type="dxa"/>
-            <w:bottom w:w="0" w:type="dxa"/>
-          </w:tblCellMar>
-        </w:tblPrEx>
         <w:tc>
           <w:tcPr>
             <w:tcW w:w="820" w:type="dxa"/>
@@ -16343,12 +14720,6 @@
         </w:tc>
       </w:tr>
       <w:tr>
-        <w:tblPrEx>
-          <w:tblCellMar>
-            <w:top w:w="0" w:type="dxa"/>
-            <w:bottom w:w="0" w:type="dxa"/>
-          </w:tblCellMar>
-        </w:tblPrEx>
         <w:tc>
           <w:tcPr>
             <w:tcW w:w="820" w:type="dxa"/>
@@ -16528,12 +14899,6 @@
         </w:tc>
       </w:tr>
       <w:tr>
-        <w:tblPrEx>
-          <w:tblCellMar>
-            <w:top w:w="0" w:type="dxa"/>
-            <w:bottom w:w="0" w:type="dxa"/>
-          </w:tblCellMar>
-        </w:tblPrEx>
         <w:tc>
           <w:tcPr>
             <w:tcW w:w="820" w:type="dxa"/>
@@ -16713,12 +15078,6 @@
         </w:tc>
       </w:tr>
       <w:tr>
-        <w:tblPrEx>
-          <w:tblCellMar>
-            <w:top w:w="0" w:type="dxa"/>
-            <w:bottom w:w="0" w:type="dxa"/>
-          </w:tblCellMar>
-        </w:tblPrEx>
         <w:tc>
           <w:tcPr>
             <w:tcW w:w="820" w:type="dxa"/>
@@ -16904,12 +15263,6 @@
         </w:tc>
       </w:tr>
       <w:tr>
-        <w:tblPrEx>
-          <w:tblCellMar>
-            <w:top w:w="0" w:type="dxa"/>
-            <w:bottom w:w="0" w:type="dxa"/>
-          </w:tblCellMar>
-        </w:tblPrEx>
         <w:tc>
           <w:tcPr>
             <w:tcW w:w="820" w:type="dxa"/>
@@ -17089,12 +15442,6 @@
         </w:tc>
       </w:tr>
       <w:tr>
-        <w:tblPrEx>
-          <w:tblCellMar>
-            <w:top w:w="0" w:type="dxa"/>
-            <w:bottom w:w="0" w:type="dxa"/>
-          </w:tblCellMar>
-        </w:tblPrEx>
         <w:tc>
           <w:tcPr>
             <w:tcW w:w="820" w:type="dxa"/>
@@ -17274,12 +15621,6 @@
         </w:tc>
       </w:tr>
       <w:tr>
-        <w:tblPrEx>
-          <w:tblCellMar>
-            <w:top w:w="0" w:type="dxa"/>
-            <w:bottom w:w="0" w:type="dxa"/>
-          </w:tblCellMar>
-        </w:tblPrEx>
         <w:tc>
           <w:tcPr>
             <w:tcW w:w="820" w:type="dxa"/>
@@ -17465,12 +15806,6 @@
         </w:tc>
       </w:tr>
       <w:tr>
-        <w:tblPrEx>
-          <w:tblCellMar>
-            <w:top w:w="0" w:type="dxa"/>
-            <w:bottom w:w="0" w:type="dxa"/>
-          </w:tblCellMar>
-        </w:tblPrEx>
         <w:tc>
           <w:tcPr>
             <w:tcW w:w="820" w:type="dxa"/>
@@ -17552,7 +15887,7 @@
                 <w:sz w:val="17"/>
                 <w:szCs w:val="17"/>
               </w:rPr>
-              <w:t>Chantier PEB — cycle du prêt interbibliothèques (mai 2026)</w:t>
+              <w:t>Chantier PEB — cycle du prêt interbibliothèques. 6 sous-travaux livrés, 3 ouverts (archive, reports, digital) — voir fiche</w:t>
             </w:r>
           </w:p>
         </w:tc>
@@ -17636,7 +15971,178 @@
                 <w:sz w:val="17"/>
                 <w:szCs w:val="17"/>
               </w:rPr>
-              <w:t>✅ EN GRANDE PARTIE LIVRÉ</w:t>
+              <w:t>🟡 LARGEMENT LIVRÉ — 3 sous-travaux ouverts</w:t>
+            </w:r>
+          </w:p>
+        </w:tc>
+      </w:tr>
+      <w:tr>
+        <w:tc>
+          <w:tcPr>
+            <w:tcW w:w="820" w:type="dxa"/>
+            <w:tcBorders>
+              <w:top w:val="single" w:sz="1" w:space="0" w:color="D1D5DB"/>
+              <w:left w:val="single" w:sz="1" w:space="0" w:color="D1D5DB"/>
+              <w:bottom w:val="single" w:sz="1" w:space="0" w:color="D1D5DB"/>
+              <w:right w:val="single" w:sz="1" w:space="0" w:color="D1D5DB"/>
+            </w:tcBorders>
+            <w:shd w:val="clear" w:color="auto" w:fill="FFFFFF"/>
+            <w:tcMar>
+              <w:top w:w="60" w:type="dxa"/>
+              <w:left w:w="90" w:type="dxa"/>
+              <w:bottom w:w="60" w:type="dxa"/>
+              <w:right w:w="90" w:type="dxa"/>
+            </w:tcMar>
+            <w:vAlign w:val="center"/>
+          </w:tcPr>
+          <w:p>
+            <w:r>
+              <w:rPr>
+                <w:b/>
+                <w:sz w:val="17"/>
+                <w:szCs w:val="17"/>
+              </w:rPr>
+              <w:t>#PARTNERS</w:t>
+            </w:r>
+          </w:p>
+        </w:tc>
+        <w:tc>
+          <w:tcPr>
+            <w:tcW w:w="1300" w:type="dxa"/>
+            <w:tcBorders>
+              <w:top w:val="single" w:sz="1" w:space="0" w:color="D1D5DB"/>
+              <w:left w:val="single" w:sz="1" w:space="0" w:color="D1D5DB"/>
+              <w:bottom w:val="single" w:sz="1" w:space="0" w:color="D1D5DB"/>
+              <w:right w:val="single" w:sz="1" w:space="0" w:color="D1D5DB"/>
+            </w:tcBorders>
+            <w:shd w:val="clear" w:color="auto" w:fill="FFFFFF"/>
+            <w:tcMar>
+              <w:top w:w="60" w:type="dxa"/>
+              <w:left w:w="90" w:type="dxa"/>
+              <w:bottom w:w="60" w:type="dxa"/>
+              <w:right w:w="90" w:type="dxa"/>
+            </w:tcMar>
+            <w:vAlign w:val="center"/>
+          </w:tcPr>
+          <w:p>
+            <w:r>
+              <w:rPr>
+                <w:sz w:val="17"/>
+                <w:szCs w:val="17"/>
+              </w:rPr>
+              <w:t>Réseau</w:t>
+            </w:r>
+          </w:p>
+        </w:tc>
+        <w:tc>
+          <w:tcPr>
+            <w:tcW w:w="3680" w:type="dxa"/>
+            <w:tcBorders>
+              <w:top w:val="single" w:sz="1" w:space="0" w:color="D1D5DB"/>
+              <w:left w:val="single" w:sz="1" w:space="0" w:color="D1D5DB"/>
+              <w:bottom w:val="single" w:sz="1" w:space="0" w:color="D1D5DB"/>
+              <w:right w:val="single" w:sz="1" w:space="0" w:color="D1D5DB"/>
+            </w:tcBorders>
+            <w:shd w:val="clear" w:color="auto" w:fill="FFFFFF"/>
+            <w:tcMar>
+              <w:top w:w="60" w:type="dxa"/>
+              <w:left w:w="90" w:type="dxa"/>
+              <w:bottom w:w="60" w:type="dxa"/>
+              <w:right w:w="90" w:type="dxa"/>
+            </w:tcMar>
+            <w:vAlign w:val="center"/>
+          </w:tcPr>
+          <w:p>
+            <w:r>
+              <w:rPr>
+                <w:sz w:val="17"/>
+                <w:szCs w:val="17"/>
+              </w:rPr>
+              <w:t>Partenaires de correspondance d’une bibliothèque — éditeur onglet documents (bibliothèques fédérées + collectifs catalogue)</w:t>
+            </w:r>
+          </w:p>
+        </w:tc>
+        <w:tc>
+          <w:tcPr>
+            <w:tcW w:w="620" w:type="dxa"/>
+            <w:tcBorders>
+              <w:top w:val="single" w:sz="1" w:space="0" w:color="D1D5DB"/>
+              <w:left w:val="single" w:sz="1" w:space="0" w:color="D1D5DB"/>
+              <w:bottom w:val="single" w:sz="1" w:space="0" w:color="D1D5DB"/>
+              <w:right w:val="single" w:sz="1" w:space="0" w:color="D1D5DB"/>
+            </w:tcBorders>
+            <w:shd w:val="clear" w:color="auto" w:fill="FFFFFF"/>
+            <w:tcMar>
+              <w:top w:w="60" w:type="dxa"/>
+              <w:left w:w="90" w:type="dxa"/>
+              <w:bottom w:w="60" w:type="dxa"/>
+              <w:right w:w="90" w:type="dxa"/>
+            </w:tcMar>
+            <w:vAlign w:val="center"/>
+          </w:tcPr>
+          <w:p>
+            <w:r>
+              <w:rPr>
+                <w:sz w:val="17"/>
+                <w:szCs w:val="17"/>
+              </w:rPr>
+              <w:t>—</w:t>
+            </w:r>
+          </w:p>
+        </w:tc>
+        <w:tc>
+          <w:tcPr>
+            <w:tcW w:w="1700" w:type="dxa"/>
+            <w:tcBorders>
+              <w:top w:val="single" w:sz="1" w:space="0" w:color="D1D5DB"/>
+              <w:left w:val="single" w:sz="1" w:space="0" w:color="D1D5DB"/>
+              <w:bottom w:val="single" w:sz="1" w:space="0" w:color="D1D5DB"/>
+              <w:right w:val="single" w:sz="1" w:space="0" w:color="D1D5DB"/>
+            </w:tcBorders>
+            <w:shd w:val="clear" w:color="auto" w:fill="FFFFFF"/>
+            <w:tcMar>
+              <w:top w:w="60" w:type="dxa"/>
+              <w:left w:w="90" w:type="dxa"/>
+              <w:bottom w:w="60" w:type="dxa"/>
+              <w:right w:w="90" w:type="dxa"/>
+            </w:tcMar>
+            <w:vAlign w:val="center"/>
+          </w:tcPr>
+          <w:p>
+            <w:r>
+              <w:rPr>
+                <w:sz w:val="17"/>
+                <w:szCs w:val="17"/>
+              </w:rPr>
+              <w:t>livré 24/05</w:t>
+            </w:r>
+          </w:p>
+        </w:tc>
+        <w:tc>
+          <w:tcPr>
+            <w:tcW w:w="1640" w:type="dxa"/>
+            <w:tcBorders>
+              <w:top w:val="single" w:sz="1" w:space="0" w:color="D1D5DB"/>
+              <w:left w:val="single" w:sz="1" w:space="0" w:color="D1D5DB"/>
+              <w:bottom w:val="single" w:sz="1" w:space="0" w:color="D1D5DB"/>
+              <w:right w:val="single" w:sz="1" w:space="0" w:color="D1D5DB"/>
+            </w:tcBorders>
+            <w:shd w:val="clear" w:color="auto" w:fill="FFFFFF"/>
+            <w:tcMar>
+              <w:top w:w="60" w:type="dxa"/>
+              <w:left w:w="90" w:type="dxa"/>
+              <w:bottom w:w="60" w:type="dxa"/>
+              <w:right w:w="90" w:type="dxa"/>
+            </w:tcMar>
+            <w:vAlign w:val="center"/>
+          </w:tcPr>
+          <w:p>
+            <w:r>
+              <w:rPr>
+                <w:sz w:val="17"/>
+                <w:szCs w:val="17"/>
+              </w:rPr>
+              <w:t>✅ RÉSOLU</w:t>
             </w:r>
           </w:p>
         </w:tc>
@@ -17787,12 +16293,6 @@
         <w:gridCol w:w="2200"/>
       </w:tblGrid>
       <w:tr>
-        <w:tblPrEx>
-          <w:tblCellMar>
-            <w:top w:w="0" w:type="dxa"/>
-            <w:bottom w:w="0" w:type="dxa"/>
-          </w:tblCellMar>
-        </w:tblPrEx>
         <w:trPr>
           <w:tblHeader/>
         </w:trPr>
@@ -17935,12 +16435,6 @@
         </w:tc>
       </w:tr>
       <w:tr>
-        <w:tblPrEx>
-          <w:tblCellMar>
-            <w:top w:w="0" w:type="dxa"/>
-            <w:bottom w:w="0" w:type="dxa"/>
-          </w:tblCellMar>
-        </w:tblPrEx>
         <w:tc>
           <w:tcPr>
             <w:tcW w:w="700" w:type="dxa"/>
@@ -18075,12 +16569,6 @@
         </w:tc>
       </w:tr>
       <w:tr>
-        <w:tblPrEx>
-          <w:tblCellMar>
-            <w:top w:w="0" w:type="dxa"/>
-            <w:bottom w:w="0" w:type="dxa"/>
-          </w:tblCellMar>
-        </w:tblPrEx>
         <w:tc>
           <w:tcPr>
             <w:tcW w:w="700" w:type="dxa"/>
@@ -18211,12 +16699,6 @@
         </w:tc>
       </w:tr>
       <w:tr>
-        <w:tblPrEx>
-          <w:tblCellMar>
-            <w:top w:w="0" w:type="dxa"/>
-            <w:bottom w:w="0" w:type="dxa"/>
-          </w:tblCellMar>
-        </w:tblPrEx>
         <w:tc>
           <w:tcPr>
             <w:tcW w:w="700" w:type="dxa"/>
@@ -18341,18 +16823,12 @@
                 <w:sz w:val="16"/>
                 <w:szCs w:val="16"/>
               </w:rPr>
-              <w:t>🟠 Backend poussé (commit ebe9a0e49d) ; patch frontend prêt à pousser dès Woodpecker rétabli</w:t>
+              <w:t>✅ Livrée — backend (commit ebe9a0e) et patch frontend (commit 2bd4c49) poussés</w:t>
             </w:r>
           </w:p>
         </w:tc>
       </w:tr>
       <w:tr>
-        <w:tblPrEx>
-          <w:tblCellMar>
-            <w:top w:w="0" w:type="dxa"/>
-            <w:bottom w:w="0" w:type="dxa"/>
-          </w:tblCellMar>
-        </w:tblPrEx>
         <w:tc>
           <w:tcPr>
             <w:tcW w:w="700" w:type="dxa"/>
@@ -18483,12 +16959,6 @@
         </w:tc>
       </w:tr>
       <w:tr>
-        <w:tblPrEx>
-          <w:tblCellMar>
-            <w:top w:w="0" w:type="dxa"/>
-            <w:bottom w:w="0" w:type="dxa"/>
-          </w:tblCellMar>
-        </w:tblPrEx>
         <w:tc>
           <w:tcPr>
             <w:tcW w:w="700" w:type="dxa"/>
@@ -18619,12 +17089,6 @@
         </w:tc>
       </w:tr>
       <w:tr>
-        <w:tblPrEx>
-          <w:tblCellMar>
-            <w:top w:w="0" w:type="dxa"/>
-            <w:bottom w:w="0" w:type="dxa"/>
-          </w:tblCellMar>
-        </w:tblPrEx>
         <w:tc>
           <w:tcPr>
             <w:tcW w:w="700" w:type="dxa"/>
@@ -18755,12 +17219,6 @@
         </w:tc>
       </w:tr>
       <w:tr>
-        <w:tblPrEx>
-          <w:tblCellMar>
-            <w:top w:w="0" w:type="dxa"/>
-            <w:bottom w:w="0" w:type="dxa"/>
-          </w:tblCellMar>
-        </w:tblPrEx>
         <w:tc>
           <w:tcPr>
             <w:tcW w:w="700" w:type="dxa"/>
@@ -18901,6 +17359,7 @@
         <w:spacing w:after="120" w:line="276" w:lineRule="auto"/>
       </w:pPr>
       <w:r>
+        <w:lastRenderedPageBreak/>
         <w:t>Articulations avec le reste du backlog : l'étape 10 conditionne notify-document-permission-request, muette tant que library_contact_profiles est vide — c'est le même sujet que l'item #156 (EA-20). L'étape 8 (mails) est à coordonner avec le chantier #153, dont le sous-constat (f) — notifications PEB unilatérales — a précisément émergé du test de l'étape 9. L'étape 7 recoupe #151 (compteur AUTORIDADES). Quatre dettes ont été notées sur la phase 2 de l'étape 2 (PEB).</w:t>
       </w:r>
     </w:p>
@@ -18909,8 +17368,7 @@
         <w:spacing w:after="120" w:line="276" w:lineRule="auto"/>
       </w:pPr>
       <w:r>
-        <w:lastRenderedPageBreak/>
-        <w:t>Point d'infrastructure à garder en tête : tant que Woodpecker renvoie « could not load config from forge: context deadline exceeded », c'est une panne de l'infra Codeberg, jamais un problème de code — vérifier status.codeberg.org avant tout autre diagnostic. Le patch frontend de l'étape 3 est prêt et n'attend que le rétablissement du CI.</w:t>
+        <w:t>Point d'infrastructure à garder en tête : tant que Woodpecker renvoie « could not load config from forge: context deadline exceeded », c'est une panne de l'infra Codeberg, jamais un problème de code — vérifier status.codeberg.org avant tout autre diagnostic. Le patch frontend de l'étape 3 a été poussé après le rétablissement du CI (commit 2bd4c49).</w:t>
       </w:r>
     </w:p>
     <w:p>
@@ -19036,12 +17494,6 @@
         <w:gridCol w:w="1600"/>
       </w:tblGrid>
       <w:tr>
-        <w:tblPrEx>
-          <w:tblCellMar>
-            <w:top w:w="0" w:type="dxa"/>
-            <w:bottom w:w="0" w:type="dxa"/>
-          </w:tblCellMar>
-        </w:tblPrEx>
         <w:trPr>
           <w:tblHeader/>
         </w:trPr>
@@ -19183,12 +17635,6 @@
         </w:tc>
       </w:tr>
       <w:tr>
-        <w:tblPrEx>
-          <w:tblCellMar>
-            <w:top w:w="0" w:type="dxa"/>
-            <w:bottom w:w="0" w:type="dxa"/>
-          </w:tblCellMar>
-        </w:tblPrEx>
         <w:tc>
           <w:tcPr>
             <w:tcW w:w="900" w:type="dxa"/>
@@ -19318,12 +17764,6 @@
         </w:tc>
       </w:tr>
       <w:tr>
-        <w:tblPrEx>
-          <w:tblCellMar>
-            <w:top w:w="0" w:type="dxa"/>
-            <w:bottom w:w="0" w:type="dxa"/>
-          </w:tblCellMar>
-        </w:tblPrEx>
         <w:tc>
           <w:tcPr>
             <w:tcW w:w="900" w:type="dxa"/>
@@ -19453,12 +17893,6 @@
         </w:tc>
       </w:tr>
       <w:tr>
-        <w:tblPrEx>
-          <w:tblCellMar>
-            <w:top w:w="0" w:type="dxa"/>
-            <w:bottom w:w="0" w:type="dxa"/>
-          </w:tblCellMar>
-        </w:tblPrEx>
         <w:tc>
           <w:tcPr>
             <w:tcW w:w="900" w:type="dxa"/>
@@ -19588,12 +18022,6 @@
         </w:tc>
       </w:tr>
       <w:tr>
-        <w:tblPrEx>
-          <w:tblCellMar>
-            <w:top w:w="0" w:type="dxa"/>
-            <w:bottom w:w="0" w:type="dxa"/>
-          </w:tblCellMar>
-        </w:tblPrEx>
         <w:tc>
           <w:tcPr>
             <w:tcW w:w="900" w:type="dxa"/>
@@ -19723,12 +18151,6 @@
         </w:tc>
       </w:tr>
       <w:tr>
-        <w:tblPrEx>
-          <w:tblCellMar>
-            <w:top w:w="0" w:type="dxa"/>
-            <w:bottom w:w="0" w:type="dxa"/>
-          </w:tblCellMar>
-        </w:tblPrEx>
         <w:tc>
           <w:tcPr>
             <w:tcW w:w="900" w:type="dxa"/>
@@ -19862,12 +18284,6 @@
         </w:tc>
       </w:tr>
       <w:tr>
-        <w:tblPrEx>
-          <w:tblCellMar>
-            <w:top w:w="0" w:type="dxa"/>
-            <w:bottom w:w="0" w:type="dxa"/>
-          </w:tblCellMar>
-        </w:tblPrEx>
         <w:tc>
           <w:tcPr>
             <w:tcW w:w="900" w:type="dxa"/>
@@ -19997,12 +18413,6 @@
         </w:tc>
       </w:tr>
       <w:tr>
-        <w:tblPrEx>
-          <w:tblCellMar>
-            <w:top w:w="0" w:type="dxa"/>
-            <w:bottom w:w="0" w:type="dxa"/>
-          </w:tblCellMar>
-        </w:tblPrEx>
         <w:tc>
           <w:tcPr>
             <w:tcW w:w="900" w:type="dxa"/>
@@ -20132,12 +18542,6 @@
         </w:tc>
       </w:tr>
       <w:tr>
-        <w:tblPrEx>
-          <w:tblCellMar>
-            <w:top w:w="0" w:type="dxa"/>
-            <w:bottom w:w="0" w:type="dxa"/>
-          </w:tblCellMar>
-        </w:tblPrEx>
         <w:tc>
           <w:tcPr>
             <w:tcW w:w="900" w:type="dxa"/>
@@ -20267,12 +18671,6 @@
         </w:tc>
       </w:tr>
       <w:tr>
-        <w:tblPrEx>
-          <w:tblCellMar>
-            <w:top w:w="0" w:type="dxa"/>
-            <w:bottom w:w="0" w:type="dxa"/>
-          </w:tblCellMar>
-        </w:tblPrEx>
         <w:tc>
           <w:tcPr>
             <w:tcW w:w="900" w:type="dxa"/>
@@ -20406,12 +18804,6 @@
         </w:tc>
       </w:tr>
       <w:tr>
-        <w:tblPrEx>
-          <w:tblCellMar>
-            <w:top w:w="0" w:type="dxa"/>
-            <w:bottom w:w="0" w:type="dxa"/>
-          </w:tblCellMar>
-        </w:tblPrEx>
         <w:tc>
           <w:tcPr>
             <w:tcW w:w="900" w:type="dxa"/>
@@ -20564,6 +18956,7 @@
           <w:bCs/>
           <w:color w:val="1E40AF"/>
         </w:rPr>
+        <w:lastRenderedPageBreak/>
         <w:t xml:space="preserve">#CL.1 — </w:t>
       </w:r>
       <w:r>
@@ -20597,7 +18990,6 @@
         <w:spacing w:after="120" w:line="276" w:lineRule="auto"/>
       </w:pPr>
       <w:r>
-        <w:lastRenderedPageBreak/>
         <w:t>Données par ligne : couverture miniature, titre, auteur, bibliothèque, date d'emprunt et de retour réelle, statut courant (disponible / tout sorti / consultation sur place / indisponible), et si tout est sorti, la date de retour la plus proche. Dépendances : surface locale par bibliothèque ; champs available_count_local, on_loan_count_local, earliest_due_back_at, is_reservable. Règle métier : fiche contextualisée à une bibliothèque = informations locales uniquement.</w:t>
       </w:r>
     </w:p>
@@ -20693,7 +19085,7 @@
         <w:t>Écran : haut de conta.html. Données : état général (conta ativa / atenção / bloqueada), cause du blocage, action attendue, validité de l'inscription. Dépendance structurante : un objet résumé unique côté backend (account_status, blocking_reason_code, blocking_reason_label, membership_expires_at) — éviter que le frontend reconstruise une grappe de règles. Doit savoir exposer le motif de blocage cotisation expirée (#33).</w:t>
       </w:r>
     </w:p>
-    <w:p w14:paraId="3CL30001">
+    <w:p>
       <w:pPr>
         <w:spacing w:after="120" w:line="276" w:lineRule="auto"/>
       </w:pPr>
@@ -20799,6 +19191,7 @@
         <w:spacing w:after="120" w:line="276" w:lineRule="auto"/>
       </w:pPr>
       <w:r>
+        <w:lastRenderedPageBreak/>
         <w:t>Cahier fiche 2.5. Fonction de liant : sans elle, même de bonnes briques donnent un ressenti fragmenté. Dépendances : URLs stables par ID, conservation d'un library_id ou library_slug contextuel, bonne tenue des filtres et tris au retour. Recoupe #75.</w:t>
       </w:r>
     </w:p>
@@ -20888,7 +19281,6 @@
           <w:bCs/>
           <w:color w:val="1E40AF"/>
         </w:rPr>
-        <w:lastRenderedPageBreak/>
         <w:t xml:space="preserve">#CL.8 — </w:t>
       </w:r>
       <w:r>
@@ -21143,6 +19535,7 @@
           <w:sz w:val="22"/>
           <w:szCs w:val="22"/>
         </w:rPr>
+        <w:lastRenderedPageBreak/>
         <w:t xml:space="preserve">#33 — </w:t>
       </w:r>
       <w:r>
@@ -21348,9 +19741,7 @@
         <w:spacing w:after="120" w:line="276" w:lineRule="auto"/>
       </w:pPr>
       <w:r>
-        <w:t xml:space="preserve">Avancement consolidé au 22/05 : R.1 et R.2 bouclés. R.3 (alignement des 7 transports mail autonomes sur le wrapper neutre sendEmail) bouclé le 21/05, aucune dette R.7. R.4 (bascule MAIL_PROVIDER=resend) effectuée le </w:t>
-        <w:lastRenderedPageBreak/>
-        <w:t>21/05 vers 21h08 : variable globale, tous les transports basculent ensemble. Validation par cinq familles de mails, tous reçus avec statut delivered côté Resend. R.4.4 vérifié : silence de Brevo confirmé.</w:t>
+        <w:t>Avancement consolidé au 22/05 : R.1 et R.2 bouclés. R.3 (alignement des 7 transports mail autonomes sur le wrapper neutre sendEmail) bouclé le 21/05, aucune dette R.7. R.4 (bascule MAIL_PROVIDER=resend) effectuée le 21/05 vers 21h08 : variable globale, tous les transports basculent ensemble. Validation par cinq familles de mails, tous reçus avec statut delivered côté Resend. R.4.4 vérifié : silence de Brevo confirmé.</w:t>
       </w:r>
     </w:p>
     <w:p>
@@ -21710,6 +20101,7 @@
           <w:sz w:val="22"/>
           <w:szCs w:val="22"/>
         </w:rPr>
+        <w:lastRenderedPageBreak/>
         <w:t xml:space="preserve">#MM1 — </w:t>
       </w:r>
       <w:r>
@@ -21956,7 +20348,6 @@
           <w:sz w:val="19"/>
           <w:szCs w:val="19"/>
         </w:rPr>
-        <w:lastRenderedPageBreak/>
         <w:t xml:space="preserve">Thème : </w:t>
       </w:r>
       <w:r>
@@ -22201,1656 +20592,6 @@
           <w:sz w:val="19"/>
           <w:szCs w:val="19"/>
         </w:rPr>
-        <w:t xml:space="preserve">Thème : </w:t>
-      </w:r>
-      <w:r>
-        <w:rPr>
-          <w:color w:val="4B5563"/>
-          <w:sz w:val="19"/>
-          <w:szCs w:val="19"/>
-        </w:rPr>
-        <w:t xml:space="preserve">Module tâches      </w:t>
-      </w:r>
-      <w:r>
-        <w:rPr>
-          <w:b/>
-          <w:bCs/>
-          <w:color w:val="4B5563"/>
-          <w:sz w:val="19"/>
-          <w:szCs w:val="19"/>
-        </w:rPr>
-        <w:t xml:space="preserve">Statut : </w:t>
-      </w:r>
-      <w:r>
-        <w:rPr>
-          <w:color w:val="4B5563"/>
-          <w:sz w:val="19"/>
-          <w:szCs w:val="19"/>
-        </w:rPr>
-        <w:t>✅ RÉSOLU</w:t>
-      </w:r>
-    </w:p>
-    <w:p>
-      <w:pPr>
-        <w:spacing w:after="100" w:line="276" w:lineRule="auto"/>
-      </w:pPr>
-      <w:r>
-        <w:rPr>
-          <w:b/>
-          <w:bCs/>
-          <w:color w:val="4B5563"/>
-          <w:sz w:val="19"/>
-          <w:szCs w:val="19"/>
-        </w:rPr>
-        <w:t xml:space="preserve">Estimation : </w:t>
-      </w:r>
-      <w:r>
-        <w:rPr>
-          <w:color w:val="4B5563"/>
-          <w:sz w:val="19"/>
-          <w:szCs w:val="19"/>
-        </w:rPr>
-        <w:t>Livré — étapes 1 à 6 plus 3-bis, deux bugs du Painel corrigés</w:t>
-      </w:r>
-    </w:p>
-    <w:p>
-      <w:pPr>
-        <w:spacing w:after="120" w:line="276" w:lineRule="auto"/>
-      </w:pPr>
-      <w:r>
-        <w:t>Chantier structurel livré de bout en bout sur les sessions des 23 et 24 mai. Le module dote la page Bibliothèque d'un onglet « Tarefas internas » à trois sous-onglets : Liste (tâches concrètes, vue par échéance, invitation de camarades par e-mail), Modèles (tâches-types locales, ponctuelles ou récurrentes, avec instanciation) et Catalogue (suggestions de tâches-types prêtes à l'emploi, adoptables comme modèles locaux).</w:t>
-      </w:r>
-    </w:p>
-    <w:p>
-      <w:pPr>
-        <w:spacing w:after="120" w:line="276" w:lineRule="auto"/>
-      </w:pPr>
-      <w:r>
-        <w:t>Backend : tables painel_internal_tasks, painel_recurring_task_rules et painel_task_suggestion_catalog ; RPC fn_task_* et fn_recurring_task_rule_* en SECURITY INVOKER. Statuts canoniques pendente / em_andamento / concluida / cancelada ; régénération automatique de l'occurrence suivante à l'achèvement d'une tâche récurrente. Deux bugs du Painel ont été corrigés dans la foulée : les deux changements de statut qui court-circuitaient fn_task_update_status par un update() direct sont désormais routés par la RPC, ce qui rétablit la régénération récurrente depuis le Painel. Fiche conservée pour mémoire ; l'évolution « invitation groupée » fait l'objet de l'item distinct #TASKS-invitation-groupée.</w:t>
-      </w:r>
-    </w:p>
-    <w:p>
-      <w:pPr>
-        <w:spacing w:before="200" w:after="60" w:line="276" w:lineRule="auto"/>
-      </w:pPr>
-      <w:r>
-        <w:rPr>
-          <w:b/>
-          <w:bCs/>
-          <w:color w:val="1E40AF"/>
-          <w:sz w:val="22"/>
-          <w:szCs w:val="22"/>
-        </w:rPr>
-        <w:t xml:space="preserve">#I — </w:t>
-      </w:r>
-      <w:r>
-        <w:rPr>
-          <w:b/>
-          <w:bCs/>
-          <w:sz w:val="22"/>
-          <w:szCs w:val="22"/>
-        </w:rPr>
-        <w:t>Intégration archive.org (Wayback + IA Items)</w:t>
-      </w:r>
-      <w:r>
-        <w:rPr>
-          <w:i/>
-          <w:iCs/>
-          <w:color w:val="6B7280"/>
-          <w:sz w:val="20"/>
-          <w:szCs w:val="20"/>
-        </w:rPr>
-        <w:t xml:space="preserve">   (score 14)</w:t>
-      </w:r>
-    </w:p>
-    <w:p>
-      <w:pPr>
-        <w:spacing w:after="40" w:line="276" w:lineRule="auto"/>
-      </w:pPr>
-      <w:r>
-        <w:rPr>
-          <w:b/>
-          <w:bCs/>
-          <w:color w:val="4B5563"/>
-          <w:sz w:val="19"/>
-          <w:szCs w:val="19"/>
-        </w:rPr>
-        <w:t xml:space="preserve">Thème : </w:t>
-      </w:r>
-      <w:r>
-        <w:rPr>
-          <w:color w:val="4B5563"/>
-          <w:sz w:val="19"/>
-          <w:szCs w:val="19"/>
-        </w:rPr>
-        <w:t xml:space="preserve">Catalogage      </w:t>
-      </w:r>
-      <w:r>
-        <w:rPr>
-          <w:b/>
-          <w:bCs/>
-          <w:color w:val="4B5563"/>
-          <w:sz w:val="19"/>
-          <w:szCs w:val="19"/>
-        </w:rPr>
-        <w:t xml:space="preserve">Statut : </w:t>
-      </w:r>
-      <w:r>
-        <w:rPr>
-          <w:color w:val="4B5563"/>
-          <w:sz w:val="19"/>
-          <w:szCs w:val="19"/>
-        </w:rPr>
-        <w:t>🟠 BTL (réunion 18/05)</w:t>
-      </w:r>
-    </w:p>
-    <w:p>
-      <w:pPr>
-        <w:spacing w:after="100" w:line="276" w:lineRule="auto"/>
-      </w:pPr>
-      <w:r>
-        <w:rPr>
-          <w:b/>
-          <w:bCs/>
-          <w:color w:val="4B5563"/>
-          <w:sz w:val="19"/>
-          <w:szCs w:val="19"/>
-        </w:rPr>
-        <w:t xml:space="preserve">Estimation : </w:t>
-      </w:r>
-      <w:r>
-        <w:rPr>
-          <w:color w:val="4B5563"/>
-          <w:sz w:val="19"/>
-          <w:szCs w:val="19"/>
-        </w:rPr>
-        <w:t>1-2 sessions</w:t>
-      </w:r>
-    </w:p>
-    <w:p>
-      <w:pPr>
-        <w:spacing w:after="120" w:line="276" w:lineRule="auto"/>
-      </w:pPr>
-      <w:r>
-        <w:t>Préservation mémoire militante numérique. Table web_documents séparée. Toggle mirror_locally par doc. Modération staff biblio uniquement.</w:t>
-      </w:r>
-    </w:p>
-    <w:p>
-      <w:pPr>
-        <w:spacing w:before="200" w:after="60" w:line="276" w:lineRule="auto"/>
-      </w:pPr>
-      <w:r>
-        <w:rPr>
-          <w:b/>
-          <w:bCs/>
-          <w:color w:val="1E40AF"/>
-          <w:sz w:val="22"/>
-          <w:szCs w:val="22"/>
-        </w:rPr>
-        <w:t xml:space="preserve">#J — </w:t>
-      </w:r>
-      <w:r>
-        <w:rPr>
-          <w:b/>
-          <w:bCs/>
-          <w:sz w:val="22"/>
-          <w:szCs w:val="22"/>
-        </w:rPr>
-        <w:t>Granularité loanable par exemplaire (réserve / consultation)</w:t>
-      </w:r>
-      <w:r>
-        <w:rPr>
-          <w:i/>
-          <w:iCs/>
-          <w:color w:val="6B7280"/>
-          <w:sz w:val="20"/>
-          <w:szCs w:val="20"/>
-        </w:rPr>
-        <w:t xml:space="preserve">   (score 14)</w:t>
-      </w:r>
-    </w:p>
-    <w:p>
-      <w:pPr>
-        <w:spacing w:after="40" w:line="276" w:lineRule="auto"/>
-      </w:pPr>
-      <w:r>
-        <w:rPr>
-          <w:b/>
-          <w:bCs/>
-          <w:color w:val="4B5563"/>
-          <w:sz w:val="19"/>
-          <w:szCs w:val="19"/>
-        </w:rPr>
-        <w:t xml:space="preserve">Thème : </w:t>
-      </w:r>
-      <w:r>
-        <w:rPr>
-          <w:color w:val="4B5563"/>
-          <w:sz w:val="19"/>
-          <w:szCs w:val="19"/>
-        </w:rPr>
-        <w:t xml:space="preserve">Catalogage      </w:t>
-      </w:r>
-      <w:r>
-        <w:rPr>
-          <w:b/>
-          <w:bCs/>
-          <w:color w:val="4B5563"/>
-          <w:sz w:val="19"/>
-          <w:szCs w:val="19"/>
-        </w:rPr>
-        <w:t xml:space="preserve">Statut : </w:t>
-      </w:r>
-      <w:r>
-        <w:rPr>
-          <w:color w:val="4B5563"/>
-          <w:sz w:val="19"/>
-          <w:szCs w:val="19"/>
-        </w:rPr>
-        <w:t>🟠 BTL (réunion 18/05)</w:t>
-      </w:r>
-    </w:p>
-    <w:p>
-      <w:pPr>
-        <w:spacing w:after="100" w:line="276" w:lineRule="auto"/>
-      </w:pPr>
-      <w:r>
-        <w:rPr>
-          <w:b/>
-          <w:bCs/>
-          <w:color w:val="4B5563"/>
-          <w:sz w:val="19"/>
-          <w:szCs w:val="19"/>
-        </w:rPr>
-        <w:t xml:space="preserve">Estimation : </w:t>
-      </w:r>
-      <w:r>
-        <w:rPr>
-          <w:color w:val="4B5563"/>
-          <w:sz w:val="19"/>
-          <w:szCs w:val="19"/>
-        </w:rPr>
-        <w:t>2 sessions (1 backend + 1 frontend)</w:t>
-      </w:r>
-    </w:p>
-    <w:p>
-      <w:pPr>
-        <w:spacing w:after="120" w:line="276" w:lineRule="auto"/>
-      </w:pPr>
-      <w:r>
-        <w:t xml:space="preserve">Cas BTL : 4 exemplaires dont 2 empruntables + 2 consultation. </w:t>
-      </w:r>
-      <w:r>
-        <w:rPr>
-          <w:lang w:val="en-US"/>
-        </w:rPr>
-        <w:t xml:space="preserve">Option A : exemplares.loanable bool DEFAULT true. </w:t>
-      </w:r>
-      <w:r>
-        <w:t>Recoupe le sous-item #CL.1 (statut « consultation sur place »).</w:t>
-      </w:r>
-    </w:p>
-    <w:p>
-      <w:pPr>
-        <w:spacing w:before="200" w:after="60" w:line="276" w:lineRule="auto"/>
-      </w:pPr>
-      <w:r>
-        <w:rPr>
-          <w:b/>
-          <w:bCs/>
-          <w:color w:val="1E40AF"/>
-          <w:sz w:val="22"/>
-          <w:szCs w:val="22"/>
-        </w:rPr>
-        <w:t xml:space="preserve">#MM2 — </w:t>
-      </w:r>
-      <w:r>
-        <w:rPr>
-          <w:b/>
-          <w:bCs/>
-          <w:sz w:val="22"/>
-          <w:szCs w:val="22"/>
-        </w:rPr>
-        <w:t>Footer global persistant : mail collectif + Matrix sur toutes pages staff</w:t>
-      </w:r>
-      <w:r>
-        <w:rPr>
-          <w:i/>
-          <w:iCs/>
-          <w:color w:val="6B7280"/>
-          <w:sz w:val="20"/>
-          <w:szCs w:val="20"/>
-        </w:rPr>
-        <w:t xml:space="preserve">   (score 14)</w:t>
-      </w:r>
-    </w:p>
-    <w:p>
-      <w:pPr>
-        <w:spacing w:after="40" w:line="276" w:lineRule="auto"/>
-      </w:pPr>
-      <w:r>
-        <w:rPr>
-          <w:b/>
-          <w:bCs/>
-          <w:color w:val="4B5563"/>
-          <w:sz w:val="19"/>
-          <w:szCs w:val="19"/>
-        </w:rPr>
-        <w:t xml:space="preserve">Thème : </w:t>
-      </w:r>
-      <w:r>
-        <w:rPr>
-          <w:color w:val="4B5563"/>
-          <w:sz w:val="19"/>
-          <w:szCs w:val="19"/>
-        </w:rPr>
-        <w:t xml:space="preserve">Anti-méga-machine      </w:t>
-      </w:r>
-      <w:r>
-        <w:rPr>
-          <w:b/>
-          <w:bCs/>
-          <w:color w:val="4B5563"/>
-          <w:sz w:val="19"/>
-          <w:szCs w:val="19"/>
-        </w:rPr>
-        <w:t xml:space="preserve">Statut : </w:t>
-      </w:r>
-      <w:r>
-        <w:rPr>
-          <w:color w:val="4B5563"/>
-          <w:sz w:val="19"/>
-          <w:szCs w:val="19"/>
-        </w:rPr>
-        <w:t>🆕 RIFLEXION 19/05</w:t>
-      </w:r>
-    </w:p>
-    <w:p>
-      <w:pPr>
-        <w:spacing w:after="100" w:line="276" w:lineRule="auto"/>
-      </w:pPr>
-      <w:r>
-        <w:rPr>
-          <w:b/>
-          <w:bCs/>
-          <w:color w:val="4B5563"/>
-          <w:sz w:val="19"/>
-          <w:szCs w:val="19"/>
-        </w:rPr>
-        <w:t xml:space="preserve">Estimation : </w:t>
-      </w:r>
-      <w:r>
-        <w:rPr>
-          <w:color w:val="4B5563"/>
-          <w:sz w:val="19"/>
-          <w:szCs w:val="19"/>
-        </w:rPr>
-        <w:t>2-3h (composant Footer + intégration Painel/Biblioteca/NetworkAdmin/AdminsPanel + i18n)</w:t>
-      </w:r>
-    </w:p>
-    <w:p>
-      <w:pPr>
-        <w:spacing w:after="120" w:line="276" w:lineRule="auto"/>
-      </w:pPr>
-      <w:r>
-        <w:t>Doctrine §2.2 exigence 1 : à chaque endroit où une décision configurante peut être prise, le collectif doit voir un canal humain disponible. Pas tooltip, pas FAQ — anarbib@proton.me + Matrix #anarbib:libreflux.fr visibles directement.</w:t>
-      </w:r>
-    </w:p>
-    <w:p>
-      <w:pPr>
-        <w:spacing w:before="200" w:after="60" w:line="276" w:lineRule="auto"/>
-      </w:pPr>
-      <w:r>
-        <w:rPr>
-          <w:b/>
-          <w:bCs/>
-          <w:color w:val="1E40AF"/>
-          <w:sz w:val="22"/>
-          <w:szCs w:val="22"/>
-        </w:rPr>
-        <w:t xml:space="preserve">#111 — </w:t>
-      </w:r>
-      <w:r>
-        <w:rPr>
-          <w:b/>
-          <w:bCs/>
-          <w:sz w:val="22"/>
-          <w:szCs w:val="22"/>
-        </w:rPr>
-        <w:t>Wizard onboarding biblio complet — volets 1-10 (post-validation admin réseau)</w:t>
-      </w:r>
-      <w:r>
-        <w:rPr>
-          <w:i/>
-          <w:iCs/>
-          <w:color w:val="6B7280"/>
-          <w:sz w:val="20"/>
-          <w:szCs w:val="20"/>
-        </w:rPr>
-        <w:t xml:space="preserve">   (score 13)</w:t>
-      </w:r>
-    </w:p>
-    <w:p>
-      <w:pPr>
-        <w:spacing w:after="40" w:line="276" w:lineRule="auto"/>
-      </w:pPr>
-      <w:r>
-        <w:rPr>
-          <w:b/>
-          <w:bCs/>
-          <w:color w:val="4B5563"/>
-          <w:sz w:val="19"/>
-          <w:szCs w:val="19"/>
-        </w:rPr>
-        <w:t xml:space="preserve">Thème : </w:t>
-      </w:r>
-      <w:r>
-        <w:rPr>
-          <w:color w:val="4B5563"/>
-          <w:sz w:val="19"/>
-          <w:szCs w:val="19"/>
-        </w:rPr>
-        <w:t xml:space="preserve">Onboarding biblio      </w:t>
-      </w:r>
-      <w:r>
-        <w:rPr>
-          <w:b/>
-          <w:bCs/>
-          <w:color w:val="4B5563"/>
-          <w:sz w:val="19"/>
-          <w:szCs w:val="19"/>
-        </w:rPr>
-        <w:t xml:space="preserve">Statut : </w:t>
-      </w:r>
-      <w:r>
-        <w:rPr>
-          <w:color w:val="4B5563"/>
-          <w:sz w:val="19"/>
-          <w:szCs w:val="19"/>
-        </w:rPr>
-        <w:t>🟡 PERSPECTIVE Q3 2026</w:t>
-      </w:r>
-    </w:p>
-    <w:p>
-      <w:pPr>
-        <w:spacing w:after="100" w:line="276" w:lineRule="auto"/>
-      </w:pPr>
-      <w:r>
-        <w:rPr>
-          <w:b/>
-          <w:bCs/>
-          <w:color w:val="4B5563"/>
-          <w:sz w:val="19"/>
-          <w:szCs w:val="19"/>
-        </w:rPr>
-        <w:t xml:space="preserve">Estimation : </w:t>
-      </w:r>
-      <w:r>
-        <w:rPr>
-          <w:color w:val="4B5563"/>
-          <w:sz w:val="19"/>
-          <w:szCs w:val="19"/>
-        </w:rPr>
-        <w:t>Gros chantier — à cadrer (probablement 2-3 semaines)</w:t>
-      </w:r>
-    </w:p>
-    <w:p>
-      <w:pPr>
-        <w:spacing w:after="120" w:line="276" w:lineRule="auto"/>
-      </w:pPr>
-      <w:r>
-        <w:t>Implémentation des volets 1-10 de spec-onboarding-biblioteca v1.1 §6 (volet 0 livré 19/05 dans F.3 du chantier profils). Enrichi par doctrine anti-méga-machine. Idée alternative à reconsidérer : parcours d'entrée sur anarbib.org plutôt que app.anarbib.org.</w:t>
-      </w:r>
-    </w:p>
-    <w:p>
-      <w:pPr>
-        <w:spacing w:before="200" w:after="60" w:line="276" w:lineRule="auto"/>
-      </w:pPr>
-      <w:r>
-        <w:rPr>
-          <w:b/>
-          <w:bCs/>
-          <w:color w:val="1E40AF"/>
-          <w:sz w:val="22"/>
-          <w:szCs w:val="22"/>
-        </w:rPr>
-        <w:t xml:space="preserve">#BG2 — </w:t>
-      </w:r>
-      <w:r>
-        <w:rPr>
-          <w:b/>
-          <w:bCs/>
-          <w:sz w:val="22"/>
-          <w:szCs w:val="22"/>
-        </w:rPr>
-        <w:t>Stratégie de sauvegarde militante (dump chiffré, hors-site, test restauration)</w:t>
-      </w:r>
-      <w:r>
-        <w:rPr>
-          <w:i/>
-          <w:iCs/>
-          <w:color w:val="6B7280"/>
-          <w:sz w:val="20"/>
-          <w:szCs w:val="20"/>
-        </w:rPr>
-        <w:t xml:space="preserve">   (score 13)</w:t>
-      </w:r>
-    </w:p>
-    <w:p>
-      <w:pPr>
-        <w:spacing w:after="40" w:line="276" w:lineRule="auto"/>
-      </w:pPr>
-      <w:r>
-        <w:rPr>
-          <w:b/>
-          <w:bCs/>
-          <w:color w:val="4B5563"/>
-          <w:sz w:val="19"/>
-          <w:szCs w:val="19"/>
-        </w:rPr>
-        <w:t xml:space="preserve">Thème : </w:t>
-      </w:r>
-      <w:r>
-        <w:rPr>
-          <w:color w:val="4B5563"/>
-          <w:sz w:val="19"/>
-          <w:szCs w:val="19"/>
-        </w:rPr>
-        <w:t xml:space="preserve">Infrastructure      </w:t>
-      </w:r>
-      <w:r>
-        <w:rPr>
-          <w:b/>
-          <w:bCs/>
-          <w:color w:val="4B5563"/>
-          <w:sz w:val="19"/>
-          <w:szCs w:val="19"/>
-        </w:rPr>
-        <w:t xml:space="preserve">Statut : </w:t>
-      </w:r>
-      <w:r>
-        <w:rPr>
-          <w:color w:val="4B5563"/>
-          <w:sz w:val="19"/>
-          <w:szCs w:val="19"/>
-        </w:rPr>
-        <w:t>🟡 À CADRER</w:t>
-      </w:r>
-    </w:p>
-    <w:p>
-      <w:pPr>
-        <w:spacing w:after="100" w:line="276" w:lineRule="auto"/>
-      </w:pPr>
-      <w:r>
-        <w:rPr>
-          <w:b/>
-          <w:bCs/>
-          <w:color w:val="4B5563"/>
-          <w:sz w:val="19"/>
-          <w:szCs w:val="19"/>
-        </w:rPr>
-        <w:t xml:space="preserve">Estimation : </w:t>
-      </w:r>
-      <w:r>
-        <w:rPr>
-          <w:color w:val="4B5563"/>
-          <w:sz w:val="19"/>
-          <w:szCs w:val="19"/>
-        </w:rPr>
-        <w:t>6-7 j-h</w:t>
-      </w:r>
-    </w:p>
-    <w:p>
-      <w:pPr>
-        <w:spacing w:after="120" w:line="276" w:lineRule="auto"/>
-      </w:pPr>
-      <w:r>
-        <w:lastRenderedPageBreak/>
-        <w:t>Item de cadrage issu du dossier Bologna. Constat : le code et la documentation sont en sécurité sur Codeberg, mais la base Supabase et le Storage (couvertures, PDF, logos) ne sont pas sauvegardés hors du fournisseur — c'est le trou actuel.</w:t>
-      </w:r>
-    </w:p>
-    <w:p>
-      <w:pPr>
-        <w:spacing w:after="120" w:line="276" w:lineRule="auto"/>
-      </w:pPr>
-      <w:r>
-        <w:t>Chantiers : (1) dump pg_dump périodique automatique hors de Supabase ; (2) chiffrement des sauvegardes (gpg ou age, clé privée hors ligne, répartie chez deux compagnə de confiance) ; (3) test de restauration mensuel documenté dans RESTAURATION.md ; (4) sauvegarde du Storage ; (5) MIGRATION.md vers self-hosted.</w:t>
-      </w:r>
-    </w:p>
-    <w:p>
-      <w:pPr>
-        <w:spacing w:after="120" w:line="276" w:lineRule="auto"/>
-      </w:pPr>
-      <w:r>
-        <w:t>Recommandation : commencer par un disque local (gratuit, immédiat, hors ligne) ; VPS militant (Disroot, FramaCloud) à moyen terme. Règle 3-2-1, voire 3-2-1-1-0. Cohérent avec la doctrine de méthode déjà actée — aucune action de durcissement sans dump SQL courant : #BG2 industrialise ce dump.</w:t>
-      </w:r>
-    </w:p>
-    <w:p>
-      <w:pPr>
-        <w:spacing w:before="200" w:after="60" w:line="276" w:lineRule="auto"/>
-      </w:pPr>
-      <w:r>
-        <w:rPr>
-          <w:b/>
-          <w:bCs/>
-          <w:color w:val="1E40AF"/>
-          <w:sz w:val="22"/>
-          <w:szCs w:val="22"/>
-        </w:rPr>
-        <w:t xml:space="preserve">#144 — </w:t>
-      </w:r>
-      <w:r>
-        <w:rPr>
-          <w:b/>
-          <w:bCs/>
-          <w:sz w:val="22"/>
-          <w:szCs w:val="22"/>
-        </w:rPr>
-        <w:t>Dérouler QA manuelles réservations + emprunts</w:t>
-      </w:r>
-      <w:r>
-        <w:rPr>
-          <w:i/>
-          <w:iCs/>
-          <w:color w:val="6B7280"/>
-          <w:sz w:val="20"/>
-          <w:szCs w:val="20"/>
-        </w:rPr>
-        <w:t xml:space="preserve">   (score 12)</w:t>
-      </w:r>
-    </w:p>
-    <w:p>
-      <w:pPr>
-        <w:spacing w:after="40" w:line="276" w:lineRule="auto"/>
-      </w:pPr>
-      <w:r>
-        <w:rPr>
-          <w:b/>
-          <w:bCs/>
-          <w:color w:val="4B5563"/>
-          <w:sz w:val="19"/>
-          <w:szCs w:val="19"/>
-        </w:rPr>
-        <w:t xml:space="preserve">Thème : </w:t>
-      </w:r>
-      <w:r>
-        <w:rPr>
-          <w:color w:val="4B5563"/>
-          <w:sz w:val="19"/>
-          <w:szCs w:val="19"/>
-        </w:rPr>
-        <w:t xml:space="preserve">QA      </w:t>
-      </w:r>
-      <w:r>
-        <w:rPr>
-          <w:b/>
-          <w:bCs/>
-          <w:color w:val="4B5563"/>
-          <w:sz w:val="19"/>
-          <w:szCs w:val="19"/>
-        </w:rPr>
-        <w:t xml:space="preserve">Statut : </w:t>
-      </w:r>
-      <w:r>
-        <w:rPr>
-          <w:color w:val="4B5563"/>
-          <w:sz w:val="19"/>
-          <w:szCs w:val="19"/>
-        </w:rPr>
-        <w:t>🟠 PRÊT</w:t>
-      </w:r>
-    </w:p>
-    <w:p>
-      <w:pPr>
-        <w:spacing w:after="100" w:line="276" w:lineRule="auto"/>
-      </w:pPr>
-      <w:r>
-        <w:rPr>
-          <w:b/>
-          <w:bCs/>
-          <w:color w:val="4B5563"/>
-          <w:sz w:val="19"/>
-          <w:szCs w:val="19"/>
-        </w:rPr>
-        <w:t xml:space="preserve">Estimation : </w:t>
-      </w:r>
-      <w:r>
-        <w:rPr>
-          <w:color w:val="4B5563"/>
-          <w:sz w:val="19"/>
-          <w:szCs w:val="19"/>
-        </w:rPr>
-        <w:t>1-2h par doc (2 docs)</w:t>
-      </w:r>
-    </w:p>
-    <w:p>
-      <w:pPr>
-        <w:spacing w:after="120" w:line="276" w:lineRule="auto"/>
-      </w:pPr>
-      <w:r>
-        <w:t>QA_MANUELLE_reservations + QA_MANUELLE_emprestimos rédigés 17/05, 10 scénarios chacun. Sortie attendue : liste bugs prioritisés.</w:t>
-      </w:r>
-    </w:p>
-    <w:p>
-      <w:pPr>
-        <w:spacing w:before="200" w:after="60" w:line="276" w:lineRule="auto"/>
-      </w:pPr>
-      <w:r>
-        <w:rPr>
-          <w:b/>
-          <w:bCs/>
-          <w:color w:val="1E40AF"/>
-          <w:sz w:val="22"/>
-          <w:szCs w:val="22"/>
-        </w:rPr>
-        <w:t>#E2E-infra — Mettre en place l'infrastructure de tests E2E (prérequis de #31/#32)   (score 13)</w:t>
-      </w:r>
-    </w:p>
-    <w:p>
-      <w:pPr>
-        <w:spacing w:after="40" w:line="276" w:lineRule="auto"/>
-      </w:pPr>
-      <w:r>
-        <w:rPr>
-          <w:b/>
-          <w:bCs/>
-          <w:color w:val="4B5563"/>
-          <w:sz w:val="19"/>
-          <w:szCs w:val="19"/>
-        </w:rPr>
-        <w:t>Thème : Tests      Statut : 🆕 BACKLOG 24/05</w:t>
-      </w:r>
-    </w:p>
-    <w:p>
-      <w:pPr>
-        <w:spacing w:after="100" w:line="276" w:lineRule="auto"/>
-      </w:pPr>
-      <w:r>
-        <w:rPr>
-          <w:b/>
-          <w:bCs/>
-          <w:color w:val="4B5563"/>
-          <w:sz w:val="19"/>
-          <w:szCs w:val="19"/>
-        </w:rPr>
-        <w:t>Estimation : chantier dédié (montage Playwright + intégration CI)</w:t>
-      </w:r>
-    </w:p>
-    <w:p>
-      <w:pPr>
-        <w:spacing w:after="120" w:line="276" w:lineRule="auto"/>
-      </w:pPr>
-      <w:r>
-        <w:t>Le projet n'a aucun harnais E2E navigateur : pas de Playwright ni de Cypress dans package.json, pas de playwright.config. npm test ne lance que vitest (tests unitaires et i18n). Or les items #31 et #32 présupposent des « tests E2E Playwright » : l'infrastructure qu'ils supposent n'existe pas. Cet item couvre le prérequis : installer et configurer Playwright, l'intégrer à Woodpecker (nouvelle étape de pipeline ou extension de l'étape test), et livrer un premier parcours pilote. Item bloquant en amont de #31 et #32, qui ne peuvent pas démarrer sans lui. Constat issu du Paquet 8 du chantier criar-conta, qui s'est limité à un test i18n vitest faute d'infra E2E.</w:t>
-      </w:r>
-    </w:p>
-    <w:p>
-      <w:pPr>
-        <w:spacing w:before="200" w:after="60" w:line="276" w:lineRule="auto"/>
-      </w:pPr>
-      <w:r>
-        <w:rPr>
-          <w:b/>
-          <w:bCs/>
-          <w:color w:val="1E40AF"/>
-          <w:sz w:val="22"/>
-          <w:szCs w:val="22"/>
-        </w:rPr>
-        <w:t xml:space="preserve">#32 — </w:t>
-      </w:r>
-      <w:r>
-        <w:rPr>
-          <w:b/>
-          <w:bCs/>
-          <w:sz w:val="22"/>
-          <w:szCs w:val="22"/>
-        </w:rPr>
-        <w:t>Test E2E parcours staff : circulation, no-show, libera</w:t>
-      </w:r>
-      <w:r>
-        <w:rPr>
-          <w:i/>
-          <w:iCs/>
-          <w:color w:val="6B7280"/>
-          <w:sz w:val="20"/>
-          <w:szCs w:val="20"/>
-        </w:rPr>
-        <w:t xml:space="preserve">   (score 12)</w:t>
-      </w:r>
-    </w:p>
-    <w:p>
-      <w:pPr>
-        <w:spacing w:after="40" w:line="276" w:lineRule="auto"/>
-      </w:pPr>
-      <w:r>
-        <w:rPr>
-          <w:b/>
-          <w:bCs/>
-          <w:color w:val="4B5563"/>
-          <w:sz w:val="19"/>
-          <w:szCs w:val="19"/>
-        </w:rPr>
-        <w:t xml:space="preserve">Thème : </w:t>
-      </w:r>
-      <w:r>
-        <w:rPr>
-          <w:color w:val="4B5563"/>
-          <w:sz w:val="19"/>
-          <w:szCs w:val="19"/>
-        </w:rPr>
-        <w:t xml:space="preserve">Tests      </w:t>
-      </w:r>
-      <w:r>
-        <w:rPr>
-          <w:b/>
-          <w:bCs/>
-          <w:color w:val="4B5563"/>
-          <w:sz w:val="19"/>
-          <w:szCs w:val="19"/>
-        </w:rPr>
-        <w:t xml:space="preserve">Statut : </w:t>
-      </w:r>
-      <w:r>
-        <w:rPr>
-          <w:color w:val="4B5563"/>
-          <w:sz w:val="19"/>
-          <w:szCs w:val="19"/>
-        </w:rPr>
-        <w:t>🟡 OUVERT</w:t>
-      </w:r>
-    </w:p>
-    <w:p>
-      <w:pPr>
-        <w:spacing w:after="100" w:line="276" w:lineRule="auto"/>
-      </w:pPr>
-      <w:r>
-        <w:rPr>
-          <w:b/>
-          <w:bCs/>
-          <w:color w:val="4B5563"/>
-          <w:sz w:val="19"/>
-          <w:szCs w:val="19"/>
-        </w:rPr>
-        <w:t xml:space="preserve">Estimation : </w:t>
-      </w:r>
-      <w:r>
-        <w:rPr>
-          <w:color w:val="4B5563"/>
-          <w:sz w:val="19"/>
-          <w:szCs w:val="19"/>
-        </w:rPr>
-        <w:t>1 session</w:t>
-      </w:r>
-    </w:p>
-    <w:p>
-      <w:pPr>
-        <w:spacing w:after="120" w:line="276" w:lineRule="auto"/>
-      </w:pPr>
-      <w:r>
-        <w:t>Manque tests automatisés bout-en-bout côté staff.</w:t>
-      </w:r>
-    </w:p>
-    <w:p>
-      <w:pPr>
-        <w:spacing w:before="200" w:after="60" w:line="276" w:lineRule="auto"/>
-      </w:pPr>
-      <w:r>
-        <w:rPr>
-          <w:b/>
-          <w:bCs/>
-          <w:color w:val="1E40AF"/>
-          <w:sz w:val="22"/>
-          <w:szCs w:val="22"/>
-        </w:rPr>
-        <w:t xml:space="preserve">#58 — </w:t>
-      </w:r>
-      <w:r>
-        <w:rPr>
-          <w:b/>
-          <w:bCs/>
-          <w:sz w:val="22"/>
-          <w:szCs w:val="22"/>
-        </w:rPr>
-        <w:t>Refonte page Catalogacao : tableau de contrôle</w:t>
-      </w:r>
-      <w:r>
-        <w:rPr>
-          <w:i/>
-          <w:iCs/>
-          <w:color w:val="6B7280"/>
-          <w:sz w:val="20"/>
-          <w:szCs w:val="20"/>
-        </w:rPr>
-        <w:t xml:space="preserve">   (score 12)</w:t>
-      </w:r>
-    </w:p>
-    <w:p>
-      <w:pPr>
-        <w:spacing w:after="40" w:line="276" w:lineRule="auto"/>
-      </w:pPr>
-      <w:r>
-        <w:rPr>
-          <w:b/>
-          <w:bCs/>
-          <w:color w:val="4B5563"/>
-          <w:sz w:val="19"/>
-          <w:szCs w:val="19"/>
-        </w:rPr>
-        <w:t xml:space="preserve">Thème : </w:t>
-      </w:r>
-      <w:r>
-        <w:rPr>
-          <w:color w:val="4B5563"/>
-          <w:sz w:val="19"/>
-          <w:szCs w:val="19"/>
-        </w:rPr>
-        <w:t xml:space="preserve">Catalogage      </w:t>
-      </w:r>
-      <w:r>
-        <w:rPr>
-          <w:b/>
-          <w:bCs/>
-          <w:color w:val="4B5563"/>
-          <w:sz w:val="19"/>
-          <w:szCs w:val="19"/>
-        </w:rPr>
-        <w:t xml:space="preserve">Statut : </w:t>
-      </w:r>
-      <w:r>
-        <w:rPr>
-          <w:color w:val="4B5563"/>
-          <w:sz w:val="19"/>
-          <w:szCs w:val="19"/>
-        </w:rPr>
-        <w:t>🟡 PARTIEL</w:t>
-      </w:r>
-    </w:p>
-    <w:p>
-      <w:pPr>
-        <w:spacing w:after="100" w:line="276" w:lineRule="auto"/>
-      </w:pPr>
-      <w:r>
-        <w:rPr>
-          <w:b/>
-          <w:bCs/>
-          <w:color w:val="4B5563"/>
-          <w:sz w:val="19"/>
-          <w:szCs w:val="19"/>
-        </w:rPr>
-        <w:t xml:space="preserve">Estimation : </w:t>
-      </w:r>
-      <w:r>
-        <w:rPr>
-          <w:color w:val="4B5563"/>
-          <w:sz w:val="19"/>
-          <w:szCs w:val="19"/>
-        </w:rPr>
-        <w:t>1-2 sessions</w:t>
-      </w:r>
-    </w:p>
-    <w:p>
-      <w:pPr>
-        <w:spacing w:after="120" w:line="276" w:lineRule="auto"/>
-      </w:pPr>
-      <w:r>
-        <w:t>Dossier d'ouverture déjà rédigé. À avancer après bouclage paquet H scanner ISBN. Le chantier Catalogação fait partie de l'extension prévue de la méthode parité+audit après #BIBLIO et Importações.</w:t>
-      </w:r>
-    </w:p>
-    <w:p>
-      <w:pPr>
-        <w:spacing w:before="200" w:after="60" w:line="276" w:lineRule="auto"/>
-      </w:pPr>
-      <w:r>
-        <w:rPr>
-          <w:b/>
-          <w:bCs/>
-          <w:color w:val="1E40AF"/>
-          <w:sz w:val="22"/>
-          <w:szCs w:val="22"/>
-        </w:rPr>
-        <w:t xml:space="preserve">#60 — </w:t>
-      </w:r>
-      <w:r>
-        <w:rPr>
-          <w:b/>
-          <w:bCs/>
-          <w:sz w:val="22"/>
-          <w:szCs w:val="22"/>
-        </w:rPr>
-        <w:t>Import CSV / OPF / JSON catalogues existants</w:t>
-      </w:r>
-      <w:r>
-        <w:rPr>
-          <w:i/>
-          <w:iCs/>
-          <w:color w:val="6B7280"/>
-          <w:sz w:val="20"/>
-          <w:szCs w:val="20"/>
-        </w:rPr>
-        <w:t xml:space="preserve">   (score 12)</w:t>
-      </w:r>
-    </w:p>
-    <w:p>
-      <w:pPr>
-        <w:spacing w:after="40" w:line="276" w:lineRule="auto"/>
-      </w:pPr>
-      <w:r>
-        <w:rPr>
-          <w:b/>
-          <w:bCs/>
-          <w:color w:val="4B5563"/>
-          <w:sz w:val="19"/>
-          <w:szCs w:val="19"/>
-        </w:rPr>
-        <w:t xml:space="preserve">Thème : </w:t>
-      </w:r>
-      <w:r>
-        <w:rPr>
-          <w:color w:val="4B5563"/>
-          <w:sz w:val="19"/>
-          <w:szCs w:val="19"/>
-        </w:rPr>
-        <w:t xml:space="preserve">Catalogage      </w:t>
-      </w:r>
-      <w:r>
-        <w:rPr>
-          <w:b/>
-          <w:bCs/>
-          <w:color w:val="4B5563"/>
-          <w:sz w:val="19"/>
-          <w:szCs w:val="19"/>
-        </w:rPr>
-        <w:t xml:space="preserve">Statut : </w:t>
-      </w:r>
-      <w:r>
-        <w:rPr>
-          <w:color w:val="4B5563"/>
-          <w:sz w:val="19"/>
-          <w:szCs w:val="19"/>
-        </w:rPr>
-        <w:t>🟡 PARTIEL</w:t>
-      </w:r>
-    </w:p>
-    <w:p>
-      <w:pPr>
-        <w:spacing w:after="100" w:line="276" w:lineRule="auto"/>
-      </w:pPr>
-      <w:r>
-        <w:rPr>
-          <w:b/>
-          <w:bCs/>
-          <w:color w:val="4B5563"/>
-          <w:sz w:val="19"/>
-          <w:szCs w:val="19"/>
-        </w:rPr>
-        <w:t xml:space="preserve">Estimation : </w:t>
-      </w:r>
-      <w:r>
-        <w:rPr>
-          <w:color w:val="4B5563"/>
-          <w:sz w:val="19"/>
-          <w:szCs w:val="19"/>
-        </w:rPr>
-        <w:t>2 sessions</w:t>
-      </w:r>
-    </w:p>
-    <w:p>
-      <w:pPr>
-        <w:spacing w:after="120" w:line="276" w:lineRule="auto"/>
-      </w:pPr>
-      <w:r>
-        <w:t>Page Importacoes existe. Reste consolidation workflow + UI matching automatique. La page Importações est elle-même la prochaine cible de la méthode parité+audit après #BIBLIO.</w:t>
-      </w:r>
-    </w:p>
-    <w:p>
-      <w:pPr>
-        <w:spacing w:before="200" w:after="60" w:line="276" w:lineRule="auto"/>
-      </w:pPr>
-      <w:r>
-        <w:rPr>
-          <w:b/>
-          <w:bCs/>
-          <w:color w:val="1E40AF"/>
-          <w:sz w:val="22"/>
-          <w:szCs w:val="22"/>
-        </w:rPr>
-        <w:t xml:space="preserve">#79 — </w:t>
-      </w:r>
-      <w:r>
-        <w:rPr>
-          <w:b/>
-          <w:bCs/>
-          <w:sz w:val="22"/>
-          <w:szCs w:val="22"/>
-        </w:rPr>
-        <w:t>RBAC catalogage : 8 fonctions sans garde</w:t>
-      </w:r>
-      <w:r>
-        <w:rPr>
-          <w:i/>
-          <w:iCs/>
-          <w:color w:val="6B7280"/>
-          <w:sz w:val="20"/>
-          <w:szCs w:val="20"/>
-        </w:rPr>
-        <w:t xml:space="preserve">   (score 12)</w:t>
-      </w:r>
-    </w:p>
-    <w:p>
-      <w:pPr>
-        <w:spacing w:after="40" w:line="276" w:lineRule="auto"/>
-      </w:pPr>
-      <w:r>
-        <w:rPr>
-          <w:b/>
-          <w:bCs/>
-          <w:color w:val="4B5563"/>
-          <w:sz w:val="19"/>
-          <w:szCs w:val="19"/>
-        </w:rPr>
-        <w:t xml:space="preserve">Thème : </w:t>
-      </w:r>
-      <w:r>
-        <w:rPr>
-          <w:color w:val="4B5563"/>
-          <w:sz w:val="19"/>
-          <w:szCs w:val="19"/>
-        </w:rPr>
-        <w:t xml:space="preserve">Sécurité      </w:t>
-      </w:r>
-      <w:r>
-        <w:rPr>
-          <w:b/>
-          <w:bCs/>
-          <w:color w:val="4B5563"/>
-          <w:sz w:val="19"/>
-          <w:szCs w:val="19"/>
-        </w:rPr>
-        <w:t xml:space="preserve">Statut : </w:t>
-      </w:r>
-      <w:r>
-        <w:rPr>
-          <w:color w:val="4B5563"/>
-          <w:sz w:val="19"/>
-          <w:szCs w:val="19"/>
-        </w:rPr>
-        <w:t>🟠 OUVERT</w:t>
-      </w:r>
-    </w:p>
-    <w:p>
-      <w:pPr>
-        <w:spacing w:after="100" w:line="276" w:lineRule="auto"/>
-      </w:pPr>
-      <w:r>
-        <w:rPr>
-          <w:b/>
-          <w:bCs/>
-          <w:color w:val="4B5563"/>
-          <w:sz w:val="19"/>
-          <w:szCs w:val="19"/>
-        </w:rPr>
-        <w:t xml:space="preserve">Estimation : </w:t>
-      </w:r>
-      <w:r>
-        <w:rPr>
-          <w:color w:val="4B5563"/>
-          <w:sz w:val="19"/>
-          <w:szCs w:val="19"/>
-        </w:rPr>
-        <w:t>2-3h</w:t>
-      </w:r>
-    </w:p>
-    <w:p>
-      <w:pPr>
-        <w:spacing w:after="120" w:line="276" w:lineRule="auto"/>
-      </w:pPr>
-      <w:r>
-        <w:rPr>
-          <w:lang w:val="en-US"/>
-        </w:rPr>
-        <w:t xml:space="preserve">Issu audit #150 (18/05). publish_book_draft, publish_author_draft, publish_exemplar_draft, publish_catalog_batch, create_*_draft_from_*, fn_bulk_*. </w:t>
-      </w:r>
-      <w:r>
-        <w:t>Trou RBAC, pas ACL. Composante du chantier-parapluie #BG4.</w:t>
-      </w:r>
-    </w:p>
-    <w:p>
-      <w:pPr>
-        <w:spacing w:before="200" w:after="60" w:line="276" w:lineRule="auto"/>
-      </w:pPr>
-      <w:r>
-        <w:rPr>
-          <w:b/>
-          <w:bCs/>
-          <w:color w:val="1E40AF"/>
-          <w:sz w:val="22"/>
-          <w:szCs w:val="22"/>
-        </w:rPr>
-        <w:t xml:space="preserve">#153 — </w:t>
-      </w:r>
-      <w:r>
-        <w:rPr>
-          <w:b/>
-          <w:bCs/>
-          <w:sz w:val="22"/>
-          <w:szCs w:val="22"/>
-        </w:rPr>
-        <w:t>Audit transverse des contenus de mails automatisés (style, logos, cohérence)</w:t>
-      </w:r>
-      <w:r>
-        <w:rPr>
-          <w:i/>
-          <w:iCs/>
-          <w:color w:val="6B7280"/>
-          <w:sz w:val="20"/>
-          <w:szCs w:val="20"/>
-        </w:rPr>
-        <w:t xml:space="preserve">   (score 12)</w:t>
-      </w:r>
-    </w:p>
-    <w:p>
-      <w:pPr>
-        <w:spacing w:after="40" w:line="276" w:lineRule="auto"/>
-      </w:pPr>
-      <w:r>
-        <w:rPr>
-          <w:b/>
-          <w:bCs/>
-          <w:color w:val="4B5563"/>
-          <w:sz w:val="19"/>
-          <w:szCs w:val="19"/>
-        </w:rPr>
-        <w:t xml:space="preserve">Thème : </w:t>
-      </w:r>
-      <w:r>
-        <w:rPr>
-          <w:color w:val="4B5563"/>
-          <w:sz w:val="19"/>
-          <w:szCs w:val="19"/>
-        </w:rPr>
-        <w:t xml:space="preserve">Mail      </w:t>
-      </w:r>
-      <w:r>
-        <w:rPr>
-          <w:b/>
-          <w:bCs/>
-          <w:color w:val="4B5563"/>
-          <w:sz w:val="19"/>
-          <w:szCs w:val="19"/>
-        </w:rPr>
-        <w:t xml:space="preserve">Statut : </w:t>
-      </w:r>
-      <w:r>
-        <w:rPr>
-          <w:color w:val="4B5563"/>
-          <w:sz w:val="19"/>
-          <w:szCs w:val="19"/>
-        </w:rPr>
-        <w:t>🟡 CADRÉ (audité)</w:t>
-      </w:r>
-    </w:p>
-    <w:p>
-      <w:pPr>
-        <w:spacing w:after="100" w:line="276" w:lineRule="auto"/>
-      </w:pPr>
-      <w:r>
-        <w:rPr>
-          <w:b/>
-          <w:bCs/>
-          <w:color w:val="4B5563"/>
-          <w:sz w:val="19"/>
-          <w:szCs w:val="19"/>
-        </w:rPr>
-        <w:t xml:space="preserve">Estimation : </w:t>
-      </w:r>
-      <w:r>
-        <w:rPr>
-          <w:color w:val="4B5563"/>
-          <w:sz w:val="19"/>
-          <w:szCs w:val="19"/>
-        </w:rPr>
-        <w:t>2-3 sessions</w:t>
-      </w:r>
-    </w:p>
-    <w:p>
-      <w:pPr>
-        <w:spacing w:after="120" w:line="276" w:lineRule="auto"/>
-      </w:pPr>
-      <w:r>
-        <w:lastRenderedPageBreak/>
-        <w:t>Constat du 20/05. Les messages automatisés présentent une dette transverse. Deux familles : (1) harmonisation de forme (styles, logos, mise en page inégale) ; (2) pertinence et exactitude des contenus (comptes-rendus hebdomadaires sans données de consultations ; mail d'annulation identique côté lecteur et côté biblio, non conforme).</w:t>
-      </w:r>
-    </w:p>
-    <w:p>
-      <w:pPr>
-        <w:spacing w:after="120" w:line="276" w:lineRule="auto"/>
-      </w:pPr>
-      <w:r>
-        <w:t>Audit livré le 24/05/2026 (docs/decisions/AUDIT_153_contenus_mails_2026-05-23.md, 4 passes A-B-C-D). ~17 constats instruits : 2 doublons de mail confirmés (TR-2 conversion réservation→emprunt, TR-8 annulation biblio), une famille « i18n des mails internes » (TR-4, TM-B en dur), constats de wording et de présentation. 2 constats relevés puis infirmés (TR-7 spam = warm-up normal ; TR-9 i18n = fichier déjà en 8 langues). L'audit constate et cadre ; les corrections relèvent de cinq chantiers distincts à ouvrir et prioriser séparément : la résorption des doublons TR-2 et TR-8, la famille « i18n des mails internes » (TR-4 et TM-B), et les chantiers de wording et de présentation. Ces cinq chantiers ne sont pas encore ouverts ; #153 reste un item unique au tableau, le statut « cadré (audité) » signalant que l'inventaire priorisé est disponible.</w:t>
-      </w:r>
-    </w:p>
-    <w:p>
-      <w:pPr>
-        <w:spacing w:after="120" w:line="276" w:lineRule="auto"/>
-      </w:pPr>
-      <w:r>
-        <w:t>Périmètre : recenser tous les events mail et handlers, définir une grille de cohérence, corriger flux par flux. Chantier dédié, distinct de #110 mais à coordonner — et à coordonner avec l'étape 8 du chantier #BIBLIO.</w:t>
-      </w:r>
-    </w:p>
-    <w:p>
-      <w:pPr>
-        <w:spacing w:after="120" w:line="276" w:lineRule="auto"/>
-      </w:pPr>
-      <w:r>
-        <w:t>Sous-constats R.3 (21/05) : (a) Logos — logo_url null sur le parc, source du logo variable selon l'EF, audit source par source. (b) register — rendu HTML lecteur meilleur que les rendus internes library/admin. (c) Délivrabilité — mails depuis notifications.anarbib.org en spam Gmail, réputation neuve, transitoire.</w:t>
-      </w:r>
-    </w:p>
-    <w:p>
-      <w:pPr>
-        <w:spacing w:after="120" w:line="276" w:lineRule="auto"/>
-      </w:pPr>
-      <w:r>
-        <w:t>Sous-constats R.4 (21/05) : (d) Annulation de réservation — mail biblio rédigé comme le mail lecteur. (e) Transformation reserva → emprunt — lecteur et biblio reçoivent chacun deux mails au lieu d'un, doublon à corriger côté handler.</w:t>
-      </w:r>
-    </w:p>
-    <w:p>
-      <w:pPr>
-        <w:spacing w:after="120" w:line="276" w:lineRule="auto"/>
-      </w:pPr>
-      <w:r>
-        <w:t>Sous-constat 22/05, RÉSOLU le 22/05 : (f) Notifications du prêt interbibliothèques — le mail de création non reçu par la bibliothèque à l'origine de la demande venait d'un permission denied silencieux (la RPC de création, non SECURITY DEFINER, ne pouvait appeler les fonctions de notification verrouillées par #150). Corrigé par la passerelle SECURITY DEFINER fn_peb_emit_created_notification — voir la ligne-chantier #ILL. Reliquat mineur : la couverture côté bibliothèque cible reste à confirmer en test. Le sous-constat (a) — comptes-rendus hebdomadaires sans données — est désormais porté par l'item dédié #ILL-reports.</w:t>
-      </w:r>
-    </w:p>
-    <w:p>
-      <w:pPr>
-        <w:spacing w:before="200" w:after="60" w:line="276" w:lineRule="auto"/>
-      </w:pPr>
-      <w:r>
-        <w:rPr>
-          <w:b/>
-          <w:bCs/>
-          <w:color w:val="1E40AF"/>
-          <w:sz w:val="22"/>
-          <w:szCs w:val="22"/>
-        </w:rPr>
-        <w:t xml:space="preserve">#BG3 — </w:t>
-      </w:r>
-      <w:r>
-        <w:rPr>
-          <w:b/>
-          <w:bCs/>
-          <w:sz w:val="22"/>
-          <w:szCs w:val="22"/>
-        </w:rPr>
-        <w:t>Journalisation militante : minimisation, troncation IP, rotation, JOURNALISATION.md</w:t>
-      </w:r>
-      <w:r>
-        <w:rPr>
-          <w:i/>
-          <w:iCs/>
-          <w:color w:val="6B7280"/>
-          <w:sz w:val="20"/>
-          <w:szCs w:val="20"/>
-        </w:rPr>
-        <w:t xml:space="preserve">   (score 12)</w:t>
-      </w:r>
-    </w:p>
-    <w:p>
-      <w:pPr>
-        <w:spacing w:after="40" w:line="276" w:lineRule="auto"/>
-      </w:pPr>
-      <w:r>
-        <w:rPr>
-          <w:b/>
-          <w:bCs/>
-          <w:color w:val="4B5563"/>
-          <w:sz w:val="19"/>
-          <w:szCs w:val="19"/>
-        </w:rPr>
-        <w:t xml:space="preserve">Thème : </w:t>
-      </w:r>
-      <w:r>
-        <w:rPr>
-          <w:color w:val="4B5563"/>
-          <w:sz w:val="19"/>
-          <w:szCs w:val="19"/>
-        </w:rPr>
-        <w:t xml:space="preserve">Sécurité      </w:t>
-      </w:r>
-      <w:r>
-        <w:rPr>
-          <w:b/>
-          <w:bCs/>
-          <w:color w:val="4B5563"/>
-          <w:sz w:val="19"/>
-          <w:szCs w:val="19"/>
-        </w:rPr>
-        <w:t xml:space="preserve">Statut : </w:t>
-      </w:r>
-      <w:r>
-        <w:rPr>
-          <w:color w:val="4B5563"/>
-          <w:sz w:val="19"/>
-          <w:szCs w:val="19"/>
-        </w:rPr>
-        <w:t>🟡 À CADRER</w:t>
-      </w:r>
-    </w:p>
-    <w:p>
-      <w:pPr>
-        <w:spacing w:after="100" w:line="276" w:lineRule="auto"/>
-      </w:pPr>
-      <w:r>
-        <w:rPr>
-          <w:b/>
-          <w:bCs/>
-          <w:color w:val="4B5563"/>
-          <w:sz w:val="19"/>
-          <w:szCs w:val="19"/>
-        </w:rPr>
-        <w:t xml:space="preserve">Estimation : </w:t>
-      </w:r>
-      <w:r>
-        <w:rPr>
-          <w:color w:val="4B5563"/>
-          <w:sz w:val="19"/>
-          <w:szCs w:val="19"/>
-        </w:rPr>
-        <w:t>5-7 j-h</w:t>
-      </w:r>
-    </w:p>
-    <w:p>
-      <w:pPr>
-        <w:spacing w:after="120" w:line="276" w:lineRule="auto"/>
-      </w:pPr>
-      <w:r>
-        <w:t>Item de cadrage issu du dossier Bologna. Paradoxe central : se protéger contre les attaques (ce qui exige des logs) sans devenir une menace pour ses lecteur·rices (ce qui exige de ne pas garder de logs).</w:t>
-      </w:r>
-    </w:p>
-    <w:p>
-      <w:pPr>
-        <w:spacing w:after="120" w:line="276" w:lineRule="auto"/>
-      </w:pPr>
-      <w:r>
-        <w:t>Quatre principes : minimisation, anonymisation (IP tronquées), rotation courte (7-30 jours), transparence (JOURNALISATION.md public, multilingue).</w:t>
-      </w:r>
-    </w:p>
-    <w:p>
-      <w:pPr>
-        <w:spacing w:after="120" w:line="276" w:lineRule="auto"/>
-      </w:pPr>
-      <w:r>
-        <w:t>Chantiers : JOURNALISATION.md ; configuration de la verbosité Postgres au minimum ; troncation des IP avant journalisation ; rotation automatique par job nocturne ; détection minimale d'anomalies (alerte mail sans tracking individuel) ; INCIDENT_RESPONSE.md.</w:t>
-      </w:r>
-    </w:p>
-    <w:p>
-      <w:pPr>
-        <w:spacing w:after="120" w:line="276" w:lineRule="auto"/>
-      </w:pPr>
-      <w:r>
-        <w:t>Grille de rétention proposée : authentification 14 jours, erreurs SQL 30 jours, écritures sensibles 90 jours, accès aux notices non loggés, logs Storage 7 jours, Edge functions 14 jours. À vérifier côté frontend : pas d'analytics, pas de Sentry, pas de tracking.</w:t>
-      </w:r>
-    </w:p>
-    <w:p>
-      <w:pPr>
-        <w:pStyle w:val="Titre2"/>
-      </w:pPr>
-      <w:r>
-        <w:t>Hygiène / dette (score 8-11)</w:t>
-      </w:r>
-    </w:p>
-    <w:p>
-      <w:pPr>
-        <w:spacing w:before="200" w:after="60" w:line="276" w:lineRule="auto"/>
-      </w:pPr>
-      <w:r>
-        <w:rPr>
-          <w:b/>
-          <w:bCs/>
-          <w:color w:val="1E40AF"/>
-          <w:sz w:val="22"/>
-          <w:szCs w:val="22"/>
-        </w:rPr>
-        <w:t xml:space="preserve">#138 — </w:t>
-      </w:r>
-      <w:r>
-        <w:rPr>
-          <w:b/>
-          <w:bCs/>
-          <w:sz w:val="22"/>
-          <w:szCs w:val="22"/>
-        </w:rPr>
-        <w:t>D2 workflow stage côté lecteur·rice</w:t>
-      </w:r>
-      <w:r>
-        <w:rPr>
-          <w:i/>
-          <w:iCs/>
-          <w:color w:val="6B7280"/>
-          <w:sz w:val="20"/>
-          <w:szCs w:val="20"/>
-        </w:rPr>
-        <w:t xml:space="preserve">   (score 11)</w:t>
-      </w:r>
-    </w:p>
-    <w:p>
-      <w:pPr>
-        <w:spacing w:after="40" w:line="276" w:lineRule="auto"/>
-      </w:pPr>
-      <w:r>
-        <w:rPr>
-          <w:b/>
-          <w:bCs/>
-          <w:color w:val="4B5563"/>
-          <w:sz w:val="19"/>
-          <w:szCs w:val="19"/>
-        </w:rPr>
-        <w:t xml:space="preserve">Thème : </w:t>
-      </w:r>
-      <w:r>
-        <w:rPr>
-          <w:color w:val="4B5563"/>
-          <w:sz w:val="19"/>
-          <w:szCs w:val="19"/>
-        </w:rPr>
-        <w:t xml:space="preserve">UX      </w:t>
-      </w:r>
-      <w:r>
-        <w:rPr>
-          <w:b/>
-          <w:bCs/>
-          <w:color w:val="4B5563"/>
-          <w:sz w:val="19"/>
-          <w:szCs w:val="19"/>
-        </w:rPr>
-        <w:t xml:space="preserve">Statut : </w:t>
-      </w:r>
-      <w:r>
-        <w:rPr>
-          <w:color w:val="4B5563"/>
-          <w:sz w:val="19"/>
-          <w:szCs w:val="19"/>
-        </w:rPr>
-        <w:t>🟡 OUVERT</w:t>
-      </w:r>
-    </w:p>
-    <w:p>
-      <w:pPr>
-        <w:spacing w:after="100" w:line="276" w:lineRule="auto"/>
-      </w:pPr>
-      <w:r>
-        <w:rPr>
-          <w:b/>
-          <w:bCs/>
-          <w:color w:val="4B5563"/>
-          <w:sz w:val="19"/>
-          <w:szCs w:val="19"/>
-        </w:rPr>
-        <w:t xml:space="preserve">Estimation : </w:t>
-      </w:r>
-      <w:r>
-        <w:rPr>
-          <w:color w:val="4B5563"/>
-          <w:sz w:val="19"/>
-          <w:szCs w:val="19"/>
-        </w:rPr>
-        <w:t>2-3h</w:t>
-      </w:r>
-    </w:p>
-    <w:p>
-      <w:pPr>
-        <w:spacing w:after="120" w:line="276" w:lineRule="auto"/>
-      </w:pPr>
-      <w:r>
-        <w:t>Affichage des étapes du workflow consulta côté lecteur. Recoupe le sous-item #CL.2 — à traiter dans le chantier compte lecteur.</w:t>
-      </w:r>
-    </w:p>
-    <w:p>
-      <w:pPr>
-        <w:spacing w:before="200" w:after="60" w:line="276" w:lineRule="auto"/>
-      </w:pPr>
-      <w:r>
-        <w:rPr>
-          <w:b/>
-          <w:bCs/>
-          <w:color w:val="1E40AF"/>
-          <w:sz w:val="22"/>
-          <w:szCs w:val="22"/>
-        </w:rPr>
-        <w:t xml:space="preserve">#139 — </w:t>
-      </w:r>
-      <w:r>
-        <w:rPr>
-          <w:b/>
-          <w:bCs/>
-          <w:sz w:val="22"/>
-          <w:szCs w:val="22"/>
-        </w:rPr>
-        <w:t>Spec consultas v2.2 — intégrer doctrines internalisées</w:t>
-      </w:r>
-      <w:r>
-        <w:rPr>
-          <w:i/>
-          <w:iCs/>
-          <w:color w:val="6B7280"/>
-          <w:sz w:val="20"/>
-          <w:szCs w:val="20"/>
-        </w:rPr>
-        <w:t xml:space="preserve">   (score 11)</w:t>
-      </w:r>
-    </w:p>
-    <w:p>
-      <w:pPr>
-        <w:spacing w:after="40" w:line="276" w:lineRule="auto"/>
-      </w:pPr>
-      <w:r>
-        <w:rPr>
-          <w:b/>
-          <w:bCs/>
-          <w:color w:val="4B5563"/>
-          <w:sz w:val="19"/>
-          <w:szCs w:val="19"/>
-        </w:rPr>
         <w:lastRenderedPageBreak/>
         <w:t xml:space="preserve">Thème : </w:t>
       </w:r>
@@ -23860,7 +20601,7 @@
           <w:sz w:val="19"/>
           <w:szCs w:val="19"/>
         </w:rPr>
-        <w:t xml:space="preserve">Spec      </w:t>
+        <w:t xml:space="preserve">Module tâches      </w:t>
       </w:r>
       <w:r>
         <w:rPr>
@@ -23878,7 +20619,7 @@
           <w:sz w:val="19"/>
           <w:szCs w:val="19"/>
         </w:rPr>
-        <w:t>🟡 OUVERT</w:t>
+        <w:t>✅ RÉSOLU</w:t>
       </w:r>
     </w:p>
     <w:p>
@@ -23901,7 +20642,7 @@
           <w:sz w:val="19"/>
           <w:szCs w:val="19"/>
         </w:rPr>
-        <w:t>3-4h</w:t>
+        <w:t>Livré — étapes 1 à 6 plus 3-bis, deux bugs du Painel corrigés</w:t>
       </w:r>
     </w:p>
     <w:p>
@@ -23909,110 +20650,7 @@
         <w:spacing w:after="120" w:line="276" w:lineRule="auto"/>
       </w:pPr>
       <w:r>
-        <w:t>Doctrine #141.2.E (ordre UPDATE narrative-avant-état), #141.2.C (distinction workflow_note vs schedule_reply_note), R8 (mail coordination), D3-D6 toggles.</w:t>
-      </w:r>
-    </w:p>
-    <w:p>
-      <w:pPr>
-        <w:spacing w:before="200" w:after="60" w:line="276" w:lineRule="auto"/>
-      </w:pPr>
-      <w:r>
-        <w:rPr>
-          <w:b/>
-          <w:bCs/>
-          <w:color w:val="1E40AF"/>
-          <w:sz w:val="22"/>
-          <w:szCs w:val="22"/>
-        </w:rPr>
-        <w:t xml:space="preserve">#MM3 — </w:t>
-      </w:r>
-      <w:r>
-        <w:rPr>
-          <w:b/>
-          <w:bCs/>
-          <w:sz w:val="22"/>
-          <w:szCs w:val="22"/>
-        </w:rPr>
-        <w:t>Encadrés inline « parlons-en avant » sur pages Biblioteca sensibles</w:t>
-      </w:r>
-      <w:r>
-        <w:rPr>
-          <w:i/>
-          <w:iCs/>
-          <w:color w:val="6B7280"/>
-          <w:sz w:val="20"/>
-          <w:szCs w:val="20"/>
-        </w:rPr>
-        <w:t xml:space="preserve">   (score 11)</w:t>
-      </w:r>
-    </w:p>
-    <w:p>
-      <w:pPr>
-        <w:spacing w:after="40" w:line="276" w:lineRule="auto"/>
-      </w:pPr>
-      <w:r>
-        <w:rPr>
-          <w:b/>
-          <w:bCs/>
-          <w:color w:val="4B5563"/>
-          <w:sz w:val="19"/>
-          <w:szCs w:val="19"/>
-        </w:rPr>
-        <w:t xml:space="preserve">Thème : </w:t>
-      </w:r>
-      <w:r>
-        <w:rPr>
-          <w:color w:val="4B5563"/>
-          <w:sz w:val="19"/>
-          <w:szCs w:val="19"/>
-        </w:rPr>
-        <w:t xml:space="preserve">Anti-méga-machine      </w:t>
-      </w:r>
-      <w:r>
-        <w:rPr>
-          <w:b/>
-          <w:bCs/>
-          <w:color w:val="4B5563"/>
-          <w:sz w:val="19"/>
-          <w:szCs w:val="19"/>
-        </w:rPr>
-        <w:t xml:space="preserve">Statut : </w:t>
-      </w:r>
-      <w:r>
-        <w:rPr>
-          <w:color w:val="4B5563"/>
-          <w:sz w:val="19"/>
-          <w:szCs w:val="19"/>
-        </w:rPr>
-        <w:t>🆕 RIFLEXION 19/05</w:t>
-      </w:r>
-    </w:p>
-    <w:p>
-      <w:pPr>
-        <w:spacing w:after="100" w:line="276" w:lineRule="auto"/>
-        <w:rPr>
-          <w:lang w:val="pt-BR"/>
-        </w:rPr>
-      </w:pPr>
-      <w:r>
-        <w:rPr>
-          <w:b/>
-          <w:bCs/>
-          <w:color w:val="4B5563"/>
-          <w:sz w:val="19"/>
-          <w:szCs w:val="19"/>
-          <w:lang w:val="pt-BR"/>
-        </w:rPr>
-        <w:t xml:space="preserve">Estimation : </w:t>
-      </w:r>
-      <w:r>
-        <w:rPr>
-          <w:color w:val="4B5563"/>
-          <w:sz w:val="19"/>
-          <w:szCs w:val="19"/>
-          <w:lang w:val="pt-BR"/>
-        </w:rPr>
-        <w:t>2-3h (4 encadrés ciblés + i18n)</w:t>
+        <w:t>Chantier structurel livré de bout en bout sur les sessions des 23 et 24 mai. Le module dote la page Bibliothèque d'un onglet « Tarefas internas » à trois sous-onglets : Liste (tâches concrètes, vue par échéance, invitation de camarades par e-mail), Modèles (tâches-types locales, ponctuelles ou récurrentes, avec instanciation) et Catalogue (suggestions de tâches-types prêtes à l'emploi, adoptables comme modèles locaux).</w:t>
       </w:r>
     </w:p>
     <w:p>
@@ -24020,291 +20658,13 @@
         <w:spacing w:after="120" w:line="276" w:lineRule="auto"/>
       </w:pPr>
       <w:r>
-        <w:t>Pages : gouvernance, profil d'adoption, transitions, regimento. Encadré inline visible. Anticipe le scénario où un coordenador est bloqué·e sur une décision configurante.</w:t>
-      </w:r>
-    </w:p>
-    <w:p>
-      <w:pPr>
-        <w:spacing w:before="200" w:after="60" w:line="276" w:lineRule="auto"/>
-      </w:pPr>
-      <w:r>
-        <w:rPr>
-          <w:b/>
-          <w:bCs/>
-          <w:color w:val="1E40AF"/>
-          <w:sz w:val="22"/>
-          <w:szCs w:val="22"/>
-        </w:rPr>
-        <w:t>#DOC1 — Traduire le README en pt-BR (langue de référence du projet)   (score 11)</w:t>
-      </w:r>
-    </w:p>
-    <w:p>
-      <w:pPr>
-        <w:spacing w:after="40" w:line="276" w:lineRule="auto"/>
         <w:rPr>
           <w:lang w:val="en-US"/>
         </w:rPr>
-      </w:pPr>
-      <w:r>
-        <w:rPr>
-          <w:b/>
-          <w:bCs/>
-          <w:color w:val="4B5563"/>
-          <w:sz w:val="19"/>
-          <w:szCs w:val="19"/>
-          <w:lang w:val="en-US"/>
-        </w:rPr>
-        <w:t>Thème : Documentation      Statut : 🆕 BACKLOG 23/05</w:t>
-      </w:r>
-    </w:p>
-    <w:p>
-      <w:pPr>
-        <w:spacing w:after="100" w:line="276" w:lineRule="auto"/>
-      </w:pPr>
-      <w:r>
-        <w:rPr>
-          <w:b/>
-          <w:bCs/>
-          <w:color w:val="4B5563"/>
-          <w:sz w:val="19"/>
-          <w:szCs w:val="19"/>
-        </w:rPr>
-        <w:t>Estimation : 3-4h (≈ 40 sections de prose, traduction technique)</w:t>
-      </w:r>
-    </w:p>
-    <w:p>
-      <w:pPr>
-        <w:spacing w:after="120" w:line="276" w:lineRule="auto"/>
-      </w:pPr>
-      <w:r>
-        <w:t>Le README est aujourd'hui bilingue FR/EN, alors que le pt-BR est la locale de référence du projet et la langue des usager·es premier·es (BLMF, BTL). Incohérence à corriger. Structure cible décidée : fichiers séparés (README.md, README.en.md, README.pt-BR.md) avec sélecteur de langue en tête — plutôt qu'un triple bloc dans un fichier unique, trop lourd à lire et à maintenir. Premier sous-paquet du chantier : scinder l'existant FR/EN en fichiers séparés, puis traduire le pt-BR.</w:t>
-      </w:r>
-    </w:p>
-    <w:p>
-      <w:pPr>
-        <w:spacing w:before="200" w:after="60" w:line="276" w:lineRule="auto"/>
-      </w:pPr>
-      <w:r>
-        <w:rPr>
-          <w:b/>
-          <w:bCs/>
-          <w:color w:val="1E40AF"/>
-          <w:sz w:val="22"/>
-          <w:szCs w:val="22"/>
-        </w:rPr>
-        <w:t xml:space="preserve">#K3 — </w:t>
-      </w:r>
-      <w:r>
-        <w:rPr>
-          <w:b/>
-          <w:bCs/>
-          <w:sz w:val="22"/>
-          <w:szCs w:val="22"/>
-        </w:rPr>
-        <w:t>Rattachement automatique lectrices orphelines (phase 2 Karina)</w:t>
-      </w:r>
-      <w:r>
-        <w:rPr>
-          <w:i/>
-          <w:iCs/>
-          <w:color w:val="6B7280"/>
-          <w:sz w:val="20"/>
-          <w:szCs w:val="20"/>
-        </w:rPr>
-        <w:t xml:space="preserve">   (score 10)</w:t>
-      </w:r>
-    </w:p>
-    <w:p>
-      <w:pPr>
-        <w:spacing w:after="40" w:line="276" w:lineRule="auto"/>
-        <w:rPr>
-          <w:lang w:val="en-US"/>
-        </w:rPr>
-      </w:pPr>
-      <w:r>
-        <w:rPr>
-          <w:b/>
-          <w:bCs/>
-          <w:color w:val="4B5563"/>
-          <w:sz w:val="19"/>
-          <w:szCs w:val="19"/>
-          <w:lang w:val="en-US"/>
-        </w:rPr>
-        <w:t xml:space="preserve">Thème : </w:t>
-      </w:r>
-      <w:r>
-        <w:rPr>
-          <w:color w:val="4B5563"/>
-          <w:sz w:val="19"/>
-          <w:szCs w:val="19"/>
-          <w:lang w:val="en-US"/>
-        </w:rPr>
-        <w:t xml:space="preserve">Onboarding      </w:t>
-      </w:r>
-      <w:r>
-        <w:rPr>
-          <w:b/>
-          <w:bCs/>
-          <w:color w:val="4B5563"/>
-          <w:sz w:val="19"/>
-          <w:szCs w:val="19"/>
-          <w:lang w:val="en-US"/>
-        </w:rPr>
-        <w:t xml:space="preserve">Statut : </w:t>
-      </w:r>
-      <w:r>
-        <w:rPr>
-          <w:color w:val="4B5563"/>
-          <w:sz w:val="19"/>
-          <w:szCs w:val="19"/>
-        </w:rPr>
-        <w:t>🆕</w:t>
-      </w:r>
-      <w:r>
-        <w:rPr>
-          <w:color w:val="4B5563"/>
-          <w:sz w:val="19"/>
-          <w:szCs w:val="19"/>
-          <w:lang w:val="en-US"/>
-        </w:rPr>
-        <w:t xml:space="preserve"> PHASE 2</w:t>
-      </w:r>
-    </w:p>
-    <w:p>
-      <w:pPr>
-        <w:spacing w:after="100" w:line="276" w:lineRule="auto"/>
-      </w:pPr>
-      <w:r>
-        <w:rPr>
-          <w:b/>
-          <w:bCs/>
-          <w:color w:val="4B5563"/>
-          <w:sz w:val="19"/>
-          <w:szCs w:val="19"/>
-        </w:rPr>
-        <w:t xml:space="preserve">Estimation : </w:t>
-      </w:r>
-      <w:r>
-        <w:rPr>
-          <w:color w:val="4B5563"/>
-          <w:sz w:val="19"/>
-          <w:szCs w:val="19"/>
-        </w:rPr>
-        <w:t>1 session backend + 1 frontend</w:t>
-      </w:r>
-    </w:p>
-    <w:p>
-      <w:pPr>
-        <w:spacing w:after="120" w:line="276" w:lineRule="auto"/>
-      </w:pPr>
-      <w:r>
-        <w:t>Quand une biblio mentionnée par une lectrice orpheline rejoint AnarBib : claim reader_attachment. Spec dédiée à rédiger (scénarios A/B/C).</w:t>
-      </w:r>
-    </w:p>
-    <w:p>
-      <w:pPr>
-        <w:spacing w:before="200" w:after="60" w:line="276" w:lineRule="auto"/>
-      </w:pPr>
-      <w:r>
-        <w:rPr>
-          <w:b/>
-          <w:bCs/>
-          <w:color w:val="1E40AF"/>
-          <w:sz w:val="22"/>
-          <w:szCs w:val="22"/>
-        </w:rPr>
-        <w:t xml:space="preserve">#MM4 — </w:t>
-      </w:r>
-      <w:r>
-        <w:rPr>
-          <w:b/>
-          <w:bCs/>
-          <w:sz w:val="22"/>
-          <w:szCs w:val="22"/>
-        </w:rPr>
-        <w:t>Page /conversemos : canal humain premier, guides seconds</w:t>
-      </w:r>
-      <w:r>
-        <w:rPr>
-          <w:i/>
-          <w:iCs/>
-          <w:color w:val="6B7280"/>
-          <w:sz w:val="20"/>
-          <w:szCs w:val="20"/>
-        </w:rPr>
-        <w:t xml:space="preserve">   (score 10)</w:t>
-      </w:r>
-    </w:p>
-    <w:p>
-      <w:pPr>
-        <w:spacing w:after="40" w:line="276" w:lineRule="auto"/>
-      </w:pPr>
-      <w:r>
-        <w:rPr>
-          <w:b/>
-          <w:bCs/>
-          <w:color w:val="4B5563"/>
-          <w:sz w:val="19"/>
-          <w:szCs w:val="19"/>
-        </w:rPr>
-        <w:t xml:space="preserve">Thème : </w:t>
-      </w:r>
-      <w:r>
-        <w:rPr>
-          <w:color w:val="4B5563"/>
-          <w:sz w:val="19"/>
-          <w:szCs w:val="19"/>
-        </w:rPr>
-        <w:t xml:space="preserve">Anti-méga-machine      </w:t>
-      </w:r>
-      <w:r>
-        <w:rPr>
-          <w:b/>
-          <w:bCs/>
-          <w:color w:val="4B5563"/>
-          <w:sz w:val="19"/>
-          <w:szCs w:val="19"/>
-        </w:rPr>
-        <w:t xml:space="preserve">Statut : </w:t>
-      </w:r>
-      <w:r>
-        <w:rPr>
-          <w:color w:val="4B5563"/>
-          <w:sz w:val="19"/>
-          <w:szCs w:val="19"/>
-        </w:rPr>
-        <w:t>🆕 RIFLEXION 19/05</w:t>
-      </w:r>
-    </w:p>
-    <w:p>
-      <w:pPr>
-        <w:spacing w:after="100" w:line="276" w:lineRule="auto"/>
-      </w:pPr>
-      <w:r>
-        <w:rPr>
-          <w:b/>
-          <w:bCs/>
-          <w:color w:val="4B5563"/>
-          <w:sz w:val="19"/>
-          <w:szCs w:val="19"/>
-        </w:rPr>
-        <w:t xml:space="preserve">Estimation : </w:t>
-      </w:r>
-      <w:r>
-        <w:rPr>
-          <w:color w:val="4B5563"/>
-          <w:sz w:val="19"/>
-          <w:szCs w:val="19"/>
-        </w:rPr>
-        <w:t>3-4h (page complète + routing + i18n × 8 locales)</w:t>
-      </w:r>
-    </w:p>
-    <w:p>
-      <w:pPr>
-        <w:spacing w:after="120" w:line="276" w:lineRule="auto"/>
-      </w:pPr>
-      <w:r>
-        <w:t>Page courte qui présente AnarBib comme une fédération outillée par un SIGB (pas l'inverse). Doctrine §2.2 exigence 3 : les admins réseau sont des camarades qui partagent la connaissance, pas une hotline.</w:t>
+        <w:t xml:space="preserve">Backend : tables painel_internal_tasks, painel_recurring_task_rules et painel_task_suggestion_catalog ; RPC fn_task_* et fn_recurring_task_rule_* en SECURITY INVOKER. </w:t>
+      </w:r>
+      <w:r>
+        <w:t>Statuts canoniques pendente / em_andamento / concluida / cancelada ; régénération automatique de l'occurrence suivante à l'achèvement d'une tâche récurrente. Deux bugs du Painel ont été corrigés dans la foulée : les deux changements de statut qui court-circuitaient fn_task_update_status par un update() direct sont désormais routés par la RPC, ce qui rétablit la régénération récurrente depuis le Painel. Fiche conservée pour mémoire ; l'évolution « invitation groupée » fait l'objet de l'item distinct #TASKS-invitation-groupée.</w:t>
       </w:r>
     </w:p>
     <w:p>
@@ -24323,74 +20683,17 @@
           <w:szCs w:val="22"/>
           <w:lang w:val="en-US"/>
         </w:rPr>
-        <w:t>#DOC2 — Aligner mail-strings.ts sur la charte inclusive   (score 9)</w:t>
-      </w:r>
-    </w:p>
-    <w:p>
-      <w:pPr>
-        <w:spacing w:after="40" w:line="276" w:lineRule="auto"/>
-      </w:pPr>
-      <w:r>
-        <w:rPr>
-          <w:b/>
-          <w:bCs/>
-          <w:color w:val="4B5563"/>
-          <w:sz w:val="19"/>
-          <w:szCs w:val="19"/>
-        </w:rPr>
-        <w:t>Thème : Hygiène      Statut : 🆕 BACKLOG 24/05</w:t>
-      </w:r>
-    </w:p>
-    <w:p>
-      <w:pPr>
-        <w:spacing w:after="100" w:line="276" w:lineRule="auto"/>
-      </w:pPr>
-      <w:r>
-        <w:rPr>
-          <w:b/>
-          <w:bCs/>
-          <w:color w:val="4B5563"/>
-          <w:sz w:val="19"/>
-          <w:szCs w:val="19"/>
-        </w:rPr>
-        <w:t>Estimation : chantier i18n dédié (~82 chaînes, 8 locales)</w:t>
-      </w:r>
-    </w:p>
-    <w:p>
-      <w:pPr>
-        <w:spacing w:after="120" w:line="276" w:lineRule="auto"/>
-      </w:pPr>
-      <w:r>
-        <w:t>Le fichier _shared/i18n/mail-strings.ts contient des chaînes en convention inclusive périmée, antérieure aux décisions de doctrine du 23/05. Mesure exacte au 24/05 : 64 chaînes pt-BR en ancienne forme parenthésée (o/a/e) / (a/e) — leitor(a/e), Obrigad(o/a/e), majoritairement des clés wf.* du workflow réservations — à passer en triple terminaison -a-e / pluriel -as-es ; 18 chaînes italiennes au schwa ə (Benvenutə, lə lettorə, tuttə) à passer à l'astérisque. Aucun @ résiduel. Travail substantiel, à traiter en chantier dédié, non urgent : les mails fonctionnent, ils sont seulement en convention périmée. Note : les 7 clés welcome.*.orphan ajoutées par le Paquet 6 criar-conta sont déjà à la charte à jour — c'est le reste du fichier qui est à reprendre. Point d'attention : prévoir la forme du pluriel inclusif (cf. tuttə, avisado(a/e)s).</w:t>
-      </w:r>
-    </w:p>
-    <w:p>
-      <w:pPr>
-        <w:spacing w:before="200" w:after="60" w:line="276" w:lineRule="auto"/>
-        <w:rPr>
-          <w:lang w:val="en-US"/>
-        </w:rPr>
-      </w:pPr>
-      <w:r>
-        <w:rPr>
-          <w:b/>
-          <w:bCs/>
-          <w:color w:val="1E40AF"/>
+        <w:t xml:space="preserve">#I — </w:t>
+      </w:r>
+      <w:r>
+        <w:rPr>
+          <w:b/>
+          <w:bCs/>
           <w:sz w:val="22"/>
           <w:szCs w:val="22"/>
           <w:lang w:val="en-US"/>
         </w:rPr>
-        <w:t xml:space="preserve">#119 — </w:t>
-      </w:r>
-      <w:r>
-        <w:rPr>
-          <w:b/>
-          <w:bCs/>
-          <w:sz w:val="22"/>
-          <w:szCs w:val="22"/>
-          <w:lang w:val="en-US"/>
-        </w:rPr>
-        <w:t>Audit secrets : tokens Codeberg, Woodpecker, Windows Cred Mgr</w:t>
+        <w:t>Intégration archive.org (Wayback + IA Items)</w:t>
       </w:r>
       <w:r>
         <w:rPr>
@@ -24401,7 +20704,7 @@
           <w:szCs w:val="20"/>
           <w:lang w:val="en-US"/>
         </w:rPr>
-        <w:t xml:space="preserve">   (score 8)</w:t>
+        <w:t xml:space="preserve">   (score 14)</w:t>
       </w:r>
     </w:p>
     <w:p>
@@ -24424,7 +20727,7 @@
           <w:sz w:val="19"/>
           <w:szCs w:val="19"/>
         </w:rPr>
-        <w:t xml:space="preserve">Hygiène      </w:t>
+        <w:t xml:space="preserve">Catalogage      </w:t>
       </w:r>
       <w:r>
         <w:rPr>
@@ -24442,7 +20745,7 @@
           <w:sz w:val="19"/>
           <w:szCs w:val="19"/>
         </w:rPr>
-        <w:t>🟡 OUVERT</w:t>
+        <w:t>🟠 BTL (réunion 18/05)</w:t>
       </w:r>
     </w:p>
     <w:p>
@@ -24465,7 +20768,7 @@
           <w:sz w:val="19"/>
           <w:szCs w:val="19"/>
         </w:rPr>
-        <w:t>2-3h</w:t>
+        <w:t>1-2 sessions</w:t>
       </w:r>
     </w:p>
     <w:p>
@@ -24473,23 +20776,7 @@
         <w:spacing w:after="120" w:line="276" w:lineRule="auto"/>
       </w:pPr>
       <w:r>
-        <w:t>Local auth break régulier.</w:t>
-      </w:r>
-    </w:p>
-    <w:p>
-      <w:pPr>
-        <w:spacing w:after="120" w:line="276" w:lineRule="auto"/>
-      </w:pPr>
-      <w:r>
-        <w:t>Ajout 21/05 : le secret WEBHOOK_SECRET_NOTIFY_INTERNAL_TASK a été rotaté le 21/05 (R.3) ; le webhook Postgres qui déclenche notify-internal-task envoie encore l'ancienne valeur — à mettre en cohérence avant toute mise en service réelle, sinon 401.</w:t>
-      </w:r>
-    </w:p>
-    <w:p>
-      <w:pPr>
-        <w:spacing w:after="120" w:line="276" w:lineRule="auto"/>
-      </w:pPr>
-      <w:r>
-        <w:t>Ajout 22/05 : couture variantes de sender (cf. #110, R.4) — vérifier qu'il ne subsiste pas d'autres variantes de SENDER_EMAIL non alignées sur le sous-domaine Resend.</w:t>
+        <w:t>Préservation mémoire militante numérique. Table web_documents séparée. Toggle mirror_locally par doc. Modération staff biblio uniquement.</w:t>
       </w:r>
     </w:p>
     <w:p>
@@ -24504,7 +20791,7 @@
           <w:sz w:val="22"/>
           <w:szCs w:val="22"/>
         </w:rPr>
-        <w:t xml:space="preserve">#20 — </w:t>
+        <w:t xml:space="preserve">#J — </w:t>
       </w:r>
       <w:r>
         <w:rPr>
@@ -24513,7 +20800,7 @@
           <w:sz w:val="22"/>
           <w:szCs w:val="22"/>
         </w:rPr>
-        <w:t>must_change_password : enforcement réel au login manquant</w:t>
+        <w:t>Granularité loanable par exemplaire (réserve / consultation)</w:t>
       </w:r>
       <w:r>
         <w:rPr>
@@ -24523,7 +20810,7 @@
           <w:sz w:val="20"/>
           <w:szCs w:val="20"/>
         </w:rPr>
-        <w:t xml:space="preserve">   (score 8)</w:t>
+        <w:t xml:space="preserve">   (score 14)</w:t>
       </w:r>
     </w:p>
     <w:p>
@@ -24546,7 +20833,7 @@
           <w:sz w:val="19"/>
           <w:szCs w:val="19"/>
         </w:rPr>
-        <w:t xml:space="preserve">Sécurité      </w:t>
+        <w:t xml:space="preserve">Catalogage      </w:t>
       </w:r>
       <w:r>
         <w:rPr>
@@ -24564,7 +20851,7 @@
           <w:sz w:val="19"/>
           <w:szCs w:val="19"/>
         </w:rPr>
-        <w:t>🟡 OUVERT</w:t>
+        <w:t>🟠 BTL (réunion 18/05)</w:t>
       </w:r>
     </w:p>
     <w:p>
@@ -24587,7 +20874,7 @@
           <w:sz w:val="19"/>
           <w:szCs w:val="19"/>
         </w:rPr>
-        <w:t>1-2h</w:t>
+        <w:t>2 sessions (1 backend + 1 frontend)</w:t>
       </w:r>
     </w:p>
     <w:p>
@@ -24595,7 +20882,16 @@
         <w:spacing w:after="120" w:line="276" w:lineRule="auto"/>
       </w:pPr>
       <w:r>
-        <w:t>Affiché dans PanelPage mais pas bloqué au login. Confirmé pertinent par le cas Adriano Skoda (BTL, 21/05) : compte créé avec must_change_password=true mais pas encore de password_changed_at.</w:t>
+        <w:t xml:space="preserve">Cas BTL : 4 exemplaires dont 2 empruntables + 2 consultation. </w:t>
+      </w:r>
+      <w:r>
+        <w:rPr>
+          <w:lang w:val="en-US"/>
+        </w:rPr>
+        <w:t xml:space="preserve">Option A : exemplares.loanable bool DEFAULT true. </w:t>
+      </w:r>
+      <w:r>
+        <w:t>Recoupe le sous-item #CL.1 (statut « consultation sur place »).</w:t>
       </w:r>
     </w:p>
     <w:p>
@@ -24610,7 +20906,7 @@
           <w:sz w:val="22"/>
           <w:szCs w:val="22"/>
         </w:rPr>
-        <w:t xml:space="preserve">#6 — </w:t>
+        <w:t xml:space="preserve">#MM2 — </w:t>
       </w:r>
       <w:r>
         <w:rPr>
@@ -24619,7 +20915,7 @@
           <w:sz w:val="22"/>
           <w:szCs w:val="22"/>
         </w:rPr>
-        <w:t>(nulld, nullx) pour règles circulation non-renouvelables</w:t>
+        <w:t>Footer global persistant : mail collectif + Matrix sur toutes pages staff</w:t>
       </w:r>
       <w:r>
         <w:rPr>
@@ -24629,7 +20925,7 @@
           <w:sz w:val="20"/>
           <w:szCs w:val="20"/>
         </w:rPr>
-        <w:t xml:space="preserve">   (score 8)</w:t>
+        <w:t xml:space="preserve">   (score 14)</w:t>
       </w:r>
     </w:p>
     <w:p>
@@ -24652,7 +20948,7 @@
           <w:sz w:val="19"/>
           <w:szCs w:val="19"/>
         </w:rPr>
-        <w:t xml:space="preserve">Bugs UX      </w:t>
+        <w:t xml:space="preserve">Anti-méga-machine      </w:t>
       </w:r>
       <w:r>
         <w:rPr>
@@ -24670,7 +20966,7 @@
           <w:sz w:val="19"/>
           <w:szCs w:val="19"/>
         </w:rPr>
-        <w:t>🟡 OUVERT</w:t>
+        <w:t>🆕 RIFLEXION 19/05</w:t>
       </w:r>
     </w:p>
     <w:p>
@@ -24693,7 +20989,7 @@
           <w:sz w:val="19"/>
           <w:szCs w:val="19"/>
         </w:rPr>
-        <w:t>1h</w:t>
+        <w:t>2-3h (composant Footer + intégration Painel/Biblioteca/NetworkAdmin/AdminsPanel + i18n)</w:t>
       </w:r>
     </w:p>
     <w:p>
@@ -24701,8 +20997,7 @@
         <w:spacing w:after="120" w:line="276" w:lineRule="auto"/>
       </w:pPr>
       <w:r>
-        <w:lastRenderedPageBreak/>
-        <w:t>À conditionner par circulation_mode. Recoupe le motif « non renouvelable » du sous-item #CL.4.</w:t>
+        <w:t>Doctrine §2.2 exigence 1 : à chaque endroit où une décision configurante peut être prise, le collectif doit voir un canal humain disponible. Pas tooltip, pas FAQ — anarbib@proton.me + Matrix #anarbib:libreflux.fr visibles directement.</w:t>
       </w:r>
     </w:p>
     <w:p>
@@ -24717,7 +21012,7 @@
           <w:sz w:val="22"/>
           <w:szCs w:val="22"/>
         </w:rPr>
-        <w:t xml:space="preserve">#152 — </w:t>
+        <w:t xml:space="preserve">#111 — </w:t>
       </w:r>
       <w:r>
         <w:rPr>
@@ -24726,7 +21021,7 @@
           <w:sz w:val="22"/>
           <w:szCs w:val="22"/>
         </w:rPr>
-        <w:t>Catalogação : détection de proches-doublons (documents et autorités)</w:t>
+        <w:t>Wizard onboarding biblio complet — volets 1-10 (post-validation admin réseau)</w:t>
       </w:r>
       <w:r>
         <w:rPr>
@@ -24736,7 +21031,7 @@
           <w:sz w:val="20"/>
           <w:szCs w:val="20"/>
         </w:rPr>
-        <w:t xml:space="preserve">   (score 8)</w:t>
+        <w:t xml:space="preserve">   (score 13)</w:t>
       </w:r>
     </w:p>
     <w:p>
@@ -24759,7 +21054,7 @@
           <w:sz w:val="19"/>
           <w:szCs w:val="19"/>
         </w:rPr>
-        <w:t xml:space="preserve">Catalogage      </w:t>
+        <w:t xml:space="preserve">Onboarding biblio      </w:t>
       </w:r>
       <w:r>
         <w:rPr>
@@ -24777,7 +21072,7 @@
           <w:sz w:val="19"/>
           <w:szCs w:val="19"/>
         </w:rPr>
-        <w:t>🟡 OUVERT</w:t>
+        <w:t>🟡 PERSPECTIVE Q3 2026</w:t>
       </w:r>
     </w:p>
     <w:p>
@@ -24800,7 +21095,7 @@
           <w:sz w:val="19"/>
           <w:szCs w:val="19"/>
         </w:rPr>
-        <w:t>1-2 sessions</w:t>
+        <w:t>Gros chantier — à cadrer (probablement 2-3 semaines)</w:t>
       </w:r>
     </w:p>
     <w:p>
@@ -24808,15 +21103,7 @@
         <w:spacing w:after="120" w:line="276" w:lineRule="auto"/>
       </w:pPr>
       <w:r>
-        <w:t>Émergé le 20/05. Dans un réseau fédéré, sans garde-fou, le catalogage accumule des doublons. Outil de détection par critères croisés, déclenché avant validation : documents (titre + auteur + année + ISBN/éditeur), autorités (nom + dates).</w:t>
-      </w:r>
-    </w:p>
-    <w:p>
-      <w:pPr>
-        <w:spacing w:after="120" w:line="276" w:lineRule="auto"/>
-      </w:pPr>
-      <w:r>
-        <w:t>Distinction structurante : documents et autorités sont des entités bibliographiques partagées, à dédupliquer ; les exemplaires se créent autant qu'il y en a physiquement. Prérequis du chantier Catalogação à venir.</w:t>
+        <w:t>Implémentation des volets 1-10 de spec-onboarding-biblioteca v1.1 §6 (volet 0 livré 19/05 dans F.3 du chantier profils). Enrichi par doctrine anti-méga-machine. Idée alternative à reconsidérer : parcours d'entrée sur anarbib.org plutôt que app.anarbib.org.</w:t>
       </w:r>
     </w:p>
     <w:p>
@@ -24831,7 +21118,7 @@
           <w:sz w:val="22"/>
           <w:szCs w:val="22"/>
         </w:rPr>
-        <w:t xml:space="preserve">#157 — </w:t>
+        <w:t xml:space="preserve">#BG2 — </w:t>
       </w:r>
       <w:r>
         <w:rPr>
@@ -24840,7 +21127,7 @@
           <w:sz w:val="22"/>
           <w:szCs w:val="22"/>
         </w:rPr>
-        <w:t>Gestion de réservation côté conta : lecteur·rice ne peut gérer sa réservation</w:t>
+        <w:t>Stratégie de sauvegarde militante (dump chiffré, hors-site, test restauration)</w:t>
       </w:r>
       <w:r>
         <w:rPr>
@@ -24850,7 +21137,7 @@
           <w:sz w:val="20"/>
           <w:szCs w:val="20"/>
         </w:rPr>
-        <w:t xml:space="preserve">   (score 8)</w:t>
+        <w:t xml:space="preserve">   (score 13)</w:t>
       </w:r>
     </w:p>
     <w:p>
@@ -24873,7 +21160,7 @@
           <w:sz w:val="19"/>
           <w:szCs w:val="19"/>
         </w:rPr>
-        <w:t xml:space="preserve">Bugs UX      </w:t>
+        <w:t xml:space="preserve">Infrastructure      </w:t>
       </w:r>
       <w:r>
         <w:rPr>
@@ -24891,7 +21178,7 @@
           <w:sz w:val="19"/>
           <w:szCs w:val="19"/>
         </w:rPr>
-        <w:t>🟡 OUVERT</w:t>
+        <w:t>🟡 À CADRER</w:t>
       </w:r>
     </w:p>
     <w:p>
@@ -24914,7 +21201,7 @@
           <w:sz w:val="19"/>
           <w:szCs w:val="19"/>
         </w:rPr>
-        <w:t>à diagnostiquer</w:t>
+        <w:t>6-7 j-h</w:t>
       </w:r>
     </w:p>
     <w:p>
@@ -24922,7 +21209,8 @@
         <w:spacing w:after="120" w:line="276" w:lineRule="auto"/>
       </w:pPr>
       <w:r>
-        <w:t>Constaté le 21/05 (tests R.4). Sur conta, onglet « Reservas e consultas », quand une bibliothèque a proposé un créneau de retrait, le·la propriétaire de la réservation ne peut pas l'accepter : « Erro: Você não pode gerir esta reserva ». L'annulation fonctionne.</w:t>
+        <w:lastRenderedPageBreak/>
+        <w:t>Item de cadrage issu du dossier Bologna. Constat : le code et la documentation sont en sécurité sur Codeberg, mais la base Supabase et le Storage (couvertures, PDF, logos) ne sont pas sauvegardés hors du fournisseur — c'est le trou actuel.</w:t>
       </w:r>
     </w:p>
     <w:p>
@@ -24930,15 +21218,15 @@
         <w:spacing w:after="120" w:line="276" w:lineRule="auto"/>
       </w:pPr>
       <w:r>
-        <w:t>Bug asymétrique : un compte lecteur·rice simple ne peut pas gérer sa propre réservation, tandis qu'un compte admin/coordinateur le peut. L'action « accepter le créneau » semble gardée par un rôle staff. À diagnostiquer : probablement une policy RLS ou un garde RPC trop restrictif. Recoupe le sous-item #CL.2.</w:t>
-      </w:r>
-    </w:p>
-    <w:p>
-      <w:pPr>
-        <w:pStyle w:val="Titre2"/>
-      </w:pPr>
-      <w:r>
-        <w:t>Nice-to-have détaillés (score ≤ 7)</w:t>
+        <w:t>Chantiers : (1) dump pg_dump périodique automatique hors de Supabase ; (2) chiffrement des sauvegardes (gpg ou age, clé privée hors ligne, répartie chez deux compagnə de confiance) ; (3) test de restauration mensuel documenté dans RESTAURATION.md ; (4) sauvegarde du Storage ; (5) MIGRATION.md vers self-hosted.</w:t>
+      </w:r>
+    </w:p>
+    <w:p>
+      <w:pPr>
+        <w:spacing w:after="120" w:line="276" w:lineRule="auto"/>
+      </w:pPr>
+      <w:r>
+        <w:t>Recommandation : commencer par un disque local (gratuit, immédiat, hors ligne) ; VPS militant (Disroot, FramaCloud) à moyen terme. Règle 3-2-1, voire 3-2-1-1-0. Cohérent avec la doctrine de méthode déjà actée — aucune action de durcissement sans dump SQL courant : #BG2 industrialise ce dump.</w:t>
       </w:r>
     </w:p>
     <w:p>
@@ -24953,7 +21241,7 @@
           <w:sz w:val="22"/>
           <w:szCs w:val="22"/>
         </w:rPr>
-        <w:t xml:space="preserve">#TASKS-invitation-groupée — </w:t>
+        <w:t xml:space="preserve">#144 — </w:t>
       </w:r>
       <w:r>
         <w:rPr>
@@ -24962,7 +21250,7 @@
           <w:sz w:val="22"/>
           <w:szCs w:val="22"/>
         </w:rPr>
-        <w:t>Invitation groupée aux tâches internes</w:t>
+        <w:t>Dérouler QA manuelles réservations + emprunts</w:t>
       </w:r>
       <w:r>
         <w:rPr>
@@ -24972,7 +21260,7 @@
           <w:sz w:val="20"/>
           <w:szCs w:val="20"/>
         </w:rPr>
-        <w:t xml:space="preserve">   (score 6)</w:t>
+        <w:t xml:space="preserve">   (score 12)</w:t>
       </w:r>
     </w:p>
     <w:p>
@@ -24995,7 +21283,7 @@
           <w:sz w:val="19"/>
           <w:szCs w:val="19"/>
         </w:rPr>
-        <w:t xml:space="preserve">Module tâches      </w:t>
+        <w:t xml:space="preserve">QA      </w:t>
       </w:r>
       <w:r>
         <w:rPr>
@@ -25013,7 +21301,7 @@
           <w:sz w:val="19"/>
           <w:szCs w:val="19"/>
         </w:rPr>
-        <w:t>🟡 OUVERT</w:t>
+        <w:t>🟠 PRÊT</w:t>
       </w:r>
     </w:p>
     <w:p>
@@ -25036,7 +21324,7 @@
           <w:sz w:val="19"/>
           <w:szCs w:val="19"/>
         </w:rPr>
-        <w:t>1-2 sessions — à cadrer</w:t>
+        <w:t>1-2h par doc (2 docs)</w:t>
       </w:r>
     </w:p>
     <w:p>
@@ -25044,15 +21332,7 @@
         <w:spacing w:after="120" w:line="276" w:lineRule="auto"/>
       </w:pPr>
       <w:r>
-        <w:t>Évolution de l'onglet « Tarefas internas » de la page Bibliothèque, hors périmètre de l'étape 6 du chantier #TASKS (close). Aujourd'hui, le coordinateur peut inviter une camarade par e-mail à participer à une tâche, mais tâche par tâche uniquement : une invitation, une tâche. Le besoin remonté est de pouvoir solliciter l'équipe de façon groupée.</w:t>
-      </w:r>
-    </w:p>
-    <w:p>
-      <w:pPr>
-        <w:spacing w:after="120" w:line="276" w:lineRule="auto"/>
-      </w:pPr>
-      <w:r>
-        <w:t>Deux capacités à cadrer : inviter une même personne sur plusieurs tâches simultanément, et notifier les bibliothécaires de l'existence de tâches sans responsable — afin que le coordinateur ne se retrouve pas seul à porter des tâches que personne ne s'est attribuées. Item de raffinement, priorité basse ; à cadrer avant implémentation.</w:t>
+        <w:t>QA_MANUELLE_reservations + QA_MANUELLE_emprestimos rédigés 17/05, 10 scénarios chacun. Sortie attendue : liste bugs prioritisés.</w:t>
       </w:r>
     </w:p>
     <w:p>
@@ -25067,7 +21347,7 @@
           <w:sz w:val="22"/>
           <w:szCs w:val="22"/>
         </w:rPr>
-        <w:t>#DOC3 — Résorber les 5 chaînes hors-charte des locales frontend   (score 7)</w:t>
+        <w:t>#E2E-infra — Mettre en place l'infrastructure de tests E2E (prérequis de #31/#32)   (score 13)</w:t>
       </w:r>
     </w:p>
     <w:p>
@@ -25082,7 +21362,7 @@
           <w:sz w:val="19"/>
           <w:szCs w:val="19"/>
         </w:rPr>
-        <w:t>Thème : Hygiène      Statut : 🆕 BACKLOG 24/05</w:t>
+        <w:t>Thème : Tests      Statut : 🆕 BACKLOG 24/05</w:t>
       </w:r>
     </w:p>
     <w:p>
@@ -25097,7 +21377,7 @@
           <w:sz w:val="19"/>
           <w:szCs w:val="19"/>
         </w:rPr>
-        <w:t>Estimation : 30 min (5 chaînes)</w:t>
+        <w:t>Estimation : chantier dédié (montage Playwright + intégration CI)</w:t>
       </w:r>
     </w:p>
     <w:p>
@@ -25105,12 +21385,15 @@
         <w:spacing w:after="120" w:line="276" w:lineRule="auto"/>
       </w:pPr>
       <w:r>
-        <w:t>Le test i18n.test.js signale en warn (non bloquant) 5 chaînes des locales frontend encore en convention inclusive périmée : 2 en pt-BR — reader.external.notice, solicitar.claim.invalid.body (forme bureaucratique (a) au lieu de la forme charte (a/e), à passer en -a-e) ; 3 en es — privacy.s2.item.password, privacy.s7.honest, privacy.s7.measure.rls (forme /a ou (a) au lieu du neutre argentin e). Hygiène de charte, petit chantier précis. À distinguer de #DOC2 qui vise mail-strings.ts (les mails) : #DOC3 vise les locales frontend src/i18n/locales/*.json. Constat issu du Paquet 8 criar-conta.</w:t>
+        <w:t>Le projet n'a aucun harnais E2E navigateur : pas de Playwright ni de Cypress dans package.json, pas de playwright.config. npm test ne lance que vitest (tests unitaires et i18n). Or les items #31 et #32 présupposent des « tests E2E Playwright » : l'infrastructure qu'ils supposent n'existe pas. Cet item couvre le prérequis : installer et configurer Playwright, l'intégrer à Woodpecker (nouvelle étape de pipeline ou extension de l'étape test), et livrer un premier parcours pilote. Item bloquant en amont de #31 et #32, qui ne peuvent pas démarrer sans lui. Constat issu du Paquet 8 du chantier criar-conta, qui s'est limité à un test i18n vitest faute d'infra E2E.</w:t>
       </w:r>
     </w:p>
     <w:p>
       <w:pPr>
         <w:spacing w:before="200" w:after="60" w:line="276" w:lineRule="auto"/>
+        <w:rPr>
+          <w:lang w:val="en-US"/>
+        </w:rPr>
       </w:pPr>
       <w:r>
         <w:rPr>
@@ -25119,8 +21402,9 @@
           <w:color w:val="1E40AF"/>
           <w:sz w:val="22"/>
           <w:szCs w:val="22"/>
-        </w:rPr>
-        <w:t xml:space="preserve">#16 — </w:t>
+          <w:lang w:val="en-US"/>
+        </w:rPr>
+        <w:t xml:space="preserve">#32 — </w:t>
       </w:r>
       <w:r>
         <w:rPr>
@@ -25128,8 +21412,9 @@
           <w:bCs/>
           <w:sz w:val="22"/>
           <w:szCs w:val="22"/>
-        </w:rPr>
-        <w:t>Bundle index ~1605 KB : 8 locales i18n chargées statiquement</w:t>
+          <w:lang w:val="en-US"/>
+        </w:rPr>
+        <w:t>Test E2E parcours staff : circulation, no-show, libera</w:t>
       </w:r>
       <w:r>
         <w:rPr>
@@ -25138,8 +21423,9 @@
           <w:color w:val="6B7280"/>
           <w:sz w:val="20"/>
           <w:szCs w:val="20"/>
-        </w:rPr>
-        <w:t xml:space="preserve">   (score 7)</w:t>
+          <w:lang w:val="en-US"/>
+        </w:rPr>
+        <w:t xml:space="preserve">   (score 12)</w:t>
       </w:r>
     </w:p>
     <w:p>
@@ -25162,7 +21448,7 @@
           <w:sz w:val="19"/>
           <w:szCs w:val="19"/>
         </w:rPr>
-        <w:t xml:space="preserve">Performance      </w:t>
+        <w:t xml:space="preserve">Tests      </w:t>
       </w:r>
       <w:r>
         <w:rPr>
@@ -25203,7 +21489,7 @@
           <w:sz w:val="19"/>
           <w:szCs w:val="19"/>
         </w:rPr>
-        <w:t>1 session dédiée</w:t>
+        <w:t>1 session</w:t>
       </w:r>
     </w:p>
     <w:p>
@@ -25211,23 +21497,7 @@
         <w:spacing w:after="120" w:line="276" w:lineRule="auto"/>
       </w:pPr>
       <w:r>
-        <w:t>Cause identifiée le 20/05 via rollup-plugin-visualizer, donnée actualisée le 21/05 : huit langues désormais déployées, chunk index à environ 1605 Ko. Une part importante du poids vient des locales chargées statiquement — chaque visiteur télécharge toutes les langues.</w:t>
-      </w:r>
-    </w:p>
-    <w:p>
-      <w:pPr>
-        <w:spacing w:after="120" w:line="276" w:lineRule="auto"/>
-      </w:pPr>
-      <w:r>
-        <w:t>Remède : import() dynamique des locales, ne télécharger &lt;locale&gt;.json qu'à la demande. Périmètre : index.js (loadMessages async, import() dynamique des 7 langues, pt-BR statique en fallback) + App.jsx. Le reload() au changement de langue élimine la complication du switch à chaud.</w:t>
-      </w:r>
-    </w:p>
-    <w:p>
-      <w:pPr>
-        <w:spacing w:after="120" w:line="276" w:lineRule="auto"/>
-      </w:pPr>
-      <w:r>
-        <w:t>Méthode : mesurer la taille de référence par npm run build avant, vérifier après que index a maigri et que des chunks de locale sont apparus, tester les huit langues en navigation privée. Retirer rollup-plugin-visualizer une fois fait. À ne pas confondre avec #115 / #13 (pages déjà lazy-loadées).</w:t>
+        <w:t>Manque tests automatisés bout-en-bout côté staff.</w:t>
       </w:r>
     </w:p>
     <w:p>
@@ -25242,7 +21512,7 @@
           <w:sz w:val="22"/>
           <w:szCs w:val="22"/>
         </w:rPr>
-        <w:t xml:space="preserve">#151 — </w:t>
+        <w:t xml:space="preserve">#58 — </w:t>
       </w:r>
       <w:r>
         <w:rPr>
@@ -25251,7 +21521,7 @@
           <w:sz w:val="22"/>
           <w:szCs w:val="22"/>
         </w:rPr>
-        <w:t>Compteur AUTORIDADES sur page Biblioteca : à repenser au niveau réseau</w:t>
+        <w:t>Refonte page Catalogacao : tableau de contrôle</w:t>
       </w:r>
       <w:r>
         <w:rPr>
@@ -25261,7 +21531,7 @@
           <w:sz w:val="20"/>
           <w:szCs w:val="20"/>
         </w:rPr>
-        <w:t xml:space="preserve">   (score 6)</w:t>
+        <w:t xml:space="preserve">   (score 12)</w:t>
       </w:r>
     </w:p>
     <w:p>
@@ -25284,7 +21554,7 @@
           <w:sz w:val="19"/>
           <w:szCs w:val="19"/>
         </w:rPr>
-        <w:t xml:space="preserve">Conception      </w:t>
+        <w:t xml:space="preserve">Catalogage      </w:t>
       </w:r>
       <w:r>
         <w:rPr>
@@ -25302,7 +21572,7 @@
           <w:sz w:val="19"/>
           <w:szCs w:val="19"/>
         </w:rPr>
-        <w:t>🟡 OUVERT</w:t>
+        <w:t>🟡 PARTIEL</w:t>
       </w:r>
     </w:p>
     <w:p>
@@ -25325,7 +21595,7 @@
           <w:sz w:val="19"/>
           <w:szCs w:val="19"/>
         </w:rPr>
-        <w:t>1-2h</w:t>
+        <w:t>1-2 sessions</w:t>
       </w:r>
     </w:p>
     <w:p>
@@ -25333,16 +21603,7 @@
         <w:spacing w:after="120" w:line="276" w:lineRule="auto"/>
       </w:pPr>
       <w:r>
-        <w:t>Constat du 20/05. Une autorité est par nature trans-bibliothèques (table authors sans colonne library_id). Un compteur d'autorités n'a de sens réel qu'au niveau réseau.</w:t>
-      </w:r>
-    </w:p>
-    <w:p>
-      <w:pPr>
-        <w:spacing w:after="120" w:line="276" w:lineRule="auto"/>
-      </w:pPr>
-      <w:r>
-        <w:lastRenderedPageBreak/>
-        <w:t>Deux issues : (a) retirer ce compteur de la page Biblioteca et le porter au niveau Rede (#64) ; (b) le redéfinir comme « autorités dont cette biblio détient au moins un ouvrage ». Décision de conception — relève de l'étape 7 du chantier #BIBLIO.</w:t>
+        <w:t>Dossier d'ouverture déjà rédigé. À avancer après bouclage paquet H scanner ISBN. Le chantier Catalogação fait partie de l'extension prévue de la méthode parité+audit après #BIBLIO et Importações.</w:t>
       </w:r>
     </w:p>
     <w:p>
@@ -25357,7 +21618,7 @@
           <w:sz w:val="22"/>
           <w:szCs w:val="22"/>
         </w:rPr>
-        <w:t xml:space="preserve">#155 — </w:t>
+        <w:t xml:space="preserve">#60 — </w:t>
       </w:r>
       <w:r>
         <w:rPr>
@@ -25366,7 +21627,7 @@
           <w:sz w:val="22"/>
           <w:szCs w:val="22"/>
         </w:rPr>
-        <w:t>Vérifier le câblage de bout en bout de l'invitation de participant·es (tâches internes)</w:t>
+        <w:t>Import CSV / OPF / JSON catalogues existants</w:t>
       </w:r>
       <w:r>
         <w:rPr>
@@ -25376,7 +21637,7 @@
           <w:sz w:val="20"/>
           <w:szCs w:val="20"/>
         </w:rPr>
-        <w:t xml:space="preserve">   (score 6)</w:t>
+        <w:t xml:space="preserve">   (score 12)</w:t>
       </w:r>
     </w:p>
     <w:p>
@@ -25399,7 +21660,7 @@
           <w:sz w:val="19"/>
           <w:szCs w:val="19"/>
         </w:rPr>
-        <w:t xml:space="preserve">Notifications      </w:t>
+        <w:t xml:space="preserve">Catalogage      </w:t>
       </w:r>
       <w:r>
         <w:rPr>
@@ -25417,7 +21678,7 @@
           <w:sz w:val="19"/>
           <w:szCs w:val="19"/>
         </w:rPr>
-        <w:t>🟡 OUVERT</w:t>
+        <w:t>🟡 PARTIEL</w:t>
       </w:r>
     </w:p>
     <w:p>
@@ -25440,7 +21701,7 @@
           <w:sz w:val="19"/>
           <w:szCs w:val="19"/>
         </w:rPr>
-        <w:t>1-2h</w:t>
+        <w:t>2 sessions</w:t>
       </w:r>
     </w:p>
     <w:p>
@@ -25448,7 +21709,7 @@
         <w:spacing w:after="120" w:line="276" w:lineRule="auto"/>
       </w:pPr>
       <w:r>
-        <w:t>Émergé le 21/05. notify-internal-task gère bien une branche task_invitation. Reste à confirmer le déclencheur en amont : écran de saisie dans Painel, table d'invitations, webhook Postgres. À vérifier de bout en bout.</w:t>
+        <w:t>Page Importacoes existe. Reste consolidation workflow + UI matching automatique. La page Importações est elle-même la prochaine cible de la méthode parité+audit après #BIBLIO.</w:t>
       </w:r>
     </w:p>
     <w:p>
@@ -25463,7 +21724,8 @@
           <w:sz w:val="22"/>
           <w:szCs w:val="22"/>
         </w:rPr>
-        <w:t xml:space="preserve">#156 — </w:t>
+        <w:lastRenderedPageBreak/>
+        <w:t xml:space="preserve">#79 — </w:t>
       </w:r>
       <w:r>
         <w:rPr>
@@ -25472,7 +21734,7 @@
           <w:sz w:val="22"/>
           <w:szCs w:val="22"/>
         </w:rPr>
-        <w:t>library_contact_profiles : RLS d'écriture présente mais aucun éditeur frontend</w:t>
+        <w:t>RBAC catalogage : 8 fonctions sans garde</w:t>
       </w:r>
       <w:r>
         <w:rPr>
@@ -25482,7 +21744,7 @@
           <w:sz w:val="20"/>
           <w:szCs w:val="20"/>
         </w:rPr>
-        <w:t xml:space="preserve">   (score 6)</w:t>
+        <w:t xml:space="preserve">   (score 12)</w:t>
       </w:r>
     </w:p>
     <w:p>
@@ -25505,7 +21767,7 @@
           <w:sz w:val="19"/>
           <w:szCs w:val="19"/>
         </w:rPr>
-        <w:t xml:space="preserve">UX      </w:t>
+        <w:t xml:space="preserve">Sécurité      </w:t>
       </w:r>
       <w:r>
         <w:rPr>
@@ -25523,7 +21785,7 @@
           <w:sz w:val="19"/>
           <w:szCs w:val="19"/>
         </w:rPr>
-        <w:t>🟡 OUVERT</w:t>
+        <w:t>🟠 OUVERT</w:t>
       </w:r>
     </w:p>
     <w:p>
@@ -25546,7 +21808,7 @@
           <w:sz w:val="19"/>
           <w:szCs w:val="19"/>
         </w:rPr>
-        <w:t>1-2h</w:t>
+        <w:t>2-3h</w:t>
       </w:r>
     </w:p>
     <w:p>
@@ -25554,7 +21816,13 @@
         <w:spacing w:after="120" w:line="276" w:lineRule="auto"/>
       </w:pPr>
       <w:r>
-        <w:t>Constaté le 21/05 (R.3). La table porte les contacts d'une bibliothèque, dispose d'une RLS d'écriture, mais aucun éditeur ne l'alimente côté frontend. Conséquence : table vide, notify-document-permission-request muette. C'est l'écart EA-20 du chantier #BIBLIO — à traiter dans son étape 10.</w:t>
+        <w:rPr>
+          <w:lang w:val="en-US"/>
+        </w:rPr>
+        <w:t xml:space="preserve">Issu audit #150 (18/05). publish_book_draft, publish_author_draft, publish_exemplar_draft, publish_catalog_batch, create_*_draft_from_*, fn_bulk_*. </w:t>
+      </w:r>
+      <w:r>
+        <w:t>Trou RBAC, pas ACL. Composante du chantier-parapluie #BG4.</w:t>
       </w:r>
     </w:p>
     <w:p>
@@ -25569,7 +21837,7 @@
           <w:sz w:val="22"/>
           <w:szCs w:val="22"/>
         </w:rPr>
-        <w:t xml:space="preserve">#154 — </w:t>
+        <w:t xml:space="preserve">#153 — </w:t>
       </w:r>
       <w:r>
         <w:rPr>
@@ -25578,7 +21846,7 @@
           <w:sz w:val="22"/>
           <w:szCs w:val="22"/>
         </w:rPr>
-        <w:t>Robustesse notify-internal-task : task_id non-UUID provoque un 500 brut</w:t>
+        <w:t>Audit transverse des contenus de mails automatisés (style, logos, cohérence)</w:t>
       </w:r>
       <w:r>
         <w:rPr>
@@ -25588,7 +21856,7 @@
           <w:sz w:val="20"/>
           <w:szCs w:val="20"/>
         </w:rPr>
-        <w:t xml:space="preserve">   (score 3)</w:t>
+        <w:t xml:space="preserve">   (score 12)</w:t>
       </w:r>
     </w:p>
     <w:p>
@@ -25611,7 +21879,7 @@
           <w:sz w:val="19"/>
           <w:szCs w:val="19"/>
         </w:rPr>
-        <w:t xml:space="preserve">Hygiène      </w:t>
+        <w:t xml:space="preserve">Mail      </w:t>
       </w:r>
       <w:r>
         <w:rPr>
@@ -25629,7 +21897,7 @@
           <w:sz w:val="19"/>
           <w:szCs w:val="19"/>
         </w:rPr>
-        <w:t>🟡 OUVERT</w:t>
+        <w:t>🟡 CADRÉ (audité)</w:t>
       </w:r>
     </w:p>
     <w:p>
@@ -25652,7 +21920,7 @@
           <w:sz w:val="19"/>
           <w:szCs w:val="19"/>
         </w:rPr>
-        <w:t>30 min</w:t>
+        <w:t>2-3 sessions</w:t>
       </w:r>
     </w:p>
     <w:p>
@@ -25660,7 +21928,47 @@
         <w:spacing w:after="120" w:line="276" w:lineRule="auto"/>
       </w:pPr>
       <w:r>
-        <w:t>Constaté le 21/05 (R.3). Quand le payload porte un task_id non-UUID, Postgres rejette et l'EF renvoie un 500 brut au lieu d'un skipped géré. Correctif : valider le format de task_id en amont. Bug antérieur à #110.</w:t>
+        <w:t>Constat du 20/05. Les messages automatisés présentent une dette transverse. Deux familles : (1) harmonisation de forme (styles, logos, mise en page inégale) ; (2) pertinence et exactitude des contenus (comptes-rendus hebdomadaires sans données de consultations ; mail d'annulation identique côté lecteur et côté biblio, non conforme).</w:t>
+      </w:r>
+    </w:p>
+    <w:p>
+      <w:pPr>
+        <w:spacing w:after="120" w:line="276" w:lineRule="auto"/>
+      </w:pPr>
+      <w:r>
+        <w:t>Audit livré le 24/05/2026 (docs/decisions/AUDIT_153_contenus_mails_2026-05-23.md, 4 passes A-B-C-D). ~17 constats instruits : 2 doublons de mail confirmés (TR-2 conversion réservation→emprunt, TR-8 annulation biblio), une famille « i18n des mails internes » (TR-4, TM-B en dur), constats de wording et de présentation. 2 constats relevés puis infirmés (TR-7 spam = warm-up normal ; TR-9 i18n = fichier déjà en 8 langues). L'audit constate et cadre ; les corrections relèvent de cinq chantiers distincts à ouvrir et prioriser séparément : la résorption des doublons TR-2 et TR-8, la famille « i18n des mails internes » (TR-4 et TM-B), et les chantiers de wording et de présentation. Ces cinq chantiers ne sont pas encore ouverts ; #153 reste un item unique au tableau, le statut « cadré (audité) » signalant que l'inventaire priorisé est disponible.</w:t>
+      </w:r>
+    </w:p>
+    <w:p>
+      <w:pPr>
+        <w:spacing w:after="120" w:line="276" w:lineRule="auto"/>
+      </w:pPr>
+      <w:r>
+        <w:t>Périmètre : recenser tous les events mail et handlers, définir une grille de cohérence, corriger flux par flux. Chantier dédié, distinct de #110 mais à coordonner — et à coordonner avec l'étape 8 du chantier #BIBLIO.</w:t>
+      </w:r>
+    </w:p>
+    <w:p>
+      <w:pPr>
+        <w:spacing w:after="120" w:line="276" w:lineRule="auto"/>
+      </w:pPr>
+      <w:r>
+        <w:t>Sous-constats R.3 (21/05) : (a) Logos — logo_url null sur le parc, source du logo variable selon l'EF, audit source par source. (b) register — rendu HTML lecteur meilleur que les rendus internes library/admin. (c) Délivrabilité — mails depuis notifications.anarbib.org en spam Gmail, réputation neuve, transitoire.</w:t>
+      </w:r>
+    </w:p>
+    <w:p>
+      <w:pPr>
+        <w:spacing w:after="120" w:line="276" w:lineRule="auto"/>
+      </w:pPr>
+      <w:r>
+        <w:t>Sous-constats R.4 (21/05) : (d) Annulation de réservation — mail biblio rédigé comme le mail lecteur. (e) Transformation reserva → emprunt — lecteur et biblio reçoivent chacun deux mails au lieu d'un, doublon à corriger côté handler.</w:t>
+      </w:r>
+    </w:p>
+    <w:p>
+      <w:pPr>
+        <w:spacing w:after="120" w:line="276" w:lineRule="auto"/>
+      </w:pPr>
+      <w:r>
+        <w:t>Sous-constat 22/05, RÉSOLU le 22/05 : (f) Notifications du prêt interbibliothèques — le mail de création non reçu par la bibliothèque à l'origine de la demande venait d'un permission denied silencieux (la RPC de création, non SECURITY DEFINER, ne pouvait appeler les fonctions de notification verrouillées par #150). Corrigé par la passerelle SECURITY DEFINER fn_peb_emit_created_notification — voir la ligne-chantier #ILL. Reliquat mineur : la couverture côté bibliothèque cible reste à confirmer en test. Le sous-constat (a) — comptes-rendus hebdomadaires sans données — est désormais porté par l'item dédié #ILL-reports.</w:t>
       </w:r>
     </w:p>
     <w:p>
@@ -25675,7 +21983,7 @@
           <w:sz w:val="22"/>
           <w:szCs w:val="22"/>
         </w:rPr>
-        <w:t xml:space="preserve">#BG5 — </w:t>
+        <w:t xml:space="preserve">#BG3 — </w:t>
       </w:r>
       <w:r>
         <w:rPr>
@@ -25684,7 +21992,7 @@
           <w:sz w:val="22"/>
           <w:szCs w:val="22"/>
         </w:rPr>
-        <w:t>OAuth GAFAM : constat de non-implémentation (choix politique acté)</w:t>
+        <w:t>Journalisation militante : minimisation, troncation IP, rotation, JOURNALISATION.md</w:t>
       </w:r>
       <w:r>
         <w:rPr>
@@ -25694,7 +22002,7 @@
           <w:sz w:val="20"/>
           <w:szCs w:val="20"/>
         </w:rPr>
-        <w:t xml:space="preserve">   (score 3)</w:t>
+        <w:t xml:space="preserve">   (score 12)</w:t>
       </w:r>
     </w:p>
     <w:p>
@@ -25735,7 +22043,7 @@
           <w:sz w:val="19"/>
           <w:szCs w:val="19"/>
         </w:rPr>
-        <w:t>✅ ACTÉ</w:t>
+        <w:t>🟡 À CADRER</w:t>
       </w:r>
     </w:p>
     <w:p>
@@ -25758,7 +22066,7 @@
           <w:sz w:val="19"/>
           <w:szCs w:val="19"/>
         </w:rPr>
-        <w:t>0 — déjà fait</w:t>
+        <w:t>5-7 j-h</w:t>
       </w:r>
     </w:p>
     <w:p>
@@ -25766,7 +22074,7 @@
         <w:spacing w:after="120" w:line="276" w:lineRule="auto"/>
       </w:pPr>
       <w:r>
-        <w:t>Item documentaire issu du dossier Bologna. AnarBib n'implémente pas et n'implémentera pas l'OAuth via les fournisseurs commerciaux. Raisons : vassalisation aux GAFAM, profilage par recoupement, dépendance technique, exclusion des compagnə refusant un compte Google.</w:t>
+        <w:t>Item de cadrage issu du dossier Bologna. Paradoxe central : se protéger contre les attaques (ce qui exige des logs) sans devenir une menace pour ses lecteur·rices (ce qui exige de ne pas garder de logs).</w:t>
       </w:r>
     </w:p>
     <w:p>
@@ -25774,7 +22082,8 @@
         <w:spacing w:after="120" w:line="276" w:lineRule="auto"/>
       </w:pPr>
       <w:r>
-        <w:t>Authentification retenue : email + mot de passe, option identifiant + mot de passe ; hashage bcrypt côté Supabase ; tokens JWT.</w:t>
+        <w:lastRenderedPageBreak/>
+        <w:t>Quatre principes : minimisation, anonymisation (IP tronquées), rotation courte (7-30 jours), transparence (JOURNALISATION.md public, multilingue).</w:t>
       </w:r>
     </w:p>
     <w:p>
@@ -25782,13 +22091,28 @@
         <w:spacing w:after="120" w:line="276" w:lineRule="auto"/>
       </w:pPr>
       <w:r>
-        <w:t>Conservé au backlog parce que la position doit être formulable telle quelle à Bologna. Perspective lointaine non inscrite : un OAuth fédéré entre instances AnarBib, cohérent avec le Fediverse.</w:t>
-      </w:r>
-    </w:p>
-    <w:p>
-      <w:pPr>
-        <w:keepNext/>
-        <w:spacing w:before="280" w:after="40" w:line="276" w:lineRule="auto"/>
+        <w:t>Chantiers : JOURNALISATION.md ; configuration de la verbosité Postgres au minimum ; troncation des IP avant journalisation ; rotation automatique par job nocturne ; détection minimale d'anomalies (alerte mail sans tracking individuel) ; INCIDENT_RESPONSE.md.</w:t>
+      </w:r>
+    </w:p>
+    <w:p>
+      <w:pPr>
+        <w:spacing w:after="120" w:line="276" w:lineRule="auto"/>
+      </w:pPr>
+      <w:r>
+        <w:t>Grille de rétention proposée : authentification 14 jours, erreurs SQL 30 jours, écritures sensibles 90 jours, accès aux notices non loggés, logs Storage 7 jours, Edge functions 14 jours. À vérifier côté frontend : pas d'analytics, pas de Sentry, pas de tracking.</w:t>
+      </w:r>
+    </w:p>
+    <w:p>
+      <w:pPr>
+        <w:pStyle w:val="Titre2"/>
+      </w:pPr>
+      <w:r>
+        <w:t>Hygiène / dette (score 8-11)</w:t>
+      </w:r>
+    </w:p>
+    <w:p>
+      <w:pPr>
+        <w:spacing w:before="200" w:after="60" w:line="276" w:lineRule="auto"/>
       </w:pPr>
       <w:r>
         <w:rPr>
@@ -25798,7 +22122,7 @@
           <w:sz w:val="22"/>
           <w:szCs w:val="22"/>
         </w:rPr>
-        <w:t xml:space="preserve">#ILL — </w:t>
+        <w:t xml:space="preserve">#138 — </w:t>
       </w:r>
       <w:r>
         <w:rPr>
@@ -25807,7 +22131,7 @@
           <w:sz w:val="22"/>
           <w:szCs w:val="22"/>
         </w:rPr>
-        <w:t>Chantier PEB : cycle du prêt interbibliothèques (mai 2026)</w:t>
+        <w:t>D2 workflow stage côté lecteur·rice</w:t>
       </w:r>
       <w:r>
         <w:rPr>
@@ -25817,7 +22141,71 @@
           <w:sz w:val="20"/>
           <w:szCs w:val="20"/>
         </w:rPr>
-        <w:t xml:space="preserve">   (✅ en grande partie livré)</w:t>
+        <w:t xml:space="preserve">   (score 11)</w:t>
+      </w:r>
+    </w:p>
+    <w:p>
+      <w:pPr>
+        <w:spacing w:after="40" w:line="276" w:lineRule="auto"/>
+      </w:pPr>
+      <w:r>
+        <w:rPr>
+          <w:b/>
+          <w:bCs/>
+          <w:color w:val="4B5563"/>
+          <w:sz w:val="19"/>
+          <w:szCs w:val="19"/>
+        </w:rPr>
+        <w:t xml:space="preserve">Thème : </w:t>
+      </w:r>
+      <w:r>
+        <w:rPr>
+          <w:color w:val="4B5563"/>
+          <w:sz w:val="19"/>
+          <w:szCs w:val="19"/>
+        </w:rPr>
+        <w:t xml:space="preserve">UX      </w:t>
+      </w:r>
+      <w:r>
+        <w:rPr>
+          <w:b/>
+          <w:bCs/>
+          <w:color w:val="4B5563"/>
+          <w:sz w:val="19"/>
+          <w:szCs w:val="19"/>
+        </w:rPr>
+        <w:t xml:space="preserve">Statut : </w:t>
+      </w:r>
+      <w:r>
+        <w:rPr>
+          <w:color w:val="4B5563"/>
+          <w:sz w:val="19"/>
+          <w:szCs w:val="19"/>
+        </w:rPr>
+        <w:t>🟡 OUVERT</w:t>
+      </w:r>
+    </w:p>
+    <w:p>
+      <w:pPr>
+        <w:spacing w:after="100" w:line="276" w:lineRule="auto"/>
+      </w:pPr>
+      <w:r>
+        <w:rPr>
+          <w:b/>
+          <w:bCs/>
+          <w:color w:val="4B5563"/>
+          <w:sz w:val="19"/>
+          <w:szCs w:val="19"/>
+        </w:rPr>
+        <w:t xml:space="preserve">Estimation : </w:t>
+      </w:r>
+      <w:r>
+        <w:rPr>
+          <w:color w:val="4B5563"/>
+          <w:sz w:val="19"/>
+          <w:szCs w:val="19"/>
+        </w:rPr>
+        <w:t>2-3h</w:t>
       </w:r>
     </w:p>
     <w:p>
@@ -25825,193 +22213,12 @@
         <w:spacing w:after="120" w:line="276" w:lineRule="auto"/>
       </w:pPr>
       <w:r>
-        <w:rPr>
-          <w:b/>
-          <w:bCs/>
-          <w:color w:val="4B5563"/>
-          <w:sz w:val="19"/>
-          <w:szCs w:val="19"/>
-        </w:rPr>
-        <w:t xml:space="preserve">Thème : </w:t>
-      </w:r>
-      <w:r>
-        <w:rPr>
-          <w:color w:val="4B5563"/>
-          <w:sz w:val="19"/>
-          <w:szCs w:val="19"/>
-        </w:rPr>
-        <w:t xml:space="preserve">PEB      </w:t>
-      </w:r>
-      <w:r>
-        <w:rPr>
-          <w:b/>
-          <w:bCs/>
-          <w:color w:val="4B5563"/>
-          <w:sz w:val="19"/>
-          <w:szCs w:val="19"/>
-        </w:rPr>
-        <w:t xml:space="preserve">Statut : </w:t>
-      </w:r>
-      <w:r>
-        <w:rPr>
-          <w:color w:val="4B5563"/>
-          <w:sz w:val="19"/>
-          <w:szCs w:val="19"/>
-        </w:rPr>
-        <w:t xml:space="preserve">✅ EN GRANDE PARTIE LIVRÉ      </w:t>
-      </w:r>
-      <w:r>
-        <w:rPr>
-          <w:b/>
-          <w:bCs/>
-          <w:color w:val="4B5563"/>
-          <w:sz w:val="19"/>
-          <w:szCs w:val="19"/>
-        </w:rPr>
-        <w:t xml:space="preserve">Estimation : </w:t>
-      </w:r>
-      <w:r>
-        <w:rPr>
-          <w:color w:val="4B5563"/>
-          <w:sz w:val="19"/>
-          <w:szCs w:val="19"/>
-        </w:rPr>
-        <w:t xml:space="preserve">livré le 22/05      </w:t>
-      </w:r>
-    </w:p>
-    <w:p>
-      <w:pPr>
-        <w:spacing w:after="120" w:line="276" w:lineRule="auto"/>
-      </w:pPr>
-      <w:r>
-        <w:t>Ligne-chantier regroupant le travail mené sur le prêt interbibliothèques au cours de la session du 22/05. Sept sous-travaux, tous en production :</w:t>
-      </w:r>
-    </w:p>
-    <w:p>
-      <w:pPr>
-        <w:spacing w:after="120" w:line="276" w:lineRule="auto"/>
-      </w:pPr>
-      <w:r>
-        <w:rPr>
-          <w:b/>
-          <w:bCs/>
-        </w:rPr>
-        <w:t xml:space="preserve">Retour partiel des PEB. </w:t>
-      </w:r>
-      <w:r>
-        <w:t>Le statut parcialmente_devolvido, déclaré dans le modèle mais inerte, est désormais câblé : RPC fn_peb_update_item_status (pointage exemplaire par exemplaire, atomique), trigger de consolidation recalculant status_global avec garde-fou de phase, branche de notification, frontend de pointage déplié, mails enrichis (statut par exemplaire, ligne de synthèse chiffrée).</w:t>
-      </w:r>
-    </w:p>
-    <w:p>
-      <w:pPr>
-        <w:spacing w:after="120" w:line="276" w:lineRule="auto"/>
-      </w:pPr>
-      <w:r>
-        <w:rPr>
-          <w:b/>
-          <w:bCs/>
-        </w:rPr>
-        <w:lastRenderedPageBreak/>
-        <w:t xml:space="preserve">Régression du mail de création réparée. </w:t>
-      </w:r>
-      <w:r>
-        <w:t>Le déplacement de l'émission de la notification « created » vers la RPC de création avait introduit un permission denied silencieux (la RPC n'est pas SECURITY DEFINER et ne pouvait appeler les fonctions internes verrouillées par #150). Correctif : passerelle SECURITY DEFINER dédiée fn_peb_emit_created_notification, surface minimale.</w:t>
-      </w:r>
-    </w:p>
-    <w:p>
-      <w:pPr>
-        <w:spacing w:after="120" w:line="276" w:lineRule="auto"/>
-      </w:pPr>
-      <w:r>
-        <w:rPr>
-          <w:b/>
-          <w:bCs/>
-        </w:rPr>
-        <w:t xml:space="preserve">Policies DELETE encadrées. </w:t>
-      </w:r>
-      <w:r>
-        <w:t>interlibrary_loans_v2 et interlibrary_loan_items_v2 n'avaient aucune policy DELETE : le bouton « descartar » échouait. Deux policies créées, suppression réservée aux brouillons (preparacao / aguardando_saida). Doctrine mémoire : un PEB entré en circulation se clôt, ne s'efface pas.</w:t>
-      </w:r>
-    </w:p>
-    <w:p>
-      <w:pPr>
-        <w:spacing w:after="120" w:line="276" w:lineRule="auto"/>
-      </w:pPr>
-      <w:r>
-        <w:rPr>
-          <w:b/>
-          <w:bCs/>
-        </w:rPr>
-        <w:t xml:space="preserve">Auto-emprunt interdit. </w:t>
-      </w:r>
-      <w:r>
-        <w:t>fn_peb_authorized ne vérifiait pas lender ≠ borrower. Correctif en défense en profondeur : condition d'inégalité dans la fonction et CHECK structurel sur la table.</w:t>
-      </w:r>
-    </w:p>
-    <w:p>
-      <w:pPr>
-        <w:spacing w:after="120" w:line="276" w:lineRule="auto"/>
-      </w:pPr>
-      <w:r>
-        <w:rPr>
-          <w:b/>
-          <w:bCs/>
-        </w:rPr>
-        <w:t xml:space="preserve">Disponibilité des exemplaires et périmètre prêteuse. </w:t>
-      </w:r>
-      <w:r>
-        <w:t>fn_peb_search_exemplares ne filtrait ni sur la bibliothèque ni sur la disponibilité. Nouveau paramètre p_lender_library_id ; filtre de disponibilité sur quatre circuits (emprunt aberto, réservation ativa, autre PEB, consultation ativa) ; garde dure rejouée à la création. Règle « premier arrivé premier servi », pas de priorité collectif/individu.</w:t>
-      </w:r>
-    </w:p>
-    <w:p>
-      <w:pPr>
-        <w:spacing w:after="120" w:line="276" w:lineRule="auto"/>
-      </w:pPr>
-      <w:r>
-        <w:rPr>
-          <w:b/>
-          <w:bCs/>
-        </w:rPr>
-        <w:t xml:space="preserve">Champs obligatoires à la création. </w:t>
-      </w:r>
-      <w:r>
-        <w:t>contact de coordination, e-mail valide, au moins un exemplaire, mode logistique.</w:t>
-      </w:r>
-    </w:p>
-    <w:p>
-      <w:pPr>
-        <w:spacing w:after="120" w:line="276" w:lineRule="auto"/>
-      </w:pPr>
-      <w:r>
-        <w:rPr>
-          <w:b/>
-          <w:bCs/>
-        </w:rPr>
-        <w:t xml:space="preserve">logistics_mode en énumération. </w:t>
-      </w:r>
-      <w:r>
-        <w:t>Quatre modes — envoi postal, remise en main propre, portage militant, à convenir — avec CHECK en base, select au formulaire, mails traduits sur 8 locales.</w:t>
-      </w:r>
-    </w:p>
-    <w:p>
-      <w:pPr>
-        <w:spacing w:after="120" w:line="276" w:lineRule="auto"/>
-      </w:pPr>
-      <w:r>
-        <w:rPr>
-          <w:b/>
-          <w:bCs/>
-        </w:rPr>
-        <w:t xml:space="preserve">Ce qui reste rattaché à ce chantier mais NON traité : </w:t>
-      </w:r>
-      <w:r>
-        <w:t>la cohérence du cycle de vie du PEB n'est pas verrouillée — voir #ILL-lifecycle. Le test du retour partiel a révélé qu'un PEB peut être marqué devolvido sans être jamais passé par l'expédition (PEB #23 : devolvido, dispatched_at null).</w:t>
-      </w:r>
-    </w:p>
-    <w:p>
-      <w:pPr>
-        <w:keepNext/>
-        <w:spacing w:before="280" w:after="40" w:line="276" w:lineRule="auto"/>
+        <w:t>Affichage des étapes du workflow consulta côté lecteur. Recoupe le sous-item #CL.2 — à traiter dans le chantier compte lecteur.</w:t>
+      </w:r>
+    </w:p>
+    <w:p>
+      <w:pPr>
+        <w:spacing w:before="200" w:after="60" w:line="276" w:lineRule="auto"/>
       </w:pPr>
       <w:r>
         <w:rPr>
@@ -26021,7 +22228,7 @@
           <w:sz w:val="22"/>
           <w:szCs w:val="22"/>
         </w:rPr>
-        <w:t xml:space="preserve">#MODEL-item-grain — </w:t>
+        <w:t xml:space="preserve">#139 — </w:t>
       </w:r>
       <w:r>
         <w:rPr>
@@ -26030,7 +22237,7 @@
           <w:sz w:val="22"/>
           <w:szCs w:val="22"/>
         </w:rPr>
-        <w:t>Unifier la granularité du modèle sur l'exemplaire</w:t>
+        <w:t>Spec consultas v2.2 — intégrer doctrines internalisées</w:t>
       </w:r>
       <w:r>
         <w:rPr>
@@ -26040,7 +22247,71 @@
           <w:sz w:val="20"/>
           <w:szCs w:val="20"/>
         </w:rPr>
-        <w:t xml:space="preserve">   (score 15, HAUTE)</w:t>
+        <w:t xml:space="preserve">   (score 11)</w:t>
+      </w:r>
+    </w:p>
+    <w:p>
+      <w:pPr>
+        <w:spacing w:after="40" w:line="276" w:lineRule="auto"/>
+      </w:pPr>
+      <w:r>
+        <w:rPr>
+          <w:b/>
+          <w:bCs/>
+          <w:color w:val="4B5563"/>
+          <w:sz w:val="19"/>
+          <w:szCs w:val="19"/>
+        </w:rPr>
+        <w:t xml:space="preserve">Thème : </w:t>
+      </w:r>
+      <w:r>
+        <w:rPr>
+          <w:color w:val="4B5563"/>
+          <w:sz w:val="19"/>
+          <w:szCs w:val="19"/>
+        </w:rPr>
+        <w:t xml:space="preserve">Spec      </w:t>
+      </w:r>
+      <w:r>
+        <w:rPr>
+          <w:b/>
+          <w:bCs/>
+          <w:color w:val="4B5563"/>
+          <w:sz w:val="19"/>
+          <w:szCs w:val="19"/>
+        </w:rPr>
+        <w:t xml:space="preserve">Statut : </w:t>
+      </w:r>
+      <w:r>
+        <w:rPr>
+          <w:color w:val="4B5563"/>
+          <w:sz w:val="19"/>
+          <w:szCs w:val="19"/>
+        </w:rPr>
+        <w:t>🟡 OUVERT</w:t>
+      </w:r>
+    </w:p>
+    <w:p>
+      <w:pPr>
+        <w:spacing w:after="100" w:line="276" w:lineRule="auto"/>
+      </w:pPr>
+      <w:r>
+        <w:rPr>
+          <w:b/>
+          <w:bCs/>
+          <w:color w:val="4B5563"/>
+          <w:sz w:val="19"/>
+          <w:szCs w:val="19"/>
+        </w:rPr>
+        <w:t xml:space="preserve">Estimation : </w:t>
+      </w:r>
+      <w:r>
+        <w:rPr>
+          <w:color w:val="4B5563"/>
+          <w:sz w:val="19"/>
+          <w:szCs w:val="19"/>
+        </w:rPr>
+        <w:t>3-4h</w:t>
       </w:r>
     </w:p>
     <w:p>
@@ -26048,127 +22319,12 @@
         <w:spacing w:after="120" w:line="276" w:lineRule="auto"/>
       </w:pPr>
       <w:r>
-        <w:rPr>
-          <w:b/>
-          <w:bCs/>
-          <w:color w:val="4B5563"/>
-          <w:sz w:val="19"/>
-          <w:szCs w:val="19"/>
-        </w:rPr>
-        <w:t xml:space="preserve">Thème : </w:t>
-      </w:r>
-      <w:r>
-        <w:rPr>
-          <w:color w:val="4B5563"/>
-          <w:sz w:val="19"/>
-          <w:szCs w:val="19"/>
-        </w:rPr>
-        <w:t xml:space="preserve">Conception      </w:t>
-      </w:r>
-      <w:r>
-        <w:rPr>
-          <w:b/>
-          <w:bCs/>
-          <w:color w:val="4B5563"/>
-          <w:sz w:val="19"/>
-          <w:szCs w:val="19"/>
-        </w:rPr>
-        <w:t xml:space="preserve">Statut : </w:t>
-      </w:r>
-      <w:r>
-        <w:rPr>
-          <w:color w:val="4B5563"/>
-          <w:sz w:val="19"/>
-          <w:szCs w:val="19"/>
-        </w:rPr>
-        <w:t xml:space="preserve">🟡 CADRÉ — à implémenter. Spécification rédigée et commitée : docs/specs/spec-granularite-item.md (école A — item_id NOT NULL, ordre de migration, cœur vs suites). Prêt pour l'implémentation.      </w:t>
-      </w:r>
-      <w:r>
-        <w:rPr>
-          <w:b/>
-          <w:bCs/>
-          <w:color w:val="4B5563"/>
-          <w:sz w:val="19"/>
-          <w:szCs w:val="19"/>
-        </w:rPr>
-        <w:t xml:space="preserve">Estimation : </w:t>
-      </w:r>
-      <w:r>
-        <w:rPr>
-          <w:color w:val="4B5563"/>
-          <w:sz w:val="19"/>
-          <w:szCs w:val="19"/>
-        </w:rPr>
-        <w:t xml:space="preserve">chantier structurel, spec dédiée, plusieurs sessions      </w:t>
-      </w:r>
-    </w:p>
-    <w:p>
-      <w:pPr>
-        <w:spacing w:after="120" w:line="276" w:lineRule="auto"/>
-      </w:pPr>
-      <w:r>
-        <w:rPr>
-          <w:b/>
-          <w:bCs/>
-        </w:rPr>
-        <w:t xml:space="preserve">Item structurel. </w:t>
-      </w:r>
-      <w:r>
-        <w:t>Absorbe l'ancien #J (« granularité loanable par exemplaire »).</w:t>
-      </w:r>
-    </w:p>
-    <w:p>
-      <w:pPr>
-        <w:spacing w:after="120" w:line="276" w:lineRule="auto"/>
-      </w:pPr>
-      <w:r>
-        <w:t>Le modèle AnarBib raisonne aujourd'hui à deux granularités selon le circuit : l'emprunt (emprestimo_itens_v2) et la réservation (reserva_linhas_v2) descendent à l'item_id — l'exemplaire matériel — tandis que la consultation (consulta_linhas_v2, consulta_item_workflow_v2) raisonne au holding_id — le fonds. Conséquence concrète : AnarBib ne peut pas dire « tel exemplaire précis est en consultation ». Le cas soulevé en réunion par un compagnon de la BTL — quatre exemplaires d'un même ouvrage, deux à l'emprunt et deux en consultation — n'est pas représentable côté consultation en l'état.</w:t>
-      </w:r>
-    </w:p>
-    <w:p>
-      <w:pPr>
-        <w:spacing w:after="120" w:line="276" w:lineRule="auto"/>
-      </w:pPr>
-      <w:r>
-        <w:t>Cette incohérence a été mise au jour par le chantier #ILL-availability : la règle de disponibilité d'un exemplaire pour un PEB a pu être écrite exactement pour trois circuits sur quatre ; pour la consultation, faute d'item_id, elle a dû être posée de façon volontairement prudente (une consultation active bloque tout le fonds) — règle provisoire à resserrer une fois ce chantier mené.</w:t>
-      </w:r>
-    </w:p>
-    <w:p>
-      <w:pPr>
-        <w:spacing w:after="120" w:line="276" w:lineRule="auto"/>
-      </w:pPr>
-      <w:r>
-        <w:rPr>
-          <w:b/>
-          <w:bCs/>
-        </w:rPr>
-        <w:t xml:space="preserve">Enjeu amplifiant — la fédération. </w:t>
-      </w:r>
-      <w:r>
-        <w:t>Lorsque plusieurs bibliothèques du réseau apporteront chacune leur propre exemplaire d'un même ouvrage (par exemple Dieu et l'État de Bakounine), le raisonnement par exemplaire ne sera plus une finition mais la condition pour que le catalogue fédéré reste cohérent. Le point névralgique est l'onglet « exemplaires » de la page Catalogação : c'est là que la granularité item doit être irréprochable.</w:t>
-      </w:r>
-    </w:p>
-    <w:p>
-      <w:pPr>
-        <w:spacing w:after="120" w:line="276" w:lineRule="auto"/>
-      </w:pPr>
-      <w:r>
-        <w:rPr>
-          <w:b/>
-          <w:bCs/>
-        </w:rPr>
-        <w:t xml:space="preserve">Périmètre du chantier : </w:t>
-      </w:r>
-      <w:r>
-        <w:t xml:space="preserve">ajouter item_id à consulta_linhas_v2 (et possiblement au workflow) ; décider à quel moment du circuit de consultation l'exemplaire précis est résolu ; migrer les consultations existantes ; revoir le </w:t>
-        <w:lastRenderedPageBreak/>
-        <w:t>frontend et les RPC du circuit de consultation ; clarifier le rôle de book_holdings dans le modèle (convention de catalogage vs entité de circulation). Pierre angulaire — à spécifier soigneusement avant toute migration de données. Une spec dédiée dans docs/specs/.</w:t>
-      </w:r>
-    </w:p>
-    <w:p>
-      <w:pPr>
-        <w:keepNext/>
-        <w:spacing w:before="280" w:after="40" w:line="276" w:lineRule="auto"/>
+        <w:t>Doctrine #141.2.E (ordre UPDATE narrative-avant-état), #141.2.C (distinction workflow_note vs schedule_reply_note), R8 (mail coordination), D3-D6 toggles.</w:t>
+      </w:r>
+    </w:p>
+    <w:p>
+      <w:pPr>
+        <w:spacing w:before="200" w:after="60" w:line="276" w:lineRule="auto"/>
       </w:pPr>
       <w:r>
         <w:rPr>
@@ -26178,7 +22334,7 @@
           <w:sz w:val="22"/>
           <w:szCs w:val="22"/>
         </w:rPr>
-        <w:t xml:space="preserve">#ILL-lifecycle — </w:t>
+        <w:t xml:space="preserve">#MM3 — </w:t>
       </w:r>
       <w:r>
         <w:rPr>
@@ -26187,7 +22343,7 @@
           <w:sz w:val="22"/>
           <w:szCs w:val="22"/>
         </w:rPr>
-        <w:t>Verrouiller la machine à états du prêt interbibliothèques</w:t>
+        <w:t>Encadrés inline « parlons-en avant » sur pages Biblioteca sensibles</w:t>
       </w:r>
       <w:r>
         <w:rPr>
@@ -26197,7 +22353,76 @@
           <w:sz w:val="20"/>
           <w:szCs w:val="20"/>
         </w:rPr>
-        <w:t xml:space="preserve">   (score 13, MOYENNE)</w:t>
+        <w:t xml:space="preserve">   (score 11)</w:t>
+      </w:r>
+    </w:p>
+    <w:p>
+      <w:pPr>
+        <w:spacing w:after="40" w:line="276" w:lineRule="auto"/>
+      </w:pPr>
+      <w:r>
+        <w:rPr>
+          <w:b/>
+          <w:bCs/>
+          <w:color w:val="4B5563"/>
+          <w:sz w:val="19"/>
+          <w:szCs w:val="19"/>
+        </w:rPr>
+        <w:t xml:space="preserve">Thème : </w:t>
+      </w:r>
+      <w:r>
+        <w:rPr>
+          <w:color w:val="4B5563"/>
+          <w:sz w:val="19"/>
+          <w:szCs w:val="19"/>
+        </w:rPr>
+        <w:t xml:space="preserve">Anti-méga-machine      </w:t>
+      </w:r>
+      <w:r>
+        <w:rPr>
+          <w:b/>
+          <w:bCs/>
+          <w:color w:val="4B5563"/>
+          <w:sz w:val="19"/>
+          <w:szCs w:val="19"/>
+        </w:rPr>
+        <w:t xml:space="preserve">Statut : </w:t>
+      </w:r>
+      <w:r>
+        <w:rPr>
+          <w:color w:val="4B5563"/>
+          <w:sz w:val="19"/>
+          <w:szCs w:val="19"/>
+        </w:rPr>
+        <w:t>🆕 RIFLEXION 19/05</w:t>
+      </w:r>
+    </w:p>
+    <w:p>
+      <w:pPr>
+        <w:spacing w:after="100" w:line="276" w:lineRule="auto"/>
+        <w:rPr>
+          <w:lang w:val="pt-BR"/>
+        </w:rPr>
+      </w:pPr>
+      <w:r>
+        <w:rPr>
+          <w:b/>
+          <w:bCs/>
+          <w:color w:val="4B5563"/>
+          <w:sz w:val="19"/>
+          <w:szCs w:val="19"/>
+          <w:lang w:val="pt-BR"/>
+        </w:rPr>
+        <w:t xml:space="preserve">Estimation : </w:t>
+      </w:r>
+      <w:r>
+        <w:rPr>
+          <w:color w:val="4B5563"/>
+          <w:sz w:val="19"/>
+          <w:szCs w:val="19"/>
+          <w:lang w:val="pt-BR"/>
+        </w:rPr>
+        <w:t>2-3h (4 encadrés ciblés + i18n)</w:t>
       </w:r>
     </w:p>
     <w:p>
@@ -26205,110 +22430,12 @@
         <w:spacing w:after="120" w:line="276" w:lineRule="auto"/>
       </w:pPr>
       <w:r>
-        <w:rPr>
-          <w:b/>
-          <w:bCs/>
-          <w:color w:val="4B5563"/>
-          <w:sz w:val="19"/>
-          <w:szCs w:val="19"/>
-        </w:rPr>
-        <w:t xml:space="preserve">Thème : </w:t>
-      </w:r>
-      <w:r>
-        <w:rPr>
-          <w:color w:val="4B5563"/>
-          <w:sz w:val="19"/>
-          <w:szCs w:val="19"/>
-        </w:rPr>
-        <w:t xml:space="preserve">PEB      </w:t>
-      </w:r>
-      <w:r>
-        <w:rPr>
-          <w:b/>
-          <w:bCs/>
-          <w:color w:val="4B5563"/>
-          <w:sz w:val="19"/>
-          <w:szCs w:val="19"/>
-        </w:rPr>
-        <w:t xml:space="preserve">Statut : </w:t>
-      </w:r>
-      <w:r>
-        <w:rPr>
-          <w:color w:val="4B5563"/>
-          <w:sz w:val="19"/>
-          <w:szCs w:val="19"/>
-        </w:rPr>
-        <w:t xml:space="preserve">🟡 CADRÉ — à implémenter. Spécification rédigée et commitée : docs/specs/spec-cycle-vie-peb.md (graphe des transitions licites, deux triggers, traitement de l'existant). Prêt pour l'implémentation.      </w:t>
-      </w:r>
-      <w:r>
-        <w:rPr>
-          <w:b/>
-          <w:bCs/>
-          <w:color w:val="4B5563"/>
-          <w:sz w:val="19"/>
-          <w:szCs w:val="19"/>
-        </w:rPr>
-        <w:t xml:space="preserve">Estimation : </w:t>
-      </w:r>
-      <w:r>
-        <w:rPr>
-          <w:color w:val="4B5563"/>
-          <w:sz w:val="19"/>
-          <w:szCs w:val="19"/>
-        </w:rPr>
-        <w:t xml:space="preserve">2-3 sessions      </w:t>
-      </w:r>
-    </w:p>
-    <w:p>
-      <w:pPr>
-        <w:spacing w:after="120" w:line="276" w:lineRule="auto"/>
-      </w:pPr>
-      <w:r>
-        <w:t>Le cycle de vie d'un PEB n'est pas verrouillé. Le test du retour partiel (session 22/05) a révélé deux manques distincts mais liés.</w:t>
-      </w:r>
-    </w:p>
-    <w:p>
-      <w:pPr>
-        <w:spacing w:after="120" w:line="276" w:lineRule="auto"/>
-      </w:pPr>
-      <w:r>
-        <w:rPr>
-          <w:b/>
-          <w:bCs/>
-        </w:rPr>
-        <w:t xml:space="preserve">Manque A — la propagation expédition vers exemplaires. </w:t>
-      </w:r>
-      <w:r>
-        <w:t>Aucun trigger ne propage les changements de status_global vers les item_status des exemplaires. Quand un PEB passe « expédié » (status_global = emprestado), rien ne fait passer ses exemplaires de reservado_para_saida à emprestado ; les colonnes dispatched_at et returned_at ne sont jamais renseignées. Il faut un trigger symétrique de celui de consolidation du retour, dans le sens aller.</w:t>
-      </w:r>
-    </w:p>
-    <w:p>
-      <w:pPr>
-        <w:spacing w:after="120" w:line="276" w:lineRule="auto"/>
-      </w:pPr>
-      <w:r>
-        <w:rPr>
-          <w:b/>
-          <w:bCs/>
-        </w:rPr>
-        <w:t xml:space="preserve">Manque B — le verrouillage des transitions. </w:t>
-      </w:r>
-      <w:r>
-        <w:t>Rien n'empêche de sauter des étapes : on peut pointer un retour sur un PEB jamais expédié. Le PEB #23 en est la preuve — status_global devolvido, mais dispatched_at et returned_at tous deux nuls : marqué rendu sans être jamais formellement parti. Il faut définir les transitions licites du cycle (preparacao, aguardando_saida, emprestado, em_devolucao, devolvido / parcialmente_devolvido, avec cancelado et atrasado en branches), interdire les sauts, et traiter les PEB existants déjà dans des états incohérents.</w:t>
-      </w:r>
-    </w:p>
-    <w:p>
-      <w:pPr>
-        <w:spacing w:after="120" w:line="276" w:lineRule="auto"/>
-      </w:pPr>
-      <w:r>
-        <w:t>Ce chantier englobe également la question des mails intermédiaires : un PEB réglé en plusieurs pointages successifs émet aujourd'hui plusieurs mails, dont des photos d'états transitoires (un exemplaire affiché « reservado para saída » dans un mail de retour partiel — exact à l'instant T mais déroutant). Une fois le cycle verrouillé, ces mails en rafale doivent être regroupés ou temporisés.</w:t>
-      </w:r>
-    </w:p>
-    <w:p>
-      <w:pPr>
-        <w:keepNext/>
-        <w:spacing w:before="280" w:after="40" w:line="276" w:lineRule="auto"/>
+        <w:t>Pages : gouvernance, profil d'adoption, transitions, regimento. Encadré inline visible. Anticipe le scénario où un coordenador est bloqué·e sur une décision configurante.</w:t>
+      </w:r>
+    </w:p>
+    <w:p>
+      <w:pPr>
+        <w:spacing w:before="200" w:after="60" w:line="276" w:lineRule="auto"/>
       </w:pPr>
       <w:r>
         <w:rPr>
@@ -26318,16 +22445,90 @@
           <w:sz w:val="22"/>
           <w:szCs w:val="22"/>
         </w:rPr>
-        <w:t xml:space="preserve">#ILL-archive — </w:t>
-      </w:r>
-      <w:r>
-        <w:rPr>
-          <w:b/>
-          <w:bCs/>
+        <w:t>#DOC1 — Traduire le README en pt-BR (langue de référence du projet)   (score 11)</w:t>
+      </w:r>
+    </w:p>
+    <w:p>
+      <w:pPr>
+        <w:spacing w:after="40" w:line="276" w:lineRule="auto"/>
+      </w:pPr>
+      <w:r>
+        <w:rPr>
+          <w:b/>
+          <w:bCs/>
+          <w:color w:val="4B5563"/>
+          <w:sz w:val="19"/>
+          <w:szCs w:val="19"/>
+        </w:rPr>
+        <w:t xml:space="preserve">Thème : Documentation      Statut : </w:t>
+      </w:r>
+      <w:r>
+        <w:rPr>
+          <w:b/>
+          <w:bCs/>
+          <w:color w:val="4B5563"/>
+          <w:sz w:val="19"/>
+          <w:szCs w:val="19"/>
+          <w:lang w:val="en-US"/>
+        </w:rPr>
+        <w:t>🆕</w:t>
+      </w:r>
+      <w:r>
+        <w:rPr>
+          <w:b/>
+          <w:bCs/>
+          <w:color w:val="4B5563"/>
+          <w:sz w:val="19"/>
+          <w:szCs w:val="19"/>
+        </w:rPr>
+        <w:t xml:space="preserve"> BACKLOG 23/05</w:t>
+      </w:r>
+    </w:p>
+    <w:p>
+      <w:pPr>
+        <w:spacing w:after="100" w:line="276" w:lineRule="auto"/>
+      </w:pPr>
+      <w:r>
+        <w:rPr>
+          <w:b/>
+          <w:bCs/>
+          <w:color w:val="4B5563"/>
+          <w:sz w:val="19"/>
+          <w:szCs w:val="19"/>
+        </w:rPr>
+        <w:t>Estimation : 3-4h (≈ 40 sections de prose, traduction technique)</w:t>
+      </w:r>
+    </w:p>
+    <w:p>
+      <w:pPr>
+        <w:spacing w:after="120" w:line="276" w:lineRule="auto"/>
+      </w:pPr>
+      <w:r>
+        <w:t>Le README est aujourd'hui bilingue FR/EN, alors que le pt-BR est la locale de référence du projet et la langue des usager·es premier·es (BLMF, BTL). Incohérence à corriger. Structure cible décidée : fichiers séparés (README.md, README.en.md, README.pt-BR.md) avec sélecteur de langue en tête — plutôt qu'un triple bloc dans un fichier unique, trop lourd à lire et à maintenir. Premier sous-paquet du chantier : scinder l'existant FR/EN en fichiers séparés, puis traduire le pt-BR.</w:t>
+      </w:r>
+    </w:p>
+    <w:p>
+      <w:pPr>
+        <w:spacing w:before="200" w:after="60" w:line="276" w:lineRule="auto"/>
+      </w:pPr>
+      <w:r>
+        <w:rPr>
+          <w:b/>
+          <w:bCs/>
+          <w:color w:val="1E40AF"/>
           <w:sz w:val="22"/>
           <w:szCs w:val="22"/>
         </w:rPr>
-        <w:t>Archivage des PEB terminés vers un historique</w:t>
+        <w:t xml:space="preserve">#K3 — </w:t>
+      </w:r>
+      <w:r>
+        <w:rPr>
+          <w:b/>
+          <w:bCs/>
+          <w:sz w:val="22"/>
+          <w:szCs w:val="22"/>
+        </w:rPr>
+        <w:t>Rattachement automatique lectrices orphelines (phase 2 Karina)</w:t>
       </w:r>
       <w:r>
         <w:rPr>
@@ -26337,7 +22538,86 @@
           <w:sz w:val="20"/>
           <w:szCs w:val="20"/>
         </w:rPr>
-        <w:t xml:space="preserve">   (score 12, MOYENNE)</w:t>
+        <w:t xml:space="preserve">   (score 10)</w:t>
+      </w:r>
+    </w:p>
+    <w:p>
+      <w:pPr>
+        <w:spacing w:after="40" w:line="276" w:lineRule="auto"/>
+        <w:rPr>
+          <w:lang w:val="en-US"/>
+        </w:rPr>
+      </w:pPr>
+      <w:r>
+        <w:rPr>
+          <w:b/>
+          <w:bCs/>
+          <w:color w:val="4B5563"/>
+          <w:sz w:val="19"/>
+          <w:szCs w:val="19"/>
+          <w:lang w:val="en-US"/>
+        </w:rPr>
+        <w:t xml:space="preserve">Thème : </w:t>
+      </w:r>
+      <w:r>
+        <w:rPr>
+          <w:color w:val="4B5563"/>
+          <w:sz w:val="19"/>
+          <w:szCs w:val="19"/>
+          <w:lang w:val="en-US"/>
+        </w:rPr>
+        <w:t xml:space="preserve">Onboarding      </w:t>
+      </w:r>
+      <w:r>
+        <w:rPr>
+          <w:b/>
+          <w:bCs/>
+          <w:color w:val="4B5563"/>
+          <w:sz w:val="19"/>
+          <w:szCs w:val="19"/>
+          <w:lang w:val="en-US"/>
+        </w:rPr>
+        <w:t xml:space="preserve">Statut : </w:t>
+      </w:r>
+      <w:r>
+        <w:rPr>
+          <w:color w:val="4B5563"/>
+          <w:sz w:val="19"/>
+          <w:szCs w:val="19"/>
+        </w:rPr>
+        <w:t>🆕</w:t>
+      </w:r>
+      <w:r>
+        <w:rPr>
+          <w:color w:val="4B5563"/>
+          <w:sz w:val="19"/>
+          <w:szCs w:val="19"/>
+          <w:lang w:val="en-US"/>
+        </w:rPr>
+        <w:t xml:space="preserve"> PHASE 2</w:t>
+      </w:r>
+    </w:p>
+    <w:p>
+      <w:pPr>
+        <w:spacing w:after="100" w:line="276" w:lineRule="auto"/>
+      </w:pPr>
+      <w:r>
+        <w:rPr>
+          <w:b/>
+          <w:bCs/>
+          <w:color w:val="4B5563"/>
+          <w:sz w:val="19"/>
+          <w:szCs w:val="19"/>
+        </w:rPr>
+        <w:t xml:space="preserve">Estimation : </w:t>
+      </w:r>
+      <w:r>
+        <w:rPr>
+          <w:color w:val="4B5563"/>
+          <w:sz w:val="19"/>
+          <w:szCs w:val="19"/>
+        </w:rPr>
+        <w:t>1 session backend + 1 frontend</w:t>
       </w:r>
     </w:p>
     <w:p>
@@ -26345,87 +22625,12 @@
         <w:spacing w:after="120" w:line="276" w:lineRule="auto"/>
       </w:pPr>
       <w:r>
-        <w:rPr>
-          <w:b/>
-          <w:bCs/>
-          <w:color w:val="4B5563"/>
-          <w:sz w:val="19"/>
-          <w:szCs w:val="19"/>
-        </w:rPr>
-        <w:t xml:space="preserve">Thème : </w:t>
-      </w:r>
-      <w:r>
-        <w:rPr>
-          <w:color w:val="4B5563"/>
-          <w:sz w:val="19"/>
-          <w:szCs w:val="19"/>
-        </w:rPr>
-        <w:t xml:space="preserve">PEB      </w:t>
-      </w:r>
-      <w:r>
-        <w:rPr>
-          <w:b/>
-          <w:bCs/>
-          <w:color w:val="4B5563"/>
-          <w:sz w:val="19"/>
-          <w:szCs w:val="19"/>
-        </w:rPr>
-        <w:t xml:space="preserve">Statut : </w:t>
-      </w:r>
-      <w:r>
-        <w:rPr>
-          <w:color w:val="4B5563"/>
-          <w:sz w:val="19"/>
-          <w:szCs w:val="19"/>
-        </w:rPr>
-        <w:t xml:space="preserve">🟠 OUVERT      </w:t>
-      </w:r>
-      <w:r>
-        <w:rPr>
-          <w:b/>
-          <w:bCs/>
-          <w:color w:val="4B5563"/>
-          <w:sz w:val="19"/>
-          <w:szCs w:val="19"/>
-        </w:rPr>
-        <w:t xml:space="preserve">Estimation : </w:t>
-      </w:r>
-      <w:r>
-        <w:rPr>
-          <w:color w:val="4B5563"/>
-          <w:sz w:val="19"/>
-          <w:szCs w:val="19"/>
-        </w:rPr>
-        <w:t xml:space="preserve">1-2 sessions      </w:t>
-      </w:r>
-    </w:p>
-    <w:p>
-      <w:pPr>
-        <w:spacing w:after="120" w:line="276" w:lineRule="auto"/>
-      </w:pPr>
-      <w:r>
-        <w:t>La liste des PEB de la page Biblioteca s'allonge sans limite : chaque prêt terminé y reste. Un PEB devolvido (et cancelado ?) qui s'est bien déroulé n'a de raison ni d'être supprimé — c'est une trace de la circulation des fonds entre collectifs, une mémoire militante — ni d'encombrer la file de travail.</w:t>
-      </w:r>
-    </w:p>
-    <w:p>
-      <w:pPr>
-        <w:spacing w:after="120" w:line="276" w:lineRule="auto"/>
-      </w:pPr>
-      <w:r>
-        <w:rPr>
-          <w:b/>
-          <w:bCs/>
-        </w:rPr>
-        <w:t xml:space="preserve">Mécanisme à construire : </w:t>
-      </w:r>
-      <w:r>
-        <w:t>un PEB terminé sort de la file active de BibliotecaPage et devient consultable à la demande, dans l'onglet Relatórios / échanges interbibliothèques. À cadrer : marqueur d'archivage (colonne archived_at, ou dérivé du statut) ; déclenchement (automatique au passage devolvido, manuel, ou différé) ; affichage côté Relatórios ; réversibilité. À construire sur le modèle des vues api.painel_*_history_v1 déjà existantes. Priorité haute : le problème de page à rallonge est réel et croîtra.</w:t>
-      </w:r>
-    </w:p>
-    <w:p>
-      <w:pPr>
-        <w:keepNext/>
-        <w:spacing w:before="280" w:after="40" w:line="276" w:lineRule="auto"/>
+        <w:t>Quand une biblio mentionnée par une lectrice orpheline rejoint AnarBib : claim reader_attachment. Spec dédiée à rédiger (scénarios A/B/C).</w:t>
+      </w:r>
+    </w:p>
+    <w:p>
+      <w:pPr>
+        <w:spacing w:before="200" w:after="60" w:line="276" w:lineRule="auto"/>
       </w:pPr>
       <w:r>
         <w:rPr>
@@ -26435,7 +22640,8 @@
           <w:sz w:val="22"/>
           <w:szCs w:val="22"/>
         </w:rPr>
-        <w:t xml:space="preserve">#ILL-reports — </w:t>
+        <w:lastRenderedPageBreak/>
+        <w:t xml:space="preserve">#MM4 — </w:t>
       </w:r>
       <w:r>
         <w:rPr>
@@ -26444,7 +22650,7 @@
           <w:sz w:val="22"/>
           <w:szCs w:val="22"/>
         </w:rPr>
-        <w:t>Comptes-rendus hebdomadaires enrichis de l'activité PEB</w:t>
+        <w:t>Page /conversemos : canal humain premier, guides seconds</w:t>
       </w:r>
       <w:r>
         <w:rPr>
@@ -26459,75 +22665,79 @@
     </w:p>
     <w:p>
       <w:pPr>
+        <w:spacing w:after="40" w:line="276" w:lineRule="auto"/>
+      </w:pPr>
+      <w:r>
+        <w:rPr>
+          <w:b/>
+          <w:bCs/>
+          <w:color w:val="4B5563"/>
+          <w:sz w:val="19"/>
+          <w:szCs w:val="19"/>
+        </w:rPr>
+        <w:t xml:space="preserve">Thème : </w:t>
+      </w:r>
+      <w:r>
+        <w:rPr>
+          <w:color w:val="4B5563"/>
+          <w:sz w:val="19"/>
+          <w:szCs w:val="19"/>
+        </w:rPr>
+        <w:t xml:space="preserve">Anti-méga-machine      </w:t>
+      </w:r>
+      <w:r>
+        <w:rPr>
+          <w:b/>
+          <w:bCs/>
+          <w:color w:val="4B5563"/>
+          <w:sz w:val="19"/>
+          <w:szCs w:val="19"/>
+        </w:rPr>
+        <w:t xml:space="preserve">Statut : </w:t>
+      </w:r>
+      <w:r>
+        <w:rPr>
+          <w:color w:val="4B5563"/>
+          <w:sz w:val="19"/>
+          <w:szCs w:val="19"/>
+        </w:rPr>
+        <w:t>🆕 RIFLEXION 19/05</w:t>
+      </w:r>
+    </w:p>
+    <w:p>
+      <w:pPr>
+        <w:spacing w:after="100" w:line="276" w:lineRule="auto"/>
+      </w:pPr>
+      <w:r>
+        <w:rPr>
+          <w:b/>
+          <w:bCs/>
+          <w:color w:val="4B5563"/>
+          <w:sz w:val="19"/>
+          <w:szCs w:val="19"/>
+        </w:rPr>
+        <w:t xml:space="preserve">Estimation : </w:t>
+      </w:r>
+      <w:r>
+        <w:rPr>
+          <w:color w:val="4B5563"/>
+          <w:sz w:val="19"/>
+          <w:szCs w:val="19"/>
+        </w:rPr>
+        <w:t>3-4h (page complète + routing + i18n × 8 locales)</w:t>
+      </w:r>
+    </w:p>
+    <w:p>
+      <w:pPr>
         <w:spacing w:after="120" w:line="276" w:lineRule="auto"/>
       </w:pPr>
       <w:r>
-        <w:rPr>
-          <w:b/>
-          <w:bCs/>
-          <w:color w:val="4B5563"/>
-          <w:sz w:val="19"/>
-          <w:szCs w:val="19"/>
-        </w:rPr>
-        <w:t xml:space="preserve">Thème : </w:t>
-      </w:r>
-      <w:r>
-        <w:rPr>
-          <w:color w:val="4B5563"/>
-          <w:sz w:val="19"/>
-          <w:szCs w:val="19"/>
-        </w:rPr>
-        <w:t xml:space="preserve">PEB      </w:t>
-      </w:r>
-      <w:r>
-        <w:rPr>
-          <w:b/>
-          <w:bCs/>
-          <w:color w:val="4B5563"/>
-          <w:sz w:val="19"/>
-          <w:szCs w:val="19"/>
-        </w:rPr>
-        <w:t xml:space="preserve">Statut : </w:t>
-      </w:r>
-      <w:r>
-        <w:rPr>
-          <w:color w:val="4B5563"/>
-          <w:sz w:val="19"/>
-          <w:szCs w:val="19"/>
-        </w:rPr>
-        <w:t xml:space="preserve">🟠 OUVERT      </w:t>
-      </w:r>
-      <w:r>
-        <w:rPr>
-          <w:b/>
-          <w:bCs/>
-          <w:color w:val="4B5563"/>
-          <w:sz w:val="19"/>
-          <w:szCs w:val="19"/>
-        </w:rPr>
-        <w:t xml:space="preserve">Estimation : </w:t>
-      </w:r>
-      <w:r>
-        <w:rPr>
-          <w:color w:val="4B5563"/>
-          <w:sz w:val="19"/>
-          <w:szCs w:val="19"/>
-        </w:rPr>
-        <w:t xml:space="preserve">1-2h      </w:t>
-      </w:r>
-    </w:p>
-    <w:p>
-      <w:pPr>
-        <w:spacing w:after="120" w:line="276" w:lineRule="auto"/>
-      </w:pPr>
-      <w:r>
-        <w:t>Les comptes-rendus hebdomadaires réseau / bibliothèques sont trop sommaires et n'intègrent pas les prêts interbibliothèques. À enrichir pour qu'un CR hebdo reflète l'activité PEB (prêts ouverts, retours, échanges en cours). À penser conjointement avec #ILL-archive — un historique PEB structuré fournit exactement la matière de ces CR, les vues de données doivent être dessinées une seule fois pour les deux usages. Recoupe le sous-constat (a) de #153.</w:t>
-      </w:r>
-    </w:p>
-    <w:p>
-      <w:pPr>
-        <w:keepNext/>
-        <w:spacing w:before="280" w:after="40" w:line="276" w:lineRule="auto"/>
+        <w:t>Page courte qui présente AnarBib comme une fédération outillée par un SIGB (pas l'inverse). Doctrine §2.2 exigence 3 : les admins réseau sont des camarades qui partagent la connaissance, pas une hotline.</w:t>
+      </w:r>
+    </w:p>
+    <w:p>
+      <w:pPr>
+        <w:spacing w:before="200" w:after="60" w:line="276" w:lineRule="auto"/>
       </w:pPr>
       <w:r>
         <w:rPr>
@@ -26537,17 +22747,74 @@
           <w:sz w:val="22"/>
           <w:szCs w:val="22"/>
         </w:rPr>
-        <w:lastRenderedPageBreak/>
-        <w:t xml:space="preserve">#ILL-rpc-anon — </w:t>
-      </w:r>
-      <w:r>
-        <w:rPr>
-          <w:b/>
-          <w:bCs/>
+        <w:t>#DOC2 — Aligner mail-strings.ts sur la charte inclusive   (score 9)</w:t>
+      </w:r>
+    </w:p>
+    <w:p>
+      <w:pPr>
+        <w:spacing w:after="40" w:line="276" w:lineRule="auto"/>
+      </w:pPr>
+      <w:r>
+        <w:rPr>
+          <w:b/>
+          <w:bCs/>
+          <w:color w:val="4B5563"/>
+          <w:sz w:val="19"/>
+          <w:szCs w:val="19"/>
+        </w:rPr>
+        <w:t>Thème : Hygiène      Statut : 🆕 BACKLOG 24/05</w:t>
+      </w:r>
+    </w:p>
+    <w:p>
+      <w:pPr>
+        <w:spacing w:after="100" w:line="276" w:lineRule="auto"/>
+      </w:pPr>
+      <w:r>
+        <w:rPr>
+          <w:b/>
+          <w:bCs/>
+          <w:color w:val="4B5563"/>
+          <w:sz w:val="19"/>
+          <w:szCs w:val="19"/>
+        </w:rPr>
+        <w:t>Estimation : chantier i18n dédié (~82 chaînes, 8 locales)</w:t>
+      </w:r>
+    </w:p>
+    <w:p>
+      <w:pPr>
+        <w:spacing w:after="120" w:line="276" w:lineRule="auto"/>
+      </w:pPr>
+      <w:r>
+        <w:t>Le fichier _shared/i18n/mail-strings.ts contient des chaînes en convention inclusive périmée, antérieure aux décisions de doctrine du 23/05. Mesure exacte au 24/05 : 64 chaînes pt-BR en ancienne forme parenthésée (o/a/e) / (a/e) — leitor(a/e), Obrigad(o/a/e), majoritairement des clés wf.* du workflow réservations — à passer en triple terminaison -a-e / pluriel -as-es ; 18 chaînes italiennes au schwa ə (Benvenutə, lə lettorə, tuttə) à passer à l'astérisque. Aucun @ résiduel. Travail substantiel, à traiter en chantier dédié, non urgent : les mails fonctionnent, ils sont seulement en convention périmée. Note : les 7 clés welcome.*.orphan ajoutées par le Paquet 6 criar-conta sont déjà à la charte à jour — c'est le reste du fichier qui est à reprendre. Point d'attention : prévoir la forme du pluriel inclusif (cf. tuttə, avisado(a/e)s).</w:t>
+      </w:r>
+    </w:p>
+    <w:p>
+      <w:pPr>
+        <w:spacing w:before="200" w:after="60" w:line="276" w:lineRule="auto"/>
+        <w:rPr>
+          <w:lang w:val="en-US"/>
+        </w:rPr>
+      </w:pPr>
+      <w:r>
+        <w:rPr>
+          <w:b/>
+          <w:bCs/>
+          <w:color w:val="1E40AF"/>
           <w:sz w:val="22"/>
           <w:szCs w:val="22"/>
-        </w:rPr>
-        <w:t>Retirer le GRANT anon hérité des RPC du PEB</w:t>
+          <w:lang w:val="en-US"/>
+        </w:rPr>
+        <w:t xml:space="preserve">#119 — </w:t>
+      </w:r>
+      <w:r>
+        <w:rPr>
+          <w:b/>
+          <w:bCs/>
+          <w:sz w:val="22"/>
+          <w:szCs w:val="22"/>
+          <w:lang w:val="en-US"/>
+        </w:rPr>
+        <w:t>Audit secrets : tokens Codeberg, Woodpecker, Windows Cred Mgr</w:t>
       </w:r>
       <w:r>
         <w:rPr>
@@ -26556,67 +22823,81 @@
           <w:color w:val="6B7280"/>
           <w:sz w:val="20"/>
           <w:szCs w:val="20"/>
+          <w:lang w:val="en-US"/>
         </w:rPr>
         <w:t xml:space="preserve">   (score 8)</w:t>
       </w:r>
     </w:p>
     <w:p>
       <w:pPr>
+        <w:spacing w:after="40" w:line="276" w:lineRule="auto"/>
+      </w:pPr>
+      <w:r>
+        <w:rPr>
+          <w:b/>
+          <w:bCs/>
+          <w:color w:val="4B5563"/>
+          <w:sz w:val="19"/>
+          <w:szCs w:val="19"/>
+        </w:rPr>
+        <w:t xml:space="preserve">Thème : </w:t>
+      </w:r>
+      <w:r>
+        <w:rPr>
+          <w:color w:val="4B5563"/>
+          <w:sz w:val="19"/>
+          <w:szCs w:val="19"/>
+        </w:rPr>
+        <w:t xml:space="preserve">Hygiène      </w:t>
+      </w:r>
+      <w:r>
+        <w:rPr>
+          <w:b/>
+          <w:bCs/>
+          <w:color w:val="4B5563"/>
+          <w:sz w:val="19"/>
+          <w:szCs w:val="19"/>
+        </w:rPr>
+        <w:t xml:space="preserve">Statut : </w:t>
+      </w:r>
+      <w:r>
+        <w:rPr>
+          <w:color w:val="4B5563"/>
+          <w:sz w:val="19"/>
+          <w:szCs w:val="19"/>
+        </w:rPr>
+        <w:t>🟡 OUVERT</w:t>
+      </w:r>
+    </w:p>
+    <w:p>
+      <w:pPr>
+        <w:spacing w:after="100" w:line="276" w:lineRule="auto"/>
+      </w:pPr>
+      <w:r>
+        <w:rPr>
+          <w:b/>
+          <w:bCs/>
+          <w:color w:val="4B5563"/>
+          <w:sz w:val="19"/>
+          <w:szCs w:val="19"/>
+        </w:rPr>
+        <w:t xml:space="preserve">Estimation : </w:t>
+      </w:r>
+      <w:r>
+        <w:rPr>
+          <w:color w:val="4B5563"/>
+          <w:sz w:val="19"/>
+          <w:szCs w:val="19"/>
+        </w:rPr>
+        <w:t>2-3h</w:t>
+      </w:r>
+    </w:p>
+    <w:p>
+      <w:pPr>
         <w:spacing w:after="120" w:line="276" w:lineRule="auto"/>
       </w:pPr>
       <w:r>
-        <w:rPr>
-          <w:b/>
-          <w:bCs/>
-          <w:color w:val="4B5563"/>
-          <w:sz w:val="19"/>
-          <w:szCs w:val="19"/>
-        </w:rPr>
-        <w:t xml:space="preserve">Thème : </w:t>
-      </w:r>
-      <w:r>
-        <w:rPr>
-          <w:color w:val="4B5563"/>
-          <w:sz w:val="19"/>
-          <w:szCs w:val="19"/>
-        </w:rPr>
-        <w:t xml:space="preserve">PEB      </w:t>
-      </w:r>
-      <w:r>
-        <w:rPr>
-          <w:b/>
-          <w:bCs/>
-          <w:color w:val="4B5563"/>
-          <w:sz w:val="19"/>
-          <w:szCs w:val="19"/>
-        </w:rPr>
-        <w:t xml:space="preserve">Statut : </w:t>
-      </w:r>
-      <w:r>
-        <w:rPr>
-          <w:color w:val="4B5563"/>
-          <w:sz w:val="19"/>
-          <w:szCs w:val="19"/>
-        </w:rPr>
-        <w:t xml:space="preserve">🟠 OUVERT      </w:t>
-      </w:r>
-      <w:r>
-        <w:rPr>
-          <w:b/>
-          <w:bCs/>
-          <w:color w:val="4B5563"/>
-          <w:sz w:val="19"/>
-          <w:szCs w:val="19"/>
-        </w:rPr>
-        <w:t xml:space="preserve">Estimation : </w:t>
-      </w:r>
-      <w:r>
-        <w:rPr>
-          <w:color w:val="4B5563"/>
-          <w:sz w:val="19"/>
-          <w:szCs w:val="19"/>
-        </w:rPr>
-        <w:t xml:space="preserve">30 min      </w:t>
+        <w:t>Local auth break régulier.</w:t>
       </w:r>
     </w:p>
     <w:p>
@@ -26624,13 +22905,20 @@
         <w:spacing w:after="120" w:line="276" w:lineRule="auto"/>
       </w:pPr>
       <w:r>
-        <w:t>Les RPC du PEB (fn_peb_update_status, fn_peb_create_loan_with_items) portent un GRANT EXECUTE … TO anon hérité d'une étape antérieure. Aucune raison qu'un rôle anonyme crée ou modifie un PEB. À retirer — alignement sur la doctrine #150 (restriction des fonctions aux rôles légitimes).</w:t>
-      </w:r>
-    </w:p>
-    <w:p>
-      <w:pPr>
-        <w:keepNext/>
-        <w:spacing w:before="280" w:after="40" w:line="276" w:lineRule="auto"/>
+        <w:t>Ajout 21/05 : le secret WEBHOOK_SECRET_NOTIFY_INTERNAL_TASK a été rotaté le 21/05 (R.3) ; le webhook Postgres qui déclenche notify-internal-task envoie encore l'ancienne valeur — à mettre en cohérence avant toute mise en service réelle, sinon 401.</w:t>
+      </w:r>
+    </w:p>
+    <w:p>
+      <w:pPr>
+        <w:spacing w:after="120" w:line="276" w:lineRule="auto"/>
+      </w:pPr>
+      <w:r>
+        <w:t>Ajout 22/05 : couture variantes de sender (cf. #110, R.4) — vérifier qu'il ne subsiste pas d'autres variantes de SENDER_EMAIL non alignées sur le sous-domaine Resend.</w:t>
+      </w:r>
+    </w:p>
+    <w:p>
+      <w:pPr>
+        <w:spacing w:before="200" w:after="60" w:line="276" w:lineRule="auto"/>
       </w:pPr>
       <w:r>
         <w:rPr>
@@ -26640,7 +22928,7 @@
           <w:sz w:val="22"/>
           <w:szCs w:val="22"/>
         </w:rPr>
-        <w:t xml:space="preserve">#ILL-digital — </w:t>
+        <w:t xml:space="preserve">#20 — </w:t>
       </w:r>
       <w:r>
         <w:rPr>
@@ -26649,7 +22937,7 @@
           <w:sz w:val="22"/>
           <w:szCs w:val="22"/>
         </w:rPr>
-        <w:t>Circulation par partage numérique</w:t>
+        <w:t>must_change_password : enforcement réel au login manquant</w:t>
       </w:r>
       <w:r>
         <w:rPr>
@@ -26659,7 +22947,71 @@
           <w:sz w:val="20"/>
           <w:szCs w:val="20"/>
         </w:rPr>
-        <w:t xml:space="preserve">   (score 5, émergent)</w:t>
+        <w:t xml:space="preserve">   (score 8)</w:t>
+      </w:r>
+    </w:p>
+    <w:p>
+      <w:pPr>
+        <w:spacing w:after="40" w:line="276" w:lineRule="auto"/>
+      </w:pPr>
+      <w:r>
+        <w:rPr>
+          <w:b/>
+          <w:bCs/>
+          <w:color w:val="4B5563"/>
+          <w:sz w:val="19"/>
+          <w:szCs w:val="19"/>
+        </w:rPr>
+        <w:t xml:space="preserve">Thème : </w:t>
+      </w:r>
+      <w:r>
+        <w:rPr>
+          <w:color w:val="4B5563"/>
+          <w:sz w:val="19"/>
+          <w:szCs w:val="19"/>
+        </w:rPr>
+        <w:t xml:space="preserve">Sécurité      </w:t>
+      </w:r>
+      <w:r>
+        <w:rPr>
+          <w:b/>
+          <w:bCs/>
+          <w:color w:val="4B5563"/>
+          <w:sz w:val="19"/>
+          <w:szCs w:val="19"/>
+        </w:rPr>
+        <w:t xml:space="preserve">Statut : </w:t>
+      </w:r>
+      <w:r>
+        <w:rPr>
+          <w:color w:val="4B5563"/>
+          <w:sz w:val="19"/>
+          <w:szCs w:val="19"/>
+        </w:rPr>
+        <w:t>🟡 OUVERT</w:t>
+      </w:r>
+    </w:p>
+    <w:p>
+      <w:pPr>
+        <w:spacing w:after="100" w:line="276" w:lineRule="auto"/>
+      </w:pPr>
+      <w:r>
+        <w:rPr>
+          <w:b/>
+          <w:bCs/>
+          <w:color w:val="4B5563"/>
+          <w:sz w:val="19"/>
+          <w:szCs w:val="19"/>
+        </w:rPr>
+        <w:t xml:space="preserve">Estimation : </w:t>
+      </w:r>
+      <w:r>
+        <w:rPr>
+          <w:color w:val="4B5563"/>
+          <w:sz w:val="19"/>
+          <w:szCs w:val="19"/>
+        </w:rPr>
+        <w:t>1-2h</w:t>
       </w:r>
     </w:p>
     <w:p>
@@ -26667,6 +23019,48 @@
         <w:spacing w:after="120" w:line="276" w:lineRule="auto"/>
       </w:pPr>
       <w:r>
+        <w:t>Affiché dans PanelPage mais pas bloqué au login. Confirmé pertinent par le cas Adriano Skoda (BTL, 21/05) : compte créé avec must_change_password=true mais pas encore de password_changed_at.</w:t>
+      </w:r>
+    </w:p>
+    <w:p>
+      <w:pPr>
+        <w:spacing w:before="200" w:after="60" w:line="276" w:lineRule="auto"/>
+      </w:pPr>
+      <w:r>
+        <w:rPr>
+          <w:b/>
+          <w:bCs/>
+          <w:color w:val="1E40AF"/>
+          <w:sz w:val="22"/>
+          <w:szCs w:val="22"/>
+        </w:rPr>
+        <w:t xml:space="preserve">#6 — </w:t>
+      </w:r>
+      <w:r>
+        <w:rPr>
+          <w:b/>
+          <w:bCs/>
+          <w:sz w:val="22"/>
+          <w:szCs w:val="22"/>
+        </w:rPr>
+        <w:t>(nulld, nullx) pour règles circulation non-renouvelables</w:t>
+      </w:r>
+      <w:r>
+        <w:rPr>
+          <w:i/>
+          <w:iCs/>
+          <w:color w:val="6B7280"/>
+          <w:sz w:val="20"/>
+          <w:szCs w:val="20"/>
+        </w:rPr>
+        <w:t xml:space="preserve">   (score 8)</w:t>
+      </w:r>
+    </w:p>
+    <w:p>
+      <w:pPr>
+        <w:spacing w:after="40" w:line="276" w:lineRule="auto"/>
+      </w:pPr>
+      <w:r>
         <w:rPr>
           <w:b/>
           <w:bCs/>
@@ -26682,6 +23076,1195 @@
           <w:sz w:val="19"/>
           <w:szCs w:val="19"/>
         </w:rPr>
+        <w:t xml:space="preserve">Bugs UX      </w:t>
+      </w:r>
+      <w:r>
+        <w:rPr>
+          <w:b/>
+          <w:bCs/>
+          <w:color w:val="4B5563"/>
+          <w:sz w:val="19"/>
+          <w:szCs w:val="19"/>
+        </w:rPr>
+        <w:t xml:space="preserve">Statut : </w:t>
+      </w:r>
+      <w:r>
+        <w:rPr>
+          <w:color w:val="4B5563"/>
+          <w:sz w:val="19"/>
+          <w:szCs w:val="19"/>
+        </w:rPr>
+        <w:t>🟡 OUVERT</w:t>
+      </w:r>
+    </w:p>
+    <w:p>
+      <w:pPr>
+        <w:spacing w:after="100" w:line="276" w:lineRule="auto"/>
+      </w:pPr>
+      <w:r>
+        <w:rPr>
+          <w:b/>
+          <w:bCs/>
+          <w:color w:val="4B5563"/>
+          <w:sz w:val="19"/>
+          <w:szCs w:val="19"/>
+        </w:rPr>
+        <w:t xml:space="preserve">Estimation : </w:t>
+      </w:r>
+      <w:r>
+        <w:rPr>
+          <w:color w:val="4B5563"/>
+          <w:sz w:val="19"/>
+          <w:szCs w:val="19"/>
+        </w:rPr>
+        <w:t>1h</w:t>
+      </w:r>
+    </w:p>
+    <w:p>
+      <w:pPr>
+        <w:spacing w:after="120" w:line="276" w:lineRule="auto"/>
+      </w:pPr>
+      <w:r>
+        <w:t>À conditionner par circulation_mode. Recoupe le motif « non renouvelable » du sous-item #CL.4.</w:t>
+      </w:r>
+    </w:p>
+    <w:p>
+      <w:pPr>
+        <w:spacing w:before="200" w:after="60" w:line="276" w:lineRule="auto"/>
+      </w:pPr>
+      <w:r>
+        <w:rPr>
+          <w:b/>
+          <w:bCs/>
+          <w:color w:val="1E40AF"/>
+          <w:sz w:val="22"/>
+          <w:szCs w:val="22"/>
+        </w:rPr>
+        <w:t xml:space="preserve">#152 — </w:t>
+      </w:r>
+      <w:r>
+        <w:rPr>
+          <w:b/>
+          <w:bCs/>
+          <w:sz w:val="22"/>
+          <w:szCs w:val="22"/>
+        </w:rPr>
+        <w:t>Catalogação : détection de proches-doublons (documents et autorités)</w:t>
+      </w:r>
+      <w:r>
+        <w:rPr>
+          <w:i/>
+          <w:iCs/>
+          <w:color w:val="6B7280"/>
+          <w:sz w:val="20"/>
+          <w:szCs w:val="20"/>
+        </w:rPr>
+        <w:t xml:space="preserve">   (score 8)</w:t>
+      </w:r>
+    </w:p>
+    <w:p>
+      <w:pPr>
+        <w:spacing w:after="40" w:line="276" w:lineRule="auto"/>
+      </w:pPr>
+      <w:r>
+        <w:rPr>
+          <w:b/>
+          <w:bCs/>
+          <w:color w:val="4B5563"/>
+          <w:sz w:val="19"/>
+          <w:szCs w:val="19"/>
+        </w:rPr>
+        <w:t xml:space="preserve">Thème : </w:t>
+      </w:r>
+      <w:r>
+        <w:rPr>
+          <w:color w:val="4B5563"/>
+          <w:sz w:val="19"/>
+          <w:szCs w:val="19"/>
+        </w:rPr>
+        <w:t xml:space="preserve">Catalogage      </w:t>
+      </w:r>
+      <w:r>
+        <w:rPr>
+          <w:b/>
+          <w:bCs/>
+          <w:color w:val="4B5563"/>
+          <w:sz w:val="19"/>
+          <w:szCs w:val="19"/>
+        </w:rPr>
+        <w:t xml:space="preserve">Statut : </w:t>
+      </w:r>
+      <w:r>
+        <w:rPr>
+          <w:color w:val="4B5563"/>
+          <w:sz w:val="19"/>
+          <w:szCs w:val="19"/>
+        </w:rPr>
+        <w:t>🟡 OUVERT</w:t>
+      </w:r>
+    </w:p>
+    <w:p>
+      <w:pPr>
+        <w:spacing w:after="100" w:line="276" w:lineRule="auto"/>
+      </w:pPr>
+      <w:r>
+        <w:rPr>
+          <w:b/>
+          <w:bCs/>
+          <w:color w:val="4B5563"/>
+          <w:sz w:val="19"/>
+          <w:szCs w:val="19"/>
+        </w:rPr>
+        <w:t xml:space="preserve">Estimation : </w:t>
+      </w:r>
+      <w:r>
+        <w:rPr>
+          <w:color w:val="4B5563"/>
+          <w:sz w:val="19"/>
+          <w:szCs w:val="19"/>
+        </w:rPr>
+        <w:t>1-2 sessions</w:t>
+      </w:r>
+    </w:p>
+    <w:p>
+      <w:pPr>
+        <w:spacing w:after="120" w:line="276" w:lineRule="auto"/>
+      </w:pPr>
+      <w:r>
+        <w:lastRenderedPageBreak/>
+        <w:t>Émergé le 20/05. Dans un réseau fédéré, sans garde-fou, le catalogage accumule des doublons. Outil de détection par critères croisés, déclenché avant validation : documents (titre + auteur + année + ISBN/éditeur), autorités (nom + dates).</w:t>
+      </w:r>
+    </w:p>
+    <w:p>
+      <w:pPr>
+        <w:spacing w:after="120" w:line="276" w:lineRule="auto"/>
+      </w:pPr>
+      <w:r>
+        <w:t>Distinction structurante : documents et autorités sont des entités bibliographiques partagées, à dédupliquer ; les exemplaires se créent autant qu'il y en a physiquement. Prérequis du chantier Catalogação à venir.</w:t>
+      </w:r>
+    </w:p>
+    <w:p>
+      <w:pPr>
+        <w:spacing w:before="200" w:after="60" w:line="276" w:lineRule="auto"/>
+      </w:pPr>
+      <w:r>
+        <w:rPr>
+          <w:b/>
+          <w:bCs/>
+          <w:color w:val="1E40AF"/>
+          <w:sz w:val="22"/>
+          <w:szCs w:val="22"/>
+        </w:rPr>
+        <w:t xml:space="preserve">#157 — </w:t>
+      </w:r>
+      <w:r>
+        <w:rPr>
+          <w:b/>
+          <w:bCs/>
+          <w:sz w:val="22"/>
+          <w:szCs w:val="22"/>
+        </w:rPr>
+        <w:t>Gestion de réservation côté conta : lecteur·rice ne peut gérer sa réservation</w:t>
+      </w:r>
+      <w:r>
+        <w:rPr>
+          <w:i/>
+          <w:iCs/>
+          <w:color w:val="6B7280"/>
+          <w:sz w:val="20"/>
+          <w:szCs w:val="20"/>
+        </w:rPr>
+        <w:t xml:space="preserve">   (score 8)</w:t>
+      </w:r>
+    </w:p>
+    <w:p>
+      <w:pPr>
+        <w:spacing w:after="40" w:line="276" w:lineRule="auto"/>
+      </w:pPr>
+      <w:r>
+        <w:rPr>
+          <w:b/>
+          <w:bCs/>
+          <w:color w:val="4B5563"/>
+          <w:sz w:val="19"/>
+          <w:szCs w:val="19"/>
+        </w:rPr>
+        <w:t xml:space="preserve">Thème : </w:t>
+      </w:r>
+      <w:r>
+        <w:rPr>
+          <w:color w:val="4B5563"/>
+          <w:sz w:val="19"/>
+          <w:szCs w:val="19"/>
+        </w:rPr>
+        <w:t xml:space="preserve">Bugs UX      </w:t>
+      </w:r>
+      <w:r>
+        <w:rPr>
+          <w:b/>
+          <w:bCs/>
+          <w:color w:val="4B5563"/>
+          <w:sz w:val="19"/>
+          <w:szCs w:val="19"/>
+        </w:rPr>
+        <w:t xml:space="preserve">Statut : </w:t>
+      </w:r>
+      <w:r>
+        <w:rPr>
+          <w:color w:val="4B5563"/>
+          <w:sz w:val="19"/>
+          <w:szCs w:val="19"/>
+        </w:rPr>
+        <w:t>🟡 OUVERT</w:t>
+      </w:r>
+    </w:p>
+    <w:p>
+      <w:pPr>
+        <w:spacing w:after="100" w:line="276" w:lineRule="auto"/>
+      </w:pPr>
+      <w:r>
+        <w:rPr>
+          <w:b/>
+          <w:bCs/>
+          <w:color w:val="4B5563"/>
+          <w:sz w:val="19"/>
+          <w:szCs w:val="19"/>
+        </w:rPr>
+        <w:t xml:space="preserve">Estimation : </w:t>
+      </w:r>
+      <w:r>
+        <w:rPr>
+          <w:color w:val="4B5563"/>
+          <w:sz w:val="19"/>
+          <w:szCs w:val="19"/>
+        </w:rPr>
+        <w:t>à diagnostiquer</w:t>
+      </w:r>
+    </w:p>
+    <w:p>
+      <w:pPr>
+        <w:spacing w:after="120" w:line="276" w:lineRule="auto"/>
+      </w:pPr>
+      <w:r>
+        <w:t>Constaté le 21/05 (tests R.4). Sur conta, onglet « Reservas e consultas », quand une bibliothèque a proposé un créneau de retrait, le·la propriétaire de la réservation ne peut pas l'accepter : « Erro: Você não pode gerir esta reserva ». L'annulation fonctionne.</w:t>
+      </w:r>
+    </w:p>
+    <w:p>
+      <w:pPr>
+        <w:spacing w:after="120" w:line="276" w:lineRule="auto"/>
+      </w:pPr>
+      <w:r>
+        <w:t>Bug asymétrique : un compte lecteur·rice simple ne peut pas gérer sa propre réservation, tandis qu'un compte admin/coordinateur le peut. L'action « accepter le créneau » semble gardée par un rôle staff. À diagnostiquer : probablement une policy RLS ou un garde RPC trop restrictif. Recoupe le sous-item #CL.2.</w:t>
+      </w:r>
+    </w:p>
+    <w:p>
+      <w:pPr>
+        <w:pStyle w:val="Titre2"/>
+      </w:pPr>
+      <w:r>
+        <w:t>Nice-to-have détaillés (score ≤ 7)</w:t>
+      </w:r>
+    </w:p>
+    <w:p>
+      <w:pPr>
+        <w:spacing w:before="200" w:after="60" w:line="276" w:lineRule="auto"/>
+      </w:pPr>
+      <w:r>
+        <w:rPr>
+          <w:b/>
+          <w:bCs/>
+          <w:color w:val="1E40AF"/>
+          <w:sz w:val="22"/>
+          <w:szCs w:val="22"/>
+        </w:rPr>
+        <w:t xml:space="preserve">#TASKS-invitation-groupée — </w:t>
+      </w:r>
+      <w:r>
+        <w:rPr>
+          <w:b/>
+          <w:bCs/>
+          <w:sz w:val="22"/>
+          <w:szCs w:val="22"/>
+        </w:rPr>
+        <w:t>Invitation groupée aux tâches internes</w:t>
+      </w:r>
+      <w:r>
+        <w:rPr>
+          <w:i/>
+          <w:iCs/>
+          <w:color w:val="6B7280"/>
+          <w:sz w:val="20"/>
+          <w:szCs w:val="20"/>
+        </w:rPr>
+        <w:t xml:space="preserve">   (score 6)</w:t>
+      </w:r>
+    </w:p>
+    <w:p>
+      <w:pPr>
+        <w:spacing w:after="40" w:line="276" w:lineRule="auto"/>
+      </w:pPr>
+      <w:r>
+        <w:rPr>
+          <w:b/>
+          <w:bCs/>
+          <w:color w:val="4B5563"/>
+          <w:sz w:val="19"/>
+          <w:szCs w:val="19"/>
+        </w:rPr>
+        <w:t xml:space="preserve">Thème : </w:t>
+      </w:r>
+      <w:r>
+        <w:rPr>
+          <w:color w:val="4B5563"/>
+          <w:sz w:val="19"/>
+          <w:szCs w:val="19"/>
+        </w:rPr>
+        <w:t xml:space="preserve">Module tâches      </w:t>
+      </w:r>
+      <w:r>
+        <w:rPr>
+          <w:b/>
+          <w:bCs/>
+          <w:color w:val="4B5563"/>
+          <w:sz w:val="19"/>
+          <w:szCs w:val="19"/>
+        </w:rPr>
+        <w:t xml:space="preserve">Statut : </w:t>
+      </w:r>
+      <w:r>
+        <w:rPr>
+          <w:color w:val="4B5563"/>
+          <w:sz w:val="19"/>
+          <w:szCs w:val="19"/>
+        </w:rPr>
+        <w:t>🟡 OUVERT</w:t>
+      </w:r>
+    </w:p>
+    <w:p>
+      <w:pPr>
+        <w:spacing w:after="100" w:line="276" w:lineRule="auto"/>
+      </w:pPr>
+      <w:r>
+        <w:rPr>
+          <w:b/>
+          <w:bCs/>
+          <w:color w:val="4B5563"/>
+          <w:sz w:val="19"/>
+          <w:szCs w:val="19"/>
+        </w:rPr>
+        <w:t xml:space="preserve">Estimation : </w:t>
+      </w:r>
+      <w:r>
+        <w:rPr>
+          <w:color w:val="4B5563"/>
+          <w:sz w:val="19"/>
+          <w:szCs w:val="19"/>
+        </w:rPr>
+        <w:t>1-2 sessions — à cadrer</w:t>
+      </w:r>
+    </w:p>
+    <w:p>
+      <w:pPr>
+        <w:spacing w:after="120" w:line="276" w:lineRule="auto"/>
+      </w:pPr>
+      <w:r>
+        <w:t>Évolution de l'onglet « Tarefas internas » de la page Bibliothèque, hors périmètre de l'étape 6 du chantier #TASKS (close). Aujourd'hui, le coordinateur peut inviter une camarade par e-mail à participer à une tâche, mais tâche par tâche uniquement : une invitation, une tâche. Le besoin remonté est de pouvoir solliciter l'équipe de façon groupée.</w:t>
+      </w:r>
+    </w:p>
+    <w:p>
+      <w:pPr>
+        <w:spacing w:after="120" w:line="276" w:lineRule="auto"/>
+      </w:pPr>
+      <w:r>
+        <w:t>Deux capacités à cadrer : inviter une même personne sur plusieurs tâches simultanément, et notifier les bibliothécaires de l'existence de tâches sans responsable — afin que le coordinateur ne se retrouve pas seul à porter des tâches que personne ne s'est attribuées. Item de raffinement, priorité basse ; à cadrer avant implémentation.</w:t>
+      </w:r>
+    </w:p>
+    <w:p>
+      <w:pPr>
+        <w:spacing w:before="200" w:after="60" w:line="276" w:lineRule="auto"/>
+      </w:pPr>
+      <w:r>
+        <w:rPr>
+          <w:b/>
+          <w:bCs/>
+          <w:color w:val="1E40AF"/>
+          <w:sz w:val="22"/>
+          <w:szCs w:val="22"/>
+        </w:rPr>
+        <w:t>#DOC3 — Résorber les 5 chaînes hors-charte des locales frontend   (score 7)</w:t>
+      </w:r>
+    </w:p>
+    <w:p>
+      <w:pPr>
+        <w:spacing w:after="40" w:line="276" w:lineRule="auto"/>
+      </w:pPr>
+      <w:r>
+        <w:rPr>
+          <w:b/>
+          <w:bCs/>
+          <w:color w:val="4B5563"/>
+          <w:sz w:val="19"/>
+          <w:szCs w:val="19"/>
+        </w:rPr>
+        <w:t>Thème : Hygiène      Statut : 🆕 BACKLOG 24/05</w:t>
+      </w:r>
+    </w:p>
+    <w:p>
+      <w:pPr>
+        <w:spacing w:after="100" w:line="276" w:lineRule="auto"/>
+      </w:pPr>
+      <w:r>
+        <w:rPr>
+          <w:b/>
+          <w:bCs/>
+          <w:color w:val="4B5563"/>
+          <w:sz w:val="19"/>
+          <w:szCs w:val="19"/>
+        </w:rPr>
+        <w:t>Estimation : 30 min (5 chaînes)</w:t>
+      </w:r>
+    </w:p>
+    <w:p>
+      <w:pPr>
+        <w:spacing w:after="120" w:line="276" w:lineRule="auto"/>
+      </w:pPr>
+      <w:r>
+        <w:t>Le test i18n.test.js signale en warn (non bloquant) 5 chaînes des locales frontend encore en convention inclusive périmée : 2 en pt-BR — reader.external.notice, solicitar.claim.invalid.body (forme bureaucratique (a) au lieu de la forme charte (a/e), à passer en -a-e) ; 3 en es — privacy.s2.item.password, privacy.s7.honest, privacy.s7.measure.rls (forme /a ou (a) au lieu du neutre argentin e). Hygiène de charte, petit chantier précis. À distinguer de #DOC2 qui vise mail-strings.ts (les mails) : #DOC3 vise les locales frontend src/i18n/locales/*.json. Constat issu du Paquet 8 criar-conta.</w:t>
+      </w:r>
+    </w:p>
+    <w:p>
+      <w:pPr>
+        <w:spacing w:before="200" w:after="60" w:line="276" w:lineRule="auto"/>
+      </w:pPr>
+      <w:r>
+        <w:rPr>
+          <w:b/>
+          <w:bCs/>
+          <w:color w:val="1E40AF"/>
+          <w:sz w:val="22"/>
+          <w:szCs w:val="22"/>
+        </w:rPr>
+        <w:t xml:space="preserve">#16 — </w:t>
+      </w:r>
+      <w:r>
+        <w:rPr>
+          <w:b/>
+          <w:bCs/>
+          <w:sz w:val="22"/>
+          <w:szCs w:val="22"/>
+        </w:rPr>
+        <w:t>Bundle index ~1605 KB : 8 locales i18n chargées statiquement</w:t>
+      </w:r>
+      <w:r>
+        <w:rPr>
+          <w:i/>
+          <w:iCs/>
+          <w:color w:val="6B7280"/>
+          <w:sz w:val="20"/>
+          <w:szCs w:val="20"/>
+        </w:rPr>
+        <w:t xml:space="preserve">   (score 7)</w:t>
+      </w:r>
+    </w:p>
+    <w:p>
+      <w:pPr>
+        <w:spacing w:after="40" w:line="276" w:lineRule="auto"/>
+      </w:pPr>
+      <w:r>
+        <w:rPr>
+          <w:b/>
+          <w:bCs/>
+          <w:color w:val="4B5563"/>
+          <w:sz w:val="19"/>
+          <w:szCs w:val="19"/>
+        </w:rPr>
+        <w:t xml:space="preserve">Thème : </w:t>
+      </w:r>
+      <w:r>
+        <w:rPr>
+          <w:color w:val="4B5563"/>
+          <w:sz w:val="19"/>
+          <w:szCs w:val="19"/>
+        </w:rPr>
+        <w:t xml:space="preserve">Performance      </w:t>
+      </w:r>
+      <w:r>
+        <w:rPr>
+          <w:b/>
+          <w:bCs/>
+          <w:color w:val="4B5563"/>
+          <w:sz w:val="19"/>
+          <w:szCs w:val="19"/>
+        </w:rPr>
+        <w:t xml:space="preserve">Statut : </w:t>
+      </w:r>
+      <w:r>
+        <w:rPr>
+          <w:color w:val="4B5563"/>
+          <w:sz w:val="19"/>
+          <w:szCs w:val="19"/>
+        </w:rPr>
+        <w:t>🟡 OUVERT</w:t>
+      </w:r>
+    </w:p>
+    <w:p>
+      <w:pPr>
+        <w:spacing w:after="100" w:line="276" w:lineRule="auto"/>
+      </w:pPr>
+      <w:r>
+        <w:rPr>
+          <w:b/>
+          <w:bCs/>
+          <w:color w:val="4B5563"/>
+          <w:sz w:val="19"/>
+          <w:szCs w:val="19"/>
+        </w:rPr>
+        <w:t xml:space="preserve">Estimation : </w:t>
+      </w:r>
+      <w:r>
+        <w:rPr>
+          <w:color w:val="4B5563"/>
+          <w:sz w:val="19"/>
+          <w:szCs w:val="19"/>
+        </w:rPr>
+        <w:t>1 session dédiée</w:t>
+      </w:r>
+    </w:p>
+    <w:p>
+      <w:pPr>
+        <w:spacing w:after="120" w:line="276" w:lineRule="auto"/>
+      </w:pPr>
+      <w:r>
+        <w:lastRenderedPageBreak/>
+        <w:t>Cause identifiée le 20/05 via rollup-plugin-visualizer, donnée actualisée le 21/05 : huit langues désormais déployées, chunk index à environ 1605 Ko. Une part importante du poids vient des locales chargées statiquement — chaque visiteur télécharge toutes les langues.</w:t>
+      </w:r>
+    </w:p>
+    <w:p>
+      <w:pPr>
+        <w:spacing w:after="120" w:line="276" w:lineRule="auto"/>
+      </w:pPr>
+      <w:r>
+        <w:t>Remède : import() dynamique des locales, ne télécharger &lt;locale&gt;.json qu'à la demande. Périmètre : index.js (loadMessages async, import() dynamique des 7 langues, pt-BR statique en fallback) + App.jsx. Le reload() au changement de langue élimine la complication du switch à chaud.</w:t>
+      </w:r>
+    </w:p>
+    <w:p>
+      <w:pPr>
+        <w:spacing w:after="120" w:line="276" w:lineRule="auto"/>
+      </w:pPr>
+      <w:r>
+        <w:t>Méthode : mesurer la taille de référence par npm run build avant, vérifier après que index a maigri et que des chunks de locale sont apparus, tester les huit langues en navigation privée. Retirer rollup-plugin-visualizer une fois fait. À ne pas confondre avec #115 / #13 (pages déjà lazy-loadées).</w:t>
+      </w:r>
+    </w:p>
+    <w:p>
+      <w:pPr>
+        <w:spacing w:before="200" w:after="60" w:line="276" w:lineRule="auto"/>
+      </w:pPr>
+      <w:r>
+        <w:rPr>
+          <w:b/>
+          <w:bCs/>
+          <w:color w:val="1E40AF"/>
+          <w:sz w:val="22"/>
+          <w:szCs w:val="22"/>
+        </w:rPr>
+        <w:t xml:space="preserve">#151 — </w:t>
+      </w:r>
+      <w:r>
+        <w:rPr>
+          <w:b/>
+          <w:bCs/>
+          <w:sz w:val="22"/>
+          <w:szCs w:val="22"/>
+        </w:rPr>
+        <w:t>Compteur AUTORIDADES sur page Biblioteca : à repenser au niveau réseau</w:t>
+      </w:r>
+      <w:r>
+        <w:rPr>
+          <w:i/>
+          <w:iCs/>
+          <w:color w:val="6B7280"/>
+          <w:sz w:val="20"/>
+          <w:szCs w:val="20"/>
+        </w:rPr>
+        <w:t xml:space="preserve">   (score 6)</w:t>
+      </w:r>
+    </w:p>
+    <w:p>
+      <w:pPr>
+        <w:spacing w:after="40" w:line="276" w:lineRule="auto"/>
+      </w:pPr>
+      <w:r>
+        <w:rPr>
+          <w:b/>
+          <w:bCs/>
+          <w:color w:val="4B5563"/>
+          <w:sz w:val="19"/>
+          <w:szCs w:val="19"/>
+        </w:rPr>
+        <w:t xml:space="preserve">Thème : </w:t>
+      </w:r>
+      <w:r>
+        <w:rPr>
+          <w:color w:val="4B5563"/>
+          <w:sz w:val="19"/>
+          <w:szCs w:val="19"/>
+        </w:rPr>
+        <w:t xml:space="preserve">Conception      </w:t>
+      </w:r>
+      <w:r>
+        <w:rPr>
+          <w:b/>
+          <w:bCs/>
+          <w:color w:val="4B5563"/>
+          <w:sz w:val="19"/>
+          <w:szCs w:val="19"/>
+        </w:rPr>
+        <w:t xml:space="preserve">Statut : </w:t>
+      </w:r>
+      <w:r>
+        <w:rPr>
+          <w:color w:val="4B5563"/>
+          <w:sz w:val="19"/>
+          <w:szCs w:val="19"/>
+        </w:rPr>
+        <w:t>🟡 OUVERT</w:t>
+      </w:r>
+    </w:p>
+    <w:p>
+      <w:pPr>
+        <w:spacing w:after="100" w:line="276" w:lineRule="auto"/>
+      </w:pPr>
+      <w:r>
+        <w:rPr>
+          <w:b/>
+          <w:bCs/>
+          <w:color w:val="4B5563"/>
+          <w:sz w:val="19"/>
+          <w:szCs w:val="19"/>
+        </w:rPr>
+        <w:t xml:space="preserve">Estimation : </w:t>
+      </w:r>
+      <w:r>
+        <w:rPr>
+          <w:color w:val="4B5563"/>
+          <w:sz w:val="19"/>
+          <w:szCs w:val="19"/>
+        </w:rPr>
+        <w:t>1-2h</w:t>
+      </w:r>
+    </w:p>
+    <w:p>
+      <w:pPr>
+        <w:spacing w:after="120" w:line="276" w:lineRule="auto"/>
+      </w:pPr>
+      <w:r>
+        <w:t>Constat du 20/05. Une autorité est par nature trans-bibliothèques (table authors sans colonne library_id). Un compteur d'autorités n'a de sens réel qu'au niveau réseau.</w:t>
+      </w:r>
+    </w:p>
+    <w:p>
+      <w:pPr>
+        <w:spacing w:after="120" w:line="276" w:lineRule="auto"/>
+      </w:pPr>
+      <w:r>
+        <w:t>Deux issues : (a) retirer ce compteur de la page Biblioteca et le porter au niveau Rede (#64) ; (b) le redéfinir comme « autorités dont cette biblio détient au moins un ouvrage ». Décision de conception — relève de l'étape 7 du chantier #BIBLIO.</w:t>
+      </w:r>
+    </w:p>
+    <w:p>
+      <w:pPr>
+        <w:spacing w:before="200" w:after="60" w:line="276" w:lineRule="auto"/>
+      </w:pPr>
+      <w:r>
+        <w:rPr>
+          <w:b/>
+          <w:bCs/>
+          <w:color w:val="1E40AF"/>
+          <w:sz w:val="22"/>
+          <w:szCs w:val="22"/>
+        </w:rPr>
+        <w:t xml:space="preserve">#155 — </w:t>
+      </w:r>
+      <w:r>
+        <w:rPr>
+          <w:b/>
+          <w:bCs/>
+          <w:sz w:val="22"/>
+          <w:szCs w:val="22"/>
+        </w:rPr>
+        <w:t>Vérifier le câblage de bout en bout de l'invitation de participant·es (tâches internes)</w:t>
+      </w:r>
+      <w:r>
+        <w:rPr>
+          <w:i/>
+          <w:iCs/>
+          <w:color w:val="6B7280"/>
+          <w:sz w:val="20"/>
+          <w:szCs w:val="20"/>
+        </w:rPr>
+        <w:t xml:space="preserve">   (score 6)</w:t>
+      </w:r>
+    </w:p>
+    <w:p>
+      <w:pPr>
+        <w:spacing w:after="40" w:line="276" w:lineRule="auto"/>
+      </w:pPr>
+      <w:r>
+        <w:rPr>
+          <w:b/>
+          <w:bCs/>
+          <w:color w:val="4B5563"/>
+          <w:sz w:val="19"/>
+          <w:szCs w:val="19"/>
+        </w:rPr>
+        <w:t xml:space="preserve">Thème : </w:t>
+      </w:r>
+      <w:r>
+        <w:rPr>
+          <w:color w:val="4B5563"/>
+          <w:sz w:val="19"/>
+          <w:szCs w:val="19"/>
+        </w:rPr>
+        <w:t xml:space="preserve">Notifications      </w:t>
+      </w:r>
+      <w:r>
+        <w:rPr>
+          <w:b/>
+          <w:bCs/>
+          <w:color w:val="4B5563"/>
+          <w:sz w:val="19"/>
+          <w:szCs w:val="19"/>
+        </w:rPr>
+        <w:t xml:space="preserve">Statut : </w:t>
+      </w:r>
+      <w:r>
+        <w:rPr>
+          <w:color w:val="4B5563"/>
+          <w:sz w:val="19"/>
+          <w:szCs w:val="19"/>
+        </w:rPr>
+        <w:t>🟡 OUVERT</w:t>
+      </w:r>
+    </w:p>
+    <w:p>
+      <w:pPr>
+        <w:spacing w:after="100" w:line="276" w:lineRule="auto"/>
+      </w:pPr>
+      <w:r>
+        <w:rPr>
+          <w:b/>
+          <w:bCs/>
+          <w:color w:val="4B5563"/>
+          <w:sz w:val="19"/>
+          <w:szCs w:val="19"/>
+        </w:rPr>
+        <w:t xml:space="preserve">Estimation : </w:t>
+      </w:r>
+      <w:r>
+        <w:rPr>
+          <w:color w:val="4B5563"/>
+          <w:sz w:val="19"/>
+          <w:szCs w:val="19"/>
+        </w:rPr>
+        <w:t>1-2h</w:t>
+      </w:r>
+    </w:p>
+    <w:p>
+      <w:pPr>
+        <w:spacing w:after="120" w:line="276" w:lineRule="auto"/>
+      </w:pPr>
+      <w:r>
+        <w:t>Émergé le 21/05. notify-internal-task gère bien une branche task_invitation. Reste à confirmer le déclencheur en amont : écran de saisie dans Painel, table d'invitations, webhook Postgres. À vérifier de bout en bout.</w:t>
+      </w:r>
+    </w:p>
+    <w:p>
+      <w:pPr>
+        <w:spacing w:before="200" w:after="60" w:line="276" w:lineRule="auto"/>
+      </w:pPr>
+      <w:r>
+        <w:rPr>
+          <w:b/>
+          <w:bCs/>
+          <w:color w:val="1E40AF"/>
+          <w:sz w:val="22"/>
+          <w:szCs w:val="22"/>
+        </w:rPr>
+        <w:t xml:space="preserve">#156 — </w:t>
+      </w:r>
+      <w:r>
+        <w:rPr>
+          <w:b/>
+          <w:bCs/>
+          <w:sz w:val="22"/>
+          <w:szCs w:val="22"/>
+        </w:rPr>
+        <w:t>library_contact_profiles : RLS d'écriture présente mais aucun éditeur frontend</w:t>
+      </w:r>
+      <w:r>
+        <w:rPr>
+          <w:i/>
+          <w:iCs/>
+          <w:color w:val="6B7280"/>
+          <w:sz w:val="20"/>
+          <w:szCs w:val="20"/>
+        </w:rPr>
+        <w:t xml:space="preserve">   (score 6)</w:t>
+      </w:r>
+    </w:p>
+    <w:p>
+      <w:pPr>
+        <w:spacing w:after="40" w:line="276" w:lineRule="auto"/>
+      </w:pPr>
+      <w:r>
+        <w:rPr>
+          <w:b/>
+          <w:bCs/>
+          <w:color w:val="4B5563"/>
+          <w:sz w:val="19"/>
+          <w:szCs w:val="19"/>
+        </w:rPr>
+        <w:t xml:space="preserve">Thème : </w:t>
+      </w:r>
+      <w:r>
+        <w:rPr>
+          <w:color w:val="4B5563"/>
+          <w:sz w:val="19"/>
+          <w:szCs w:val="19"/>
+        </w:rPr>
+        <w:t xml:space="preserve">UX      </w:t>
+      </w:r>
+      <w:r>
+        <w:rPr>
+          <w:b/>
+          <w:bCs/>
+          <w:color w:val="4B5563"/>
+          <w:sz w:val="19"/>
+          <w:szCs w:val="19"/>
+        </w:rPr>
+        <w:t xml:space="preserve">Statut : </w:t>
+      </w:r>
+      <w:r>
+        <w:rPr>
+          <w:color w:val="4B5563"/>
+          <w:sz w:val="19"/>
+          <w:szCs w:val="19"/>
+        </w:rPr>
+        <w:t>🟡 OUVERT</w:t>
+      </w:r>
+    </w:p>
+    <w:p>
+      <w:pPr>
+        <w:spacing w:after="100" w:line="276" w:lineRule="auto"/>
+      </w:pPr>
+      <w:r>
+        <w:rPr>
+          <w:b/>
+          <w:bCs/>
+          <w:color w:val="4B5563"/>
+          <w:sz w:val="19"/>
+          <w:szCs w:val="19"/>
+        </w:rPr>
+        <w:t xml:space="preserve">Estimation : </w:t>
+      </w:r>
+      <w:r>
+        <w:rPr>
+          <w:color w:val="4B5563"/>
+          <w:sz w:val="19"/>
+          <w:szCs w:val="19"/>
+        </w:rPr>
+        <w:t>1-2h</w:t>
+      </w:r>
+    </w:p>
+    <w:p>
+      <w:pPr>
+        <w:spacing w:after="120" w:line="276" w:lineRule="auto"/>
+      </w:pPr>
+      <w:r>
+        <w:t>Constaté le 21/05 (R.3). La table porte les contacts d'une bibliothèque, dispose d'une RLS d'écriture, mais aucun éditeur ne l'alimente côté frontend. Conséquence : table vide, notify-document-permission-request muette. C'est l'écart EA-20 du chantier #BIBLIO — à traiter dans son étape 10.</w:t>
+      </w:r>
+    </w:p>
+    <w:p>
+      <w:pPr>
+        <w:spacing w:before="200" w:after="60" w:line="276" w:lineRule="auto"/>
+      </w:pPr>
+      <w:r>
+        <w:rPr>
+          <w:b/>
+          <w:bCs/>
+          <w:color w:val="1E40AF"/>
+          <w:sz w:val="22"/>
+          <w:szCs w:val="22"/>
+        </w:rPr>
+        <w:t xml:space="preserve">#154 — </w:t>
+      </w:r>
+      <w:r>
+        <w:rPr>
+          <w:b/>
+          <w:bCs/>
+          <w:sz w:val="22"/>
+          <w:szCs w:val="22"/>
+        </w:rPr>
+        <w:t>Robustesse notify-internal-task : task_id non-UUID provoque un 500 brut</w:t>
+      </w:r>
+      <w:r>
+        <w:rPr>
+          <w:i/>
+          <w:iCs/>
+          <w:color w:val="6B7280"/>
+          <w:sz w:val="20"/>
+          <w:szCs w:val="20"/>
+        </w:rPr>
+        <w:t xml:space="preserve">   (score 3)</w:t>
+      </w:r>
+    </w:p>
+    <w:p>
+      <w:pPr>
+        <w:spacing w:after="40" w:line="276" w:lineRule="auto"/>
+      </w:pPr>
+      <w:r>
+        <w:rPr>
+          <w:b/>
+          <w:bCs/>
+          <w:color w:val="4B5563"/>
+          <w:sz w:val="19"/>
+          <w:szCs w:val="19"/>
+        </w:rPr>
+        <w:t xml:space="preserve">Thème : </w:t>
+      </w:r>
+      <w:r>
+        <w:rPr>
+          <w:color w:val="4B5563"/>
+          <w:sz w:val="19"/>
+          <w:szCs w:val="19"/>
+        </w:rPr>
+        <w:t xml:space="preserve">Hygiène      </w:t>
+      </w:r>
+      <w:r>
+        <w:rPr>
+          <w:b/>
+          <w:bCs/>
+          <w:color w:val="4B5563"/>
+          <w:sz w:val="19"/>
+          <w:szCs w:val="19"/>
+        </w:rPr>
+        <w:t xml:space="preserve">Statut : </w:t>
+      </w:r>
+      <w:r>
+        <w:rPr>
+          <w:color w:val="4B5563"/>
+          <w:sz w:val="19"/>
+          <w:szCs w:val="19"/>
+        </w:rPr>
+        <w:t>🟡 OUVERT</w:t>
+      </w:r>
+    </w:p>
+    <w:p>
+      <w:pPr>
+        <w:spacing w:after="100" w:line="276" w:lineRule="auto"/>
+      </w:pPr>
+      <w:r>
+        <w:rPr>
+          <w:b/>
+          <w:bCs/>
+          <w:color w:val="4B5563"/>
+          <w:sz w:val="19"/>
+          <w:szCs w:val="19"/>
+        </w:rPr>
+        <w:t xml:space="preserve">Estimation : </w:t>
+      </w:r>
+      <w:r>
+        <w:rPr>
+          <w:color w:val="4B5563"/>
+          <w:sz w:val="19"/>
+          <w:szCs w:val="19"/>
+        </w:rPr>
+        <w:t>30 min</w:t>
+      </w:r>
+    </w:p>
+    <w:p>
+      <w:pPr>
+        <w:spacing w:after="120" w:line="276" w:lineRule="auto"/>
+      </w:pPr>
+      <w:r>
+        <w:t>Constaté le 21/05 (R.3). Quand le payload porte un task_id non-UUID, Postgres rejette et l'EF renvoie un 500 brut au lieu d'un skipped géré. Correctif : valider le format de task_id en amont. Bug antérieur à #110.</w:t>
+      </w:r>
+    </w:p>
+    <w:p>
+      <w:pPr>
+        <w:spacing w:before="200" w:after="60" w:line="276" w:lineRule="auto"/>
+      </w:pPr>
+      <w:r>
+        <w:rPr>
+          <w:b/>
+          <w:bCs/>
+          <w:color w:val="1E40AF"/>
+          <w:sz w:val="22"/>
+          <w:szCs w:val="22"/>
+        </w:rPr>
+        <w:t xml:space="preserve">#BG5 — </w:t>
+      </w:r>
+      <w:r>
+        <w:rPr>
+          <w:b/>
+          <w:bCs/>
+          <w:sz w:val="22"/>
+          <w:szCs w:val="22"/>
+        </w:rPr>
+        <w:t>OAuth GAFAM : constat de non-implémentation (choix politique acté)</w:t>
+      </w:r>
+      <w:r>
+        <w:rPr>
+          <w:i/>
+          <w:iCs/>
+          <w:color w:val="6B7280"/>
+          <w:sz w:val="20"/>
+          <w:szCs w:val="20"/>
+        </w:rPr>
+        <w:t xml:space="preserve">   (score 3)</w:t>
+      </w:r>
+    </w:p>
+    <w:p>
+      <w:pPr>
+        <w:spacing w:after="40" w:line="276" w:lineRule="auto"/>
+      </w:pPr>
+      <w:r>
+        <w:rPr>
+          <w:b/>
+          <w:bCs/>
+          <w:color w:val="4B5563"/>
+          <w:sz w:val="19"/>
+          <w:szCs w:val="19"/>
+        </w:rPr>
+        <w:t xml:space="preserve">Thème : </w:t>
+      </w:r>
+      <w:r>
+        <w:rPr>
+          <w:color w:val="4B5563"/>
+          <w:sz w:val="19"/>
+          <w:szCs w:val="19"/>
+        </w:rPr>
+        <w:t xml:space="preserve">Sécurité      </w:t>
+      </w:r>
+      <w:r>
+        <w:rPr>
+          <w:b/>
+          <w:bCs/>
+          <w:color w:val="4B5563"/>
+          <w:sz w:val="19"/>
+          <w:szCs w:val="19"/>
+        </w:rPr>
+        <w:t xml:space="preserve">Statut : </w:t>
+      </w:r>
+      <w:r>
+        <w:rPr>
+          <w:color w:val="4B5563"/>
+          <w:sz w:val="19"/>
+          <w:szCs w:val="19"/>
+        </w:rPr>
+        <w:t>✅ ACTÉ</w:t>
+      </w:r>
+    </w:p>
+    <w:p>
+      <w:pPr>
+        <w:spacing w:after="100" w:line="276" w:lineRule="auto"/>
+      </w:pPr>
+      <w:r>
+        <w:rPr>
+          <w:b/>
+          <w:bCs/>
+          <w:color w:val="4B5563"/>
+          <w:sz w:val="19"/>
+          <w:szCs w:val="19"/>
+        </w:rPr>
+        <w:t xml:space="preserve">Estimation : </w:t>
+      </w:r>
+      <w:r>
+        <w:rPr>
+          <w:color w:val="4B5563"/>
+          <w:sz w:val="19"/>
+          <w:szCs w:val="19"/>
+        </w:rPr>
+        <w:t>0 — déjà fait</w:t>
+      </w:r>
+    </w:p>
+    <w:p>
+      <w:pPr>
+        <w:spacing w:after="120" w:line="276" w:lineRule="auto"/>
+      </w:pPr>
+      <w:r>
+        <w:lastRenderedPageBreak/>
+        <w:t>Item documentaire issu du dossier Bologna. AnarBib n'implémente pas et n'implémentera pas l'OAuth via les fournisseurs commerciaux. Raisons : vassalisation aux GAFAM, profilage par recoupement, dépendance technique, exclusion des compagnə refusant un compte Google.</w:t>
+      </w:r>
+    </w:p>
+    <w:p>
+      <w:pPr>
+        <w:spacing w:after="120" w:line="276" w:lineRule="auto"/>
+      </w:pPr>
+      <w:r>
+        <w:t>Authentification retenue : email + mot de passe, option identifiant + mot de passe ; hashage bcrypt côté Supabase ; tokens JWT.</w:t>
+      </w:r>
+    </w:p>
+    <w:p>
+      <w:pPr>
+        <w:spacing w:after="120" w:line="276" w:lineRule="auto"/>
+      </w:pPr>
+      <w:r>
+        <w:t>Conservé au backlog parce que la position doit être formulable telle quelle à Bologna. Perspective lointaine non inscrite : un OAuth fédéré entre instances AnarBib, cohérent avec le Fediverse.</w:t>
+      </w:r>
+    </w:p>
+    <w:p>
+      <w:pPr>
+        <w:keepNext/>
+        <w:spacing w:before="280" w:after="40" w:line="276" w:lineRule="auto"/>
+      </w:pPr>
+      <w:r>
+        <w:rPr>
+          <w:b/>
+          <w:bCs/>
+          <w:color w:val="1E40AF"/>
+          <w:sz w:val="22"/>
+          <w:szCs w:val="22"/>
+        </w:rPr>
+        <w:t xml:space="preserve">#ILL — </w:t>
+      </w:r>
+      <w:r>
+        <w:rPr>
+          <w:b/>
+          <w:bCs/>
+          <w:sz w:val="22"/>
+          <w:szCs w:val="22"/>
+        </w:rPr>
+        <w:t>Chantier PEB : cycle du prêt interbibliothèques (mai 2026)</w:t>
+      </w:r>
+      <w:r>
+        <w:rPr>
+          <w:i/>
+          <w:iCs/>
+          <w:color w:val="6B7280"/>
+          <w:sz w:val="20"/>
+          <w:szCs w:val="20"/>
+        </w:rPr>
+        <w:t xml:space="preserve">   (✅ en grande partie livré)</w:t>
+      </w:r>
+    </w:p>
+    <w:p>
+      <w:pPr>
+        <w:spacing w:after="120" w:line="276" w:lineRule="auto"/>
+      </w:pPr>
+      <w:r>
+        <w:rPr>
+          <w:b/>
+          <w:bCs/>
+          <w:color w:val="4B5563"/>
+          <w:sz w:val="19"/>
+          <w:szCs w:val="19"/>
+        </w:rPr>
+        <w:t xml:space="preserve">Thème : </w:t>
+      </w:r>
+      <w:r>
+        <w:rPr>
+          <w:color w:val="4B5563"/>
+          <w:sz w:val="19"/>
+          <w:szCs w:val="19"/>
+        </w:rPr>
         <w:t xml:space="preserve">PEB      </w:t>
       </w:r>
       <w:r>
@@ -26700,7 +24283,7 @@
           <w:sz w:val="19"/>
           <w:szCs w:val="19"/>
         </w:rPr>
-        <w:t xml:space="preserve">🟡 RÉFLEXION      </w:t>
+        <w:t xml:space="preserve">✅ EN GRANDE PARTIE LIVRÉ      </w:t>
       </w:r>
       <w:r>
         <w:rPr>
@@ -26718,7 +24301,7 @@
           <w:sz w:val="19"/>
           <w:szCs w:val="19"/>
         </w:rPr>
-        <w:t xml:space="preserve">à cadrer      </w:t>
+        <w:t xml:space="preserve">livré le 22/05      </w:t>
       </w:r>
     </w:p>
     <w:p>
@@ -26726,12 +24309,569 @@
         <w:spacing w:after="120" w:line="276" w:lineRule="auto"/>
       </w:pPr>
       <w:r>
-        <w:t>Émergé le 22/05. Entre deux bibliothèques éloignées (un océan : São Paulo–Lausanne), la circulation concrète et économe d'un document — surtout une brochure ou un texte épuisé — passe souvent par la dématérialisation : on scanne, on transmet un PDF, la bibliothèque destinataire imprime et relie sur place. Ce mode ne rentre pas dans le modèle PEB classique, qui suppose qu'un objet part et revient : ici rien ne revient. À réfléchir comme un circuit distinct, sans calquer la mécanique de retour du PEB. Chantier émergent, non mûr — inscrit pour ne pas perdre l'idée.</w:t>
-      </w:r>
-    </w:p>
-    <w:p>
-      <w:r>
-        <w:br w:type="page"/>
+        <w:t>Ligne-chantier regroupant le travail mené sur le prêt interbibliothèques au cours de la session du 22/05. Sept sous-travaux, tous en production :</w:t>
+      </w:r>
+    </w:p>
+    <w:p>
+      <w:pPr>
+        <w:spacing w:after="120" w:line="276" w:lineRule="auto"/>
+      </w:pPr>
+      <w:r>
+        <w:rPr>
+          <w:b/>
+          <w:bCs/>
+        </w:rPr>
+        <w:t xml:space="preserve">Retour partiel des PEB. </w:t>
+      </w:r>
+      <w:r>
+        <w:t>Le statut parcialmente_devolvido, déclaré dans le modèle mais inerte, est désormais câblé : RPC fn_peb_update_item_status (pointage exemplaire par exemplaire, atomique), trigger de consolidation recalculant status_global avec garde-fou de phase, branche de notification, frontend de pointage déplié, mails enrichis (statut par exemplaire, ligne de synthèse chiffrée).</w:t>
+      </w:r>
+    </w:p>
+    <w:p>
+      <w:pPr>
+        <w:spacing w:after="120" w:line="276" w:lineRule="auto"/>
+      </w:pPr>
+      <w:r>
+        <w:rPr>
+          <w:b/>
+          <w:bCs/>
+        </w:rPr>
+        <w:t xml:space="preserve">Régression du mail de création réparée. </w:t>
+      </w:r>
+      <w:r>
+        <w:t>Le déplacement de l'émission de la notification « created » vers la RPC de création avait introduit un permission denied silencieux (la RPC n'est pas SECURITY DEFINER et ne pouvait appeler les fonctions internes verrouillées par #150). Correctif : passerelle SECURITY DEFINER dédiée fn_peb_emit_created_notification, surface minimale.</w:t>
+      </w:r>
+    </w:p>
+    <w:p>
+      <w:pPr>
+        <w:spacing w:after="120" w:line="276" w:lineRule="auto"/>
+      </w:pPr>
+      <w:r>
+        <w:rPr>
+          <w:b/>
+          <w:bCs/>
+        </w:rPr>
+        <w:t xml:space="preserve">Policies DELETE encadrées. </w:t>
+      </w:r>
+      <w:r>
+        <w:t>interlibrary_loans_v2 et interlibrary_loan_items_v2 n'avaient aucune policy DELETE : le bouton « descartar » échouait. Deux policies créées, suppression réservée aux brouillons (preparacao / aguardando_saida). Doctrine mémoire : un PEB entré en circulation se clôt, ne s'efface pas.</w:t>
+      </w:r>
+    </w:p>
+    <w:p>
+      <w:pPr>
+        <w:spacing w:after="120" w:line="276" w:lineRule="auto"/>
+      </w:pPr>
+      <w:r>
+        <w:rPr>
+          <w:b/>
+          <w:bCs/>
+        </w:rPr>
+        <w:t xml:space="preserve">Auto-emprunt interdit. </w:t>
+      </w:r>
+      <w:r>
+        <w:t>fn_peb_authorized ne vérifiait pas lender ≠ borrower. Correctif en défense en profondeur : condition d'inégalité dans la fonction et CHECK structurel sur la table.</w:t>
+      </w:r>
+    </w:p>
+    <w:p>
+      <w:pPr>
+        <w:spacing w:after="120" w:line="276" w:lineRule="auto"/>
+      </w:pPr>
+      <w:r>
+        <w:rPr>
+          <w:b/>
+          <w:bCs/>
+        </w:rPr>
+        <w:t xml:space="preserve">Disponibilité des exemplaires et périmètre prêteuse. </w:t>
+      </w:r>
+      <w:r>
+        <w:t>fn_peb_search_exemplares ne filtrait ni sur la bibliothèque ni sur la disponibilité. Nouveau paramètre p_lender_library_id ; filtre de disponibilité sur quatre circuits (emprunt aberto, réservation ativa, autre PEB, consultation ativa) ; garde dure rejouée à la création. Règle « premier arrivé premier servi », pas de priorité collectif/individu.</w:t>
+      </w:r>
+    </w:p>
+    <w:p>
+      <w:pPr>
+        <w:spacing w:after="120" w:line="276" w:lineRule="auto"/>
+      </w:pPr>
+      <w:r>
+        <w:rPr>
+          <w:b/>
+          <w:bCs/>
+        </w:rPr>
+        <w:t xml:space="preserve">Champs obligatoires à la création. </w:t>
+      </w:r>
+      <w:r>
+        <w:t>contact de coordination, e-mail valide, au moins un exemplaire, mode logistique.</w:t>
+      </w:r>
+    </w:p>
+    <w:p>
+      <w:pPr>
+        <w:spacing w:after="120" w:line="276" w:lineRule="auto"/>
+      </w:pPr>
+      <w:r>
+        <w:rPr>
+          <w:b/>
+          <w:bCs/>
+        </w:rPr>
+        <w:t xml:space="preserve">logistics_mode en énumération. </w:t>
+      </w:r>
+      <w:r>
+        <w:t>Quatre modes — envoi postal, remise en main propre, portage militant, à convenir — avec CHECK en base, select au formulaire, mails traduits sur 8 locales.</w:t>
+      </w:r>
+    </w:p>
+    <w:p>
+      <w:pPr>
+        <w:spacing w:after="120" w:line="276" w:lineRule="auto"/>
+      </w:pPr>
+      <w:r>
+        <w:rPr>
+          <w:b/>
+          <w:bCs/>
+        </w:rPr>
+        <w:t xml:space="preserve">Ce qui reste rattaché à ce chantier mais NON traité : </w:t>
+      </w:r>
+      <w:r>
+        <w:t>la cohérence du cycle de vie du PEB n'est pas verrouillée — voir #ILL-lifecycle. Le test du retour partiel a révélé qu'un PEB peut être marqué devolvido sans être jamais passé par l'expédition (PEB #23 : devolvido, dispatched_at null).</w:t>
+      </w:r>
+    </w:p>
+    <w:p>
+      <w:pPr>
+        <w:keepNext/>
+        <w:spacing w:before="280" w:after="40" w:line="276" w:lineRule="auto"/>
+      </w:pPr>
+      <w:r>
+        <w:rPr>
+          <w:b/>
+          <w:bCs/>
+          <w:color w:val="1E40AF"/>
+          <w:sz w:val="22"/>
+          <w:szCs w:val="22"/>
+        </w:rPr>
+        <w:lastRenderedPageBreak/>
+        <w:t xml:space="preserve">#MODEL-item-grain — </w:t>
+      </w:r>
+      <w:r>
+        <w:rPr>
+          <w:b/>
+          <w:bCs/>
+          <w:sz w:val="22"/>
+          <w:szCs w:val="22"/>
+        </w:rPr>
+        <w:t>Unifier la granularité du modèle sur l'exemplaire</w:t>
+      </w:r>
+      <w:r>
+        <w:rPr>
+          <w:i/>
+          <w:iCs/>
+          <w:color w:val="6B7280"/>
+          <w:sz w:val="20"/>
+          <w:szCs w:val="20"/>
+        </w:rPr>
+        <w:t xml:space="preserve">   (score 15, HAUTE)</w:t>
+      </w:r>
+    </w:p>
+    <w:p>
+      <w:pPr>
+        <w:spacing w:after="120" w:line="276" w:lineRule="auto"/>
+      </w:pPr>
+      <w:r>
+        <w:rPr>
+          <w:b/>
+          <w:bCs/>
+          <w:color w:val="4B5563"/>
+          <w:sz w:val="19"/>
+          <w:szCs w:val="19"/>
+        </w:rPr>
+        <w:t xml:space="preserve">Thème : </w:t>
+      </w:r>
+      <w:r>
+        <w:rPr>
+          <w:color w:val="4B5563"/>
+          <w:sz w:val="19"/>
+          <w:szCs w:val="19"/>
+        </w:rPr>
+        <w:t xml:space="preserve">Conception      </w:t>
+      </w:r>
+      <w:r>
+        <w:rPr>
+          <w:b/>
+          <w:bCs/>
+          <w:color w:val="4B5563"/>
+          <w:sz w:val="19"/>
+          <w:szCs w:val="19"/>
+        </w:rPr>
+        <w:t xml:space="preserve">Statut : </w:t>
+      </w:r>
+      <w:r>
+        <w:rPr>
+          <w:color w:val="4B5563"/>
+          <w:sz w:val="19"/>
+          <w:szCs w:val="19"/>
+        </w:rPr>
+        <w:t xml:space="preserve">🟡 CADRÉ — à implémenter. Spécification rédigée et commitée : docs/specs/spec-granularite-item.md (école A — item_id NOT NULL, ordre de migration, cœur vs suites). Prêt pour l'implémentation.      </w:t>
+      </w:r>
+      <w:r>
+        <w:rPr>
+          <w:b/>
+          <w:bCs/>
+          <w:color w:val="4B5563"/>
+          <w:sz w:val="19"/>
+          <w:szCs w:val="19"/>
+        </w:rPr>
+        <w:t xml:space="preserve">Estimation : </w:t>
+      </w:r>
+      <w:r>
+        <w:rPr>
+          <w:color w:val="4B5563"/>
+          <w:sz w:val="19"/>
+          <w:szCs w:val="19"/>
+        </w:rPr>
+        <w:t xml:space="preserve">chantier structurel, spec dédiée, plusieurs sessions      </w:t>
+      </w:r>
+    </w:p>
+    <w:p>
+      <w:pPr>
+        <w:spacing w:after="120" w:line="276" w:lineRule="auto"/>
+      </w:pPr>
+      <w:r>
+        <w:rPr>
+          <w:b/>
+          <w:bCs/>
+        </w:rPr>
+        <w:t xml:space="preserve">Item structurel. </w:t>
+      </w:r>
+      <w:r>
+        <w:t>Absorbe l'ancien #J (« granularité loanable par exemplaire »).</w:t>
+      </w:r>
+    </w:p>
+    <w:p>
+      <w:pPr>
+        <w:spacing w:after="120" w:line="276" w:lineRule="auto"/>
+      </w:pPr>
+      <w:r>
+        <w:t>Le modèle AnarBib raisonne aujourd'hui à deux granularités selon le circuit : l'emprunt (emprestimo_itens_v2) et la réservation (reserva_linhas_v2) descendent à l'item_id — l'exemplaire matériel — tandis que la consultation (consulta_linhas_v2, consulta_item_workflow_v2) raisonne au holding_id — le fonds. Conséquence concrète : AnarBib ne peut pas dire « tel exemplaire précis est en consultation ». Le cas soulevé en réunion par un compagnon de la BTL — quatre exemplaires d'un même ouvrage, deux à l'emprunt et deux en consultation — n'est pas représentable côté consultation en l'état.</w:t>
+      </w:r>
+    </w:p>
+    <w:p>
+      <w:pPr>
+        <w:spacing w:after="120" w:line="276" w:lineRule="auto"/>
+      </w:pPr>
+      <w:r>
+        <w:t>Cette incohérence a été mise au jour par le chantier #ILL-availability : la règle de disponibilité d'un exemplaire pour un PEB a pu être écrite exactement pour trois circuits sur quatre ; pour la consultation, faute d'item_id, elle a dû être posée de façon volontairement prudente (une consultation active bloque tout le fonds) — règle provisoire à resserrer une fois ce chantier mené.</w:t>
+      </w:r>
+    </w:p>
+    <w:p>
+      <w:pPr>
+        <w:spacing w:after="120" w:line="276" w:lineRule="auto"/>
+      </w:pPr>
+      <w:r>
+        <w:rPr>
+          <w:b/>
+          <w:bCs/>
+        </w:rPr>
+        <w:t xml:space="preserve">Enjeu amplifiant — la fédération. </w:t>
+      </w:r>
+      <w:r>
+        <w:t>Lorsque plusieurs bibliothèques du réseau apporteront chacune leur propre exemplaire d'un même ouvrage (par exemple Dieu et l'État de Bakounine), le raisonnement par exemplaire ne sera plus une finition mais la condition pour que le catalogue fédéré reste cohérent. Le point névralgique est l'onglet « exemplaires » de la page Catalogação : c'est là que la granularité item doit être irréprochable.</w:t>
+      </w:r>
+    </w:p>
+    <w:p>
+      <w:pPr>
+        <w:spacing w:after="120" w:line="276" w:lineRule="auto"/>
+      </w:pPr>
+      <w:r>
+        <w:rPr>
+          <w:b/>
+          <w:bCs/>
+        </w:rPr>
+        <w:t xml:space="preserve">Périmètre du chantier : </w:t>
+      </w:r>
+      <w:r>
+        <w:t>ajouter item_id à consulta_linhas_v2 (et possiblement au workflow) ; décider à quel moment du circuit de consultation l'exemplaire précis est résolu ; migrer les consultations existantes ; revoir le frontend et les RPC du circuit de consultation ; clarifier le rôle de book_holdings dans le modèle (convention de catalogage vs entité de circulation). Pierre angulaire — à spécifier soigneusement avant toute migration de données. Une spec dédiée dans docs/specs/.</w:t>
+      </w:r>
+    </w:p>
+    <w:p>
+      <w:pPr>
+        <w:keepNext/>
+        <w:spacing w:before="280" w:after="40" w:line="276" w:lineRule="auto"/>
+      </w:pPr>
+      <w:r>
+        <w:rPr>
+          <w:b/>
+          <w:bCs/>
+          <w:color w:val="1E40AF"/>
+          <w:sz w:val="22"/>
+          <w:szCs w:val="22"/>
+        </w:rPr>
+        <w:t>#ILL — Détail des sous-travaux du chantier PEB</w:t>
+      </w:r>
+    </w:p>
+    <w:p>
+      <w:pPr>
+        <w:spacing w:after="120" w:line="276" w:lineRule="auto"/>
+      </w:pPr>
+      <w:r>
+        <w:rPr>
+          <w:sz w:val="19"/>
+          <w:szCs w:val="19"/>
+        </w:rPr>
+        <w:t xml:space="preserve">Cette section détaille les sous-travaux de la ligne-chantier unique #ILL. Mise à jour du 24/05 : la vérification menée en base et sur le frontend a établi que trois sous-travaux que le v15 croyait ouverts étaient en réalité déjà livrés. Les anciennes lignes de tableau #ILL-lifecycle, #ILL-rpc-anon, #ILL-overdue, #ILL-archive, #ILL-reports et #ILL-digital sont désormais des sous-points de cette fiche. Cf. docs/decisions/CHANTIER_cloture_ILL_2026-05-24.</w:t>
+      </w:r>
+    </w:p>
+    <w:p>
+      <w:pPr>
+        <w:keepNext/>
+        <w:spacing w:before="160" w:after="40" w:line="276" w:lineRule="auto"/>
+      </w:pPr>
+      <w:r>
+        <w:rPr>
+          <w:b/>
+          <w:bCs/>
+          <w:color w:val="4B5563"/>
+          <w:sz w:val="20"/>
+          <w:szCs w:val="20"/>
+        </w:rPr>
+        <w:t>Sous-travaux livrés</w:t>
+      </w:r>
+    </w:p>
+    <w:p>
+      <w:pPr>
+        <w:spacing w:after="120" w:line="276" w:lineRule="auto"/>
+      </w:pPr>
+      <w:r>
+        <w:rPr>
+          <w:sz w:val="19"/>
+          <w:szCs w:val="19"/>
+        </w:rPr>
+        <w:t xml:space="preserve">✅ Cycle de prêt — session du 22/05. Sept correctifs en production : retour partiel des PEB câblé (RPC fn_peb_update_item_status, trigger de consolidation, frontend de pointage, mails enrichis) ; régression du mail de création réparée (passerelle SECURITY DEFINER fn_peb_emit_created_notification) ; policies DELETE encadrées ; auto-emprunt interdit ; disponibilité des exemplaires et périmètre prêteuse ; champs obligatoires à la création ; logistics_mode en énumération.</w:t>
+      </w:r>
+    </w:p>
+    <w:p>
+      <w:pPr>
+        <w:spacing w:after="120" w:line="276" w:lineRule="auto"/>
+      </w:pPr>
+      <w:r>
+        <w:rPr>
+          <w:sz w:val="19"/>
+          <w:szCs w:val="19"/>
+        </w:rPr>
+        <w:t xml:space="preserve">✅ Cycle de vie verrouillé (ex-#ILL-lifecycle) — vérifié résolu le 24/05. Les deux triggers que la fiche disait « à construire » existent et sont actifs : trg_peb_propagate_status (propagation expédition vers item_status, pose dispatched_at / returned_at) et trg_peb_validate_status_transition (validation des transitions contre la table-graphe interlibrary_loan_status_transitions). La spec-cycle-vie-peb.md a été implémentée ; le frontend pilote correctement ces triggers.</w:t>
+      </w:r>
+    </w:p>
+    <w:p>
+      <w:pPr>
+        <w:spacing w:after="120" w:line="276" w:lineRule="auto"/>
+      </w:pPr>
+      <w:r>
+        <w:rPr>
+          <w:sz w:val="19"/>
+          <w:szCs w:val="19"/>
+        </w:rPr>
+        <w:t xml:space="preserve">✅ Sécurité des RPC (ex-#ILL-rpc-anon) — vérifié résolu le 24/05, sans objet. Aucune fonction fn_peb_* ne porte de GRANT EXECUTE à anon ni à PUBLIC ; la sécurité est alignée sur la doctrine #150.</w:t>
+      </w:r>
+    </w:p>
+    <w:p>
+      <w:pPr>
+        <w:spacing w:after="120" w:line="276" w:lineRule="auto"/>
+      </w:pPr>
+      <w:r>
+        <w:rPr>
+          <w:sz w:val="19"/>
+          <w:szCs w:val="19"/>
+        </w:rPr>
+        <w:t xml:space="preserve">✅ Calcul du retard (ex-#ILL-overdue) — vérifié résolu le 24/05. fn_cron_peb_detect_overdue gère l’aller (passage à atrasado) et le retour (sortie du retard) ; le job cron anarbib-peb-detect-overdue-daily est actif, tous les jours à 3h40.</w:t>
+      </w:r>
+    </w:p>
+    <w:p>
+      <w:pPr>
+        <w:keepNext/>
+        <w:spacing w:before="160" w:after="40" w:line="276" w:lineRule="auto"/>
+      </w:pPr>
+      <w:r>
+        <w:rPr>
+          <w:b/>
+          <w:bCs/>
+          <w:color w:val="4B5563"/>
+          <w:sz w:val="20"/>
+          <w:szCs w:val="20"/>
+        </w:rPr>
+        <w:t>Sous-travaux ouverts</w:t>
+      </w:r>
+    </w:p>
+    <w:p>
+      <w:pPr>
+        <w:spacing w:after="120" w:line="276" w:lineRule="auto"/>
+      </w:pPr>
+      <w:r>
+        <w:rPr>
+          <w:sz w:val="19"/>
+          <w:szCs w:val="19"/>
+        </w:rPr>
+        <w:t xml:space="preserve">🟠 Archivage des PEB terminés (ex-#ILL-archive, score 12). La liste des PEB de la page Biblioteca s’allonge sans limite. Un PEB terminé doit sortir de la file active et devenir consultable à la demande dans l’onglet Relatórios. À cadrer : marqueur d’archivage (colonne archived_at, qui existe déjà en base) ; déclenchement (automatique au passage devolvido/cancelado, manuel, ou différé) ; vue api.peb_history_v1 ; réversibilité. À construire sur le modèle des vues api.painel_*_history_v1. C’est le seul vrai morceau de code restant du chantier PEB.</w:t>
+      </w:r>
+    </w:p>
+    <w:p>
+      <w:pPr>
+        <w:spacing w:after="120" w:line="276" w:lineRule="auto"/>
+      </w:pPr>
+      <w:r>
+        <w:rPr>
+          <w:sz w:val="19"/>
+          <w:szCs w:val="19"/>
+        </w:rPr>
+        <w:t xml:space="preserve">🟠 Comptes-rendus enrichis (ex-#ILL-reports, score 10). Les comptes-rendus hebdomadaires n’intègrent pas l’activité PEB. À enrichir pour qu’un CR reflète les prêts ouverts, retours et échanges en cours. À mener après l’archivage, dont il réutilise la vue d’historique. Recoupe le sous-constat (a) de #153.</w:t>
+      </w:r>
+    </w:p>
+    <w:p>
+      <w:pPr>
+        <w:spacing w:after="120" w:line="276" w:lineRule="auto"/>
+      </w:pPr>
+      <w:r>
+        <w:rPr>
+          <w:sz w:val="19"/>
+          <w:szCs w:val="19"/>
+        </w:rPr>
+        <w:t xml:space="preserve">🟡 Partage numérique (ex-#ILL-digital, score 5, en réflexion). Entre deux bibliothèques éloignées, la circulation d’un document épuisé passe souvent par la dématérialisation : scan, PDF, impression locale, sans retour d’objet. Circuit distinct à réfléchir sans calquer la mécanique de retour du PEB. Non mûr, inscrit pour mémoire.</w:t>
+      </w:r>
+    </w:p>
+    <w:p>
+      <w:pPr>
+        <w:keepNext/>
+        <w:spacing w:before="280" w:after="40" w:line="276" w:lineRule="auto"/>
+      </w:pPr>
+      <w:r>
+        <w:rPr>
+          <w:b/>
+          <w:bCs/>
+          <w:color w:val="1E40AF"/>
+          <w:sz w:val="22"/>
+          <w:szCs w:val="22"/>
+        </w:rPr>
+        <w:t xml:space="preserve">#PARTNERS — </w:t>
+      </w:r>
+      <w:r>
+        <w:rPr>
+          <w:b/>
+          <w:bCs/>
+          <w:sz w:val="22"/>
+          <w:szCs w:val="22"/>
+        </w:rPr>
+        <w:t>Partenaires de correspondance d’une bibliothèque</w:t>
+      </w:r>
+      <w:r>
+        <w:rPr>
+          <w:i/>
+          <w:iCs/>
+          <w:color w:val="6B7280"/>
+          <w:sz w:val="20"/>
+          <w:szCs w:val="20"/>
+        </w:rPr>
+        <w:t xml:space="preserve">   (✅ livré le 24/05)</w:t>
+      </w:r>
+    </w:p>
+    <w:p>
+      <w:pPr>
+        <w:spacing w:after="120" w:line="276" w:lineRule="auto"/>
+      </w:pPr>
+      <w:r>
+        <w:rPr>
+          <w:b/>
+          <w:bCs/>
+          <w:color w:val="4B5563"/>
+          <w:sz w:val="19"/>
+          <w:szCs w:val="19"/>
+        </w:rPr>
+        <w:t xml:space="preserve">Thème : </w:t>
+      </w:r>
+      <w:r>
+        <w:rPr>
+          <w:color w:val="4B5563"/>
+          <w:sz w:val="19"/>
+          <w:szCs w:val="19"/>
+        </w:rPr>
+        <w:t xml:space="preserve">Réseau      </w:t>
+      </w:r>
+      <w:r>
+        <w:rPr>
+          <w:b/>
+          <w:bCs/>
+          <w:color w:val="4B5563"/>
+          <w:sz w:val="19"/>
+          <w:szCs w:val="19"/>
+        </w:rPr>
+        <w:t xml:space="preserve">Statut : </w:t>
+      </w:r>
+      <w:r>
+        <w:rPr>
+          <w:color w:val="4B5563"/>
+          <w:sz w:val="19"/>
+          <w:szCs w:val="19"/>
+        </w:rPr>
+        <w:t xml:space="preserve">✅ RÉSOLU      </w:t>
+      </w:r>
+      <w:r>
+        <w:rPr>
+          <w:b/>
+          <w:bCs/>
+          <w:color w:val="4B5563"/>
+          <w:sz w:val="19"/>
+          <w:szCs w:val="19"/>
+        </w:rPr>
+        <w:t xml:space="preserve">Estimation : </w:t>
+      </w:r>
+      <w:r>
+        <w:rPr>
+          <w:color w:val="4B5563"/>
+          <w:sz w:val="19"/>
+          <w:szCs w:val="19"/>
+        </w:rPr>
+        <w:t>livré le 24/05 — étapes 1 à 4</w:t>
+      </w:r>
+    </w:p>
+    <w:p>
+      <w:pPr>
+        <w:spacing w:after="120" w:line="276" w:lineRule="auto"/>
+      </w:pPr>
+      <w:r>
+        <w:rPr>
+          <w:sz w:val="19"/>
+          <w:szCs w:val="19"/>
+        </w:rPr>
+        <w:t xml:space="preserve">Chantier ouvert et livré le 24/05. Dans l’onglet « documents et relations extérieures » de la page Biblioteca, chaque bibliothèque peut désormais déclarer ses partenaires de correspondance — les bibliothèques et collectifs avec qui elle entretient un lien affirmé et régulier. L’ancien bloc affichait la liste globale de catalog_partners en lecture seule, indistinctement pour toutes les bibliothèques ; il est remplacé par un éditeur propre à chaque bibliothèque.</w:t>
+      </w:r>
+    </w:p>
+    <w:p>
+      <w:pPr>
+        <w:spacing w:after="120" w:line="276" w:lineRule="auto"/>
+      </w:pPr>
+      <w:r>
+        <w:rPr>
+          <w:sz w:val="19"/>
+          <w:szCs w:val="19"/>
+        </w:rPr>
+        <w:t xml:space="preserve">Conception (spec docs/decisions/CHANTIER_partenaires_correspondance_2026-05-24). Cinq décisions arbitrées : le partenaire-catalogue référence l’annuaire catalog_partners ; modèle physique à deux colonnes nullables exclusives (partner_library_id vers libraries, partner_catalog_id vers catalog_partners) avec CHECK d’exclusivité ; toute relation est une déclaration unilatérale, la réciprocité entre deux bibliothèques étant le simple fait que deux lignes symétriques existent ; « correspondance affirmée et régulière » modélisée par simple appartenance, sans échelle d’intensité.</w:t>
+      </w:r>
+    </w:p>
+    <w:p>
+      <w:pPr>
+        <w:spacing w:after="120" w:line="276" w:lineRule="auto"/>
+      </w:pPr>
+      <w:r>
+        <w:rPr>
+          <w:sz w:val="19"/>
+          <w:szCs w:val="19"/>
+        </w:rPr>
+        <w:t xml:space="preserve">Livré en quatre étapes. Migration 20260524120000_library_partnerships : table, RLS (écriture réservée au staff de coordination via user_can_engage_library), trois RPC fn_library_partnership_add / _remove / _update_notes (doctrine RPC v3, SECURITY INVOKER), vue api.library_partnerships_ui, bloc DO de vérification. Frontend : composant LibraryPartnershipsSection remplaçant le bloc lecture seule de l’onglet documents. i18n : 18 clés biblioteca.partnerships.* dans les 8 langues. Build et test fonctionnel validés, déployé en production.</w:t>
+      </w:r>
+    </w:p>
+    <w:p>
+      <w:pPr>
+        <w:spacing w:after="120" w:line="276" w:lineRule="auto"/>
+      </w:pPr>
+      <w:r>
+        <w:rPr>
+          <w:sz w:val="19"/>
+          <w:szCs w:val="19"/>
+        </w:rPr>
+        <w:t xml:space="preserve">Point laissé ouvert pour un chantier ultérieur : le chaînon entre catalog_partners et ingest.partner_catalog_sources n’existe pas en base, si bien que « les partenaires d’import de telle bibliothèque » ne sont pas dérivables automatiquement ; l’éditeur propose donc l’ensemble des collectifs de l’annuaire. Ajouter une colonne catalog_partner_id à partner_catalog_sources permettrait cette dérivation — hors périmètre de ce chantier, à verser au backlog si le besoin se confirme.</w:t>
       </w:r>
     </w:p>
     <w:p>
@@ -26764,7 +24904,7 @@
         <w:spacing w:after="120" w:line="276" w:lineRule="auto"/>
       </w:pPr>
       <w:r>
-        <w:t>Priorité absolue : faire avancer #BIBLIO. L'étape 3 attend seulement le rétablissement de Woodpecker pour pousser son patch frontend ; les étapes 4 à 7 (audit des écarts intermédiaires) peuvent ensuite s'enchaîner. En parallèle, selon l'énergie disponible, l'une des options ci-dessous.</w:t>
+        <w:t>Priorité absolue : faire avancer #BIBLIO. L'étape 3 est livrée (backend et patch frontend poussés) ; les étapes 4 à 7 (audit des écarts intermédiaires) peuvent s'enchaîner. En parallèle, selon l'énergie disponible, l'une des options ci-dessous.</w:t>
       </w:r>
     </w:p>
     <w:p>
@@ -27601,12 +25741,6 @@
         <w:gridCol w:w="1600"/>
       </w:tblGrid>
       <w:tr>
-        <w:tblPrEx>
-          <w:tblCellMar>
-            <w:top w:w="0" w:type="dxa"/>
-            <w:bottom w:w="0" w:type="dxa"/>
-          </w:tblCellMar>
-        </w:tblPrEx>
         <w:trPr>
           <w:tblHeader/>
         </w:trPr>
@@ -27702,12 +25836,6 @@
         </w:tc>
       </w:tr>
       <w:tr>
-        <w:tblPrEx>
-          <w:tblCellMar>
-            <w:top w:w="0" w:type="dxa"/>
-            <w:bottom w:w="0" w:type="dxa"/>
-          </w:tblCellMar>
-        </w:tblPrEx>
         <w:tc>
           <w:tcPr>
             <w:tcW w:w="2600" w:type="dxa"/>
@@ -27793,12 +25921,6 @@
         </w:tc>
       </w:tr>
       <w:tr>
-        <w:tblPrEx>
-          <w:tblCellMar>
-            <w:top w:w="0" w:type="dxa"/>
-            <w:bottom w:w="0" w:type="dxa"/>
-          </w:tblCellMar>
-        </w:tblPrEx>
         <w:tc>
           <w:tcPr>
             <w:tcW w:w="2600" w:type="dxa"/>
@@ -27884,12 +26006,6 @@
         </w:tc>
       </w:tr>
       <w:tr>
-        <w:tblPrEx>
-          <w:tblCellMar>
-            <w:top w:w="0" w:type="dxa"/>
-            <w:bottom w:w="0" w:type="dxa"/>
-          </w:tblCellMar>
-        </w:tblPrEx>
         <w:tc>
           <w:tcPr>
             <w:tcW w:w="2600" w:type="dxa"/>
@@ -27975,12 +26091,6 @@
         </w:tc>
       </w:tr>
       <w:tr>
-        <w:tblPrEx>
-          <w:tblCellMar>
-            <w:top w:w="0" w:type="dxa"/>
-            <w:bottom w:w="0" w:type="dxa"/>
-          </w:tblCellMar>
-        </w:tblPrEx>
         <w:tc>
           <w:tcPr>
             <w:tcW w:w="2600" w:type="dxa"/>
@@ -28066,12 +26176,6 @@
         </w:tc>
       </w:tr>
       <w:tr>
-        <w:tblPrEx>
-          <w:tblCellMar>
-            <w:top w:w="0" w:type="dxa"/>
-            <w:bottom w:w="0" w:type="dxa"/>
-          </w:tblCellMar>
-        </w:tblPrEx>
         <w:tc>
           <w:tcPr>
             <w:tcW w:w="2600" w:type="dxa"/>
@@ -28228,7 +26332,39 @@
         <w:sz w:val="16"/>
         <w:szCs w:val="16"/>
       </w:rPr>
-      <w:t xml:space="preserve"> v15 trilingue — 23/05/2026 — page </w:t>
+      <w:t xml:space="preserve"> v1</w:t>
+    </w:r>
+    <w:r>
+      <w:rPr>
+        <w:color w:val="6B7280"/>
+        <w:sz w:val="16"/>
+        <w:szCs w:val="16"/>
+      </w:rPr>
+      <w:t>6</w:t>
+    </w:r>
+    <w:r>
+      <w:rPr>
+        <w:color w:val="6B7280"/>
+        <w:sz w:val="16"/>
+        <w:szCs w:val="16"/>
+      </w:rPr>
+      <w:t xml:space="preserve"> — 2</w:t>
+    </w:r>
+    <w:r>
+      <w:rPr>
+        <w:color w:val="6B7280"/>
+        <w:sz w:val="16"/>
+        <w:szCs w:val="16"/>
+      </w:rPr>
+      <w:t>4</w:t>
+    </w:r>
+    <w:r>
+      <w:rPr>
+        <w:color w:val="6B7280"/>
+        <w:sz w:val="16"/>
+        <w:szCs w:val="16"/>
+      </w:rPr>
+      <w:t xml:space="preserve">/05/2026 — page </w:t>
     </w:r>
     <w:r>
       <w:rPr>
@@ -28334,7 +26470,15 @@
         <w:sz w:val="16"/>
         <w:szCs w:val="16"/>
       </w:rPr>
-      <w:t xml:space="preserve"> v15 — FR · EN · PT</w:t>
+      <w:t xml:space="preserve"> v1</w:t>
+    </w:r>
+    <w:r>
+      <w:rPr>
+        <w:color w:val="6B7280"/>
+        <w:sz w:val="16"/>
+        <w:szCs w:val="16"/>
+      </w:rPr>
+      <w:t>6</w:t>
     </w:r>
   </w:p>
 </w:hdr>
@@ -29103,6 +27247,48 @@
       <w:szCs w:val="20"/>
     </w:rPr>
   </w:style>
+  <w:style w:type="paragraph" w:styleId="En-tte">
+    <w:name w:val="header"/>
+    <w:basedOn w:val="Normal"/>
+    <w:link w:val="En-tteCar"/>
+    <w:uiPriority w:val="99"/>
+    <w:unhideWhenUsed/>
+    <w:rsid w:val="005A2CD5"/>
+    <w:pPr>
+      <w:tabs>
+        <w:tab w:val="center" w:pos="4536"/>
+        <w:tab w:val="right" w:pos="9072"/>
+      </w:tabs>
+    </w:pPr>
+  </w:style>
+  <w:style w:type="character" w:customStyle="1" w:styleId="En-tteCar">
+    <w:name w:val="En-tête Car"/>
+    <w:basedOn w:val="Policepardfaut"/>
+    <w:link w:val="En-tte"/>
+    <w:uiPriority w:val="99"/>
+    <w:rsid w:val="005A2CD5"/>
+  </w:style>
+  <w:style w:type="paragraph" w:styleId="Pieddepage">
+    <w:name w:val="footer"/>
+    <w:basedOn w:val="Normal"/>
+    <w:link w:val="PieddepageCar"/>
+    <w:uiPriority w:val="99"/>
+    <w:unhideWhenUsed/>
+    <w:rsid w:val="005A2CD5"/>
+    <w:pPr>
+      <w:tabs>
+        <w:tab w:val="center" w:pos="4536"/>
+        <w:tab w:val="right" w:pos="9072"/>
+      </w:tabs>
+    </w:pPr>
+  </w:style>
+  <w:style w:type="character" w:customStyle="1" w:styleId="PieddepageCar">
+    <w:name w:val="Pied de page Car"/>
+    <w:basedOn w:val="Policepardfaut"/>
+    <w:link w:val="Pieddepage"/>
+    <w:uiPriority w:val="99"/>
+    <w:rsid w:val="005A2CD5"/>
+  </w:style>
 </w:styles>
 </file>
 

--- a/docs/backlogs/AnarBib-Backlog-2026-05-24-v16.docx
+++ b/docs/backlogs/AnarBib-Backlog-2026-05-24-v16.docx
@@ -441,7 +441,7 @@
         <w:spacing w:after="60" w:line="276" w:lineRule="auto"/>
       </w:pPr>
       <w:r>
-        <w:t>PEB / interbibliothèques : 1 item (#ILL, chantier unique ; 6 sous-travaux livrés, 3 ouverts en sous-points)</w:t>
+        <w:t>PEB / interbibliothèques : 1 item (#ILL, chantier unique ; 5 sous-travaux livrés, 1 ouvert en sous-point)</w:t>
       </w:r>
     </w:p>
     <w:p>
@@ -15887,7 +15887,7 @@
                 <w:sz w:val="17"/>
                 <w:szCs w:val="17"/>
               </w:rPr>
-              <w:t>Chantier PEB — cycle du prêt interbibliothèques. 6 sous-travaux livrés, 3 ouverts (archive, reports, digital) — voir fiche</w:t>
+              <w:t>Chantier PEB — cycle du prêt interbibliothèques. 5 sous-travaux livrés, 1 ouvert (digital, à spécifier) — voir fiche</w:t>
             </w:r>
           </w:p>
         </w:tc>
@@ -15971,7 +15971,7 @@
                 <w:sz w:val="17"/>
                 <w:szCs w:val="17"/>
               </w:rPr>
-              <w:t>🟡 LARGEMENT LIVRÉ — 3 sous-travaux ouverts</w:t>
+              <w:t>🟢 LIVRÉ — 1 sous-travail à spécifier (digital)</w:t>
             </w:r>
           </w:p>
         </w:tc>
@@ -24242,7 +24242,7 @@
           <w:sz w:val="20"/>
           <w:szCs w:val="20"/>
         </w:rPr>
-        <w:t xml:space="preserve">   (✅ en grande partie livré)</w:t>
+        <w:t xml:space="preserve">   (✅ livré — reste #ILL-digital à spécifier)</w:t>
       </w:r>
     </w:p>
     <w:p>
@@ -24283,7 +24283,7 @@
           <w:sz w:val="19"/>
           <w:szCs w:val="19"/>
         </w:rPr>
-        <w:t xml:space="preserve">✅ EN GRANDE PARTIE LIVRÉ      </w:t>
+        <w:t xml:space="preserve">✅ LIVRÉ — reste #ILL-digital à spécifier      </w:t>
       </w:r>
       <w:r>
         <w:rPr>
@@ -24613,7 +24613,7 @@
           <w:sz w:val="19"/>
           <w:szCs w:val="19"/>
         </w:rPr>
-        <w:t xml:space="preserve">Cette section détaille les sous-travaux de la ligne-chantier unique #ILL. Mise à jour du 24/05 : la vérification menée en base et sur le frontend a établi que trois sous-travaux que le v15 croyait ouverts étaient en réalité déjà livrés. Les anciennes lignes de tableau #ILL-lifecycle, #ILL-rpc-anon, #ILL-overdue, #ILL-archive, #ILL-reports et #ILL-digital sont désormais des sous-points de cette fiche. Cf. docs/decisions/CHANTIER_cloture_ILL_2026-05-24.</w:t>
+        <w:t xml:space="preserve">Cette section détaille les sous-travaux de la ligne-chantier unique #ILL. Les anciennes lignes de tableau #ILL-lifecycle, #ILL-rpc-anon, #ILL-overdue, #ILL-archive, #ILL-reports et #ILL-digital sont désormais des sous-points de cette fiche. Au 24/05, la vérification en base avait établi que trois d'entre eux (lifecycle, rpc-anon, overdue) que le v15 croyait ouverts étaient déjà livrés. Les 24 et 25/05, les sous-travaux archive et reports ont été réalisés à leur tour. Au 25/05, le chantier PEB compte donc cinq sous-travaux livrés ; seul le partage numérique (digital) reste ouvert, au stade du cadrage. Cf. docs/decisions/CHANTIER_cloture_ILL_2026-05-24.</w:t>
       </w:r>
     </w:p>
     <w:p>
@@ -24682,6 +24682,30 @@
     </w:p>
     <w:p>
       <w:pPr>
+        <w:spacing w:after="120" w:line="276" w:lineRule="auto"/>
+      </w:pPr>
+      <w:r>
+        <w:rPr>
+          <w:sz w:val="19"/>
+          <w:szCs w:val="19"/>
+        </w:rPr>
+        <w:t xml:space="preserve">✅ Archivage des PEB terminés (ex-#ILL-archive, score 12) — livré le 25/05. Un PEB terminé (devolvido/cancelado) peut être archivé par le staff : il sort de la file active de la page Biblioteca et devient consultable dans l’onglet Rapports. Migration 20260525090000_peb_archive (RPC fn_peb_archive_loan / fn_peb_unarchive_loan, vue api.peb_history_v1) + correctif 20260525100000_peb_archive_fix (conformité aux CHECK archive_consistency / archive_reason : archived_at et archive_reason posés ensemble, cause admin_manual). Frontend : composant PebHistorySection, filtre archived_at de la file active, bouton archiver, garde-fou visuel « à archiver » au-delà de 30 jours, descartar masqué sur les PEB terminaux. i18n 15 clés × 8 langues. Déclenchement manuel retenu (avec garde-fou visuel). Cf. docs/decisions/CHANTIER_cloture_ILL_2026-05-24.</w:t>
+      </w:r>
+    </w:p>
+    <w:p>
+      <w:pPr>
+        <w:spacing w:after="120" w:line="276" w:lineRule="auto"/>
+      </w:pPr>
+      <w:r>
+        <w:rPr>
+          <w:sz w:val="19"/>
+          <w:szCs w:val="19"/>
+        </w:rPr>
+        <w:t xml:space="preserve">✅ Comptes-rendus enrichis (ex-#ILL-reports, score 10) — livré le 25/05. Le compte-rendu hebdomadaire de la page Biblioteca intègre désormais une section PEB : compteurs (PEB en cours, en retard, terminés en attente d’archivage) et liste des PEB en cours avec le sens du prêt, le partenaire et les titres des exemplaires. Volet B : correctif du rafraîchissement de la file active au désarchivage (callback onChange PebHistorySection vers loadAll). Volet C : correction terminologique pt-BR « conta-rendida » → « relatório ». i18n 7 clés × 8 langues. Résout le sous-constat (a) de #153.</w:t>
+      </w:r>
+    </w:p>
+    <w:p>
+      <w:pPr>
         <w:keepNext/>
         <w:spacing w:before="160" w:after="40" w:line="276" w:lineRule="auto"/>
       </w:pPr>
@@ -24705,31 +24729,7 @@
           <w:sz w:val="19"/>
           <w:szCs w:val="19"/>
         </w:rPr>
-        <w:t xml:space="preserve">🟠 Archivage des PEB terminés (ex-#ILL-archive, score 12). La liste des PEB de la page Biblioteca s’allonge sans limite. Un PEB terminé doit sortir de la file active et devenir consultable à la demande dans l’onglet Relatórios. À cadrer : marqueur d’archivage (colonne archived_at, qui existe déjà en base) ; déclenchement (automatique au passage devolvido/cancelado, manuel, ou différé) ; vue api.peb_history_v1 ; réversibilité. À construire sur le modèle des vues api.painel_*_history_v1. C’est le seul vrai morceau de code restant du chantier PEB.</w:t>
-      </w:r>
-    </w:p>
-    <w:p>
-      <w:pPr>
-        <w:spacing w:after="120" w:line="276" w:lineRule="auto"/>
-      </w:pPr>
-      <w:r>
-        <w:rPr>
-          <w:sz w:val="19"/>
-          <w:szCs w:val="19"/>
-        </w:rPr>
-        <w:t xml:space="preserve">🟠 Comptes-rendus enrichis (ex-#ILL-reports, score 10). Les comptes-rendus hebdomadaires n’intègrent pas l’activité PEB. À enrichir pour qu’un CR reflète les prêts ouverts, retours et échanges en cours. À mener après l’archivage, dont il réutilise la vue d’historique. Recoupe le sous-constat (a) de #153.</w:t>
-      </w:r>
-    </w:p>
-    <w:p>
-      <w:pPr>
-        <w:spacing w:after="120" w:line="276" w:lineRule="auto"/>
-      </w:pPr>
-      <w:r>
-        <w:rPr>
-          <w:sz w:val="19"/>
-          <w:szCs w:val="19"/>
-        </w:rPr>
-        <w:t xml:space="preserve">🟡 Partage numérique (ex-#ILL-digital, score 5, en réflexion). Entre deux bibliothèques éloignées, la circulation d’un document épuisé passe souvent par la dématérialisation : scan, PDF, impression locale, sans retour d’objet. Circuit distinct à réfléchir sans calquer la mécanique de retour du PEB. Non mûr, inscrit pour mémoire.</w:t>
+        <w:t xml:space="preserve">🟡 Partage numérique (ex-#ILL-digital, score 5) — à spécifier. Entre deux bibliothèques éloignées, la circulation d’un document épuisé ou fragile passe souvent par la dématérialisation : scan, PDF, impression locale, sans retour d’objet. Ce sous-travail ne sera PAS une extension du PEB : le partage numérique est un circuit distinct, à cheval sur Biblioteca, Catalogção et/ou Importações, à concevoir sans calquer la mécanique de retour du PEB (qui présuppose un objet physique faisant l’aller-retour). Prochaine étape : une note de cadrage posant les questions ouvertes (statut des documents numérisés, périmètre, conservation du fichier) — pas une implémentation. Non mûr, inscrit pour mémoire.</w:t>
       </w:r>
     </w:p>
     <w:p>
